--- a/09_c_LAB301x_VN_v0.02_Project_Document.docx
+++ b/09_c_LAB301x_VN_v0.02_Project_Document.docx
@@ -2453,9 +2453,6 @@
     <w:p>
       <w:pPr>
         <w:pStyle w:val="Heading1"/>
-        <w:rPr>
-          <w:lang w:val="en-US"/>
-        </w:rPr>
       </w:pPr>
       <w:bookmarkStart w:id="3" w:name="_Toc82276609"/>
       <w:r>
@@ -2476,13 +2473,7 @@
       </w:r>
       <w:bookmarkEnd w:id="3"/>
     </w:p>
-    <w:p>
-      <w:pPr>
-        <w:rPr>
-          <w:lang w:val="en-US"/>
-        </w:rPr>
-      </w:pPr>
-    </w:p>
+    <w:p/>
     <w:p>
       <w:pPr>
         <w:jc w:val="left"/>
@@ -10992,17 +10983,7 @@
           <w:szCs w:val="28"/>
           <w:lang w:val="en-US"/>
         </w:rPr>
-        <w:t xml:space="preserve">2.6 </w:t>
-      </w:r>
-      <w:r>
-        <w:rPr>
-          <w:rFonts w:eastAsiaTheme="majorEastAsia" w:cstheme="majorBidi"/>
-          <w:b/>
-          <w:bCs/>
-          <w:szCs w:val="28"/>
-          <w:lang w:val="en-US"/>
-        </w:rPr>
-        <w:t>YÊU CẦU PHI CHỨC NĂNG</w:t>
+        <w:t>2.6 YÊU CẦU PHI CHỨC NĂNG</w:t>
       </w:r>
     </w:p>
     <w:p>
@@ -11562,17 +11543,7 @@
           <w:szCs w:val="28"/>
           <w:lang w:val="en-US"/>
         </w:rPr>
-        <w:t>2.6.</w:t>
-      </w:r>
-      <w:r>
-        <w:rPr>
-          <w:rFonts w:eastAsiaTheme="majorEastAsia" w:cstheme="majorBidi"/>
-          <w:b/>
-          <w:bCs/>
-          <w:szCs w:val="28"/>
-          <w:lang w:val="en-US"/>
-        </w:rPr>
-        <w:t>3. Usability (Khả năng sử dụng)</w:t>
+        <w:t>2.6.3. Usability (Khả năng sử dụng)</w:t>
       </w:r>
     </w:p>
     <w:p>
@@ -12023,17 +11994,7 @@
           <w:lang w:val="en-US"/>
         </w:rPr>
         <w:lastRenderedPageBreak/>
-        <w:t>2.6.</w:t>
-      </w:r>
-      <w:r>
-        <w:rPr>
-          <w:rFonts w:eastAsiaTheme="majorEastAsia" w:cstheme="majorBidi"/>
-          <w:b/>
-          <w:bCs/>
-          <w:szCs w:val="28"/>
-          <w:lang w:val="en-US"/>
-        </w:rPr>
-        <w:t>6. Maintainability (Khả năng bảo trì)</w:t>
+        <w:t>2.6.6. Maintainability (Khả năng bảo trì)</w:t>
       </w:r>
     </w:p>
     <w:p>
@@ -12186,17 +12147,7 @@
           <w:szCs w:val="28"/>
           <w:lang w:val="en-US"/>
         </w:rPr>
-        <w:t>2.6.</w:t>
-      </w:r>
-      <w:r>
-        <w:rPr>
-          <w:rFonts w:eastAsiaTheme="majorEastAsia" w:cstheme="majorBidi"/>
-          <w:b/>
-          <w:bCs/>
-          <w:szCs w:val="28"/>
-          <w:lang w:val="en-US"/>
-        </w:rPr>
-        <w:t>7. Reliability (Độ tin cậy)</w:t>
+        <w:t>2.6.7. Reliability (Độ tin cậy)</w:t>
       </w:r>
     </w:p>
     <w:p>
@@ -12560,17 +12511,7 @@
           <w:szCs w:val="28"/>
           <w:lang w:val="en-US"/>
         </w:rPr>
-        <w:t>2.6.</w:t>
-      </w:r>
-      <w:r>
-        <w:rPr>
-          <w:rFonts w:eastAsiaTheme="majorEastAsia" w:cstheme="majorBidi"/>
-          <w:b/>
-          <w:bCs/>
-          <w:szCs w:val="28"/>
-          <w:lang w:val="en-US"/>
-        </w:rPr>
-        <w:t>9. Logging &amp; Monitoring</w:t>
+        <w:t>2.6.9. Logging &amp; Monitoring</w:t>
       </w:r>
     </w:p>
     <w:p>
@@ -12884,6 +12825,9 @@
     <w:p>
       <w:pPr>
         <w:pStyle w:val="Heading1"/>
+        <w:rPr>
+          <w:lang w:val="en-US"/>
+        </w:rPr>
       </w:pPr>
       <w:bookmarkStart w:id="5" w:name="_Toc82276611"/>
       <w:r>
@@ -12899,121 +12843,2170 @@
     </w:p>
     <w:p>
       <w:pPr>
-        <w:pStyle w:val="ListParagraph"/>
+        <w:rPr>
+          <w:b/>
+          <w:bCs/>
+          <w:lang w:val="en-US"/>
+        </w:rPr>
+      </w:pPr>
+      <w:r>
+        <w:rPr>
+          <w:b/>
+          <w:bCs/>
+          <w:lang w:val="en-US"/>
+        </w:rPr>
+        <w:t>3.1 Architecture Overview (Tổng quan kiến trúc)</w:t>
+      </w:r>
+    </w:p>
+    <w:p>
+      <w:pPr>
+        <w:jc w:val="left"/>
+        <w:rPr>
+          <w:sz w:val="24"/>
+          <w:szCs w:val="24"/>
+          <w:lang w:val="en-US"/>
+        </w:rPr>
+      </w:pPr>
+      <w:r>
+        <w:rPr>
+          <w:sz w:val="24"/>
+          <w:szCs w:val="24"/>
+          <w:lang w:val="en-US"/>
+        </w:rPr>
+        <w:t xml:space="preserve">Hệ thống Job Hunter được xây dựng theo mô hình </w:t>
+      </w:r>
+      <w:r>
+        <w:rPr>
+          <w:b/>
+          <w:bCs/>
+          <w:sz w:val="24"/>
+          <w:szCs w:val="24"/>
+          <w:lang w:val="en-US"/>
+        </w:rPr>
+        <w:t>MVC (Model – View – Controller)</w:t>
+      </w:r>
+      <w:r>
+        <w:rPr>
+          <w:sz w:val="24"/>
+          <w:szCs w:val="24"/>
+          <w:lang w:val="en-US"/>
+        </w:rPr>
+        <w:t xml:space="preserve"> kết hợp với kiến trúc </w:t>
+      </w:r>
+      <w:r>
+        <w:rPr>
+          <w:b/>
+          <w:bCs/>
+          <w:sz w:val="24"/>
+          <w:szCs w:val="24"/>
+          <w:lang w:val="en-US"/>
+        </w:rPr>
+        <w:t>3-Tier Architecture</w:t>
+      </w:r>
+      <w:r>
+        <w:rPr>
+          <w:sz w:val="24"/>
+          <w:szCs w:val="24"/>
+          <w:lang w:val="en-US"/>
+        </w:rPr>
+        <w:t>, bao gồm:</w:t>
+      </w:r>
+    </w:p>
+    <w:p>
+      <w:pPr>
         <w:numPr>
           <w:ilvl w:val="0"/>
-          <w:numId w:val="4"/>
+          <w:numId w:val="20"/>
         </w:numPr>
-        <w:rPr>
-          <w:i/>
-          <w:color w:val="1F4E79" w:themeColor="accent1" w:themeShade="80"/>
-        </w:rPr>
-      </w:pPr>
-      <w:r>
-        <w:rPr>
-          <w:i/>
-          <w:color w:val="1F4E79" w:themeColor="accent1" w:themeShade="80"/>
-        </w:rPr>
-        <w:t>Vẽ sơ đồ các thành phần và cách thức tương tác giữa các thành phần.</w:t>
-      </w:r>
-    </w:p>
-    <w:p>
-      <w:pPr>
-        <w:pStyle w:val="ListParagraph"/>
+        <w:jc w:val="left"/>
+        <w:rPr>
+          <w:sz w:val="24"/>
+          <w:szCs w:val="24"/>
+          <w:lang w:val="en-US"/>
+        </w:rPr>
+      </w:pPr>
+      <w:r>
+        <w:rPr>
+          <w:b/>
+          <w:bCs/>
+          <w:sz w:val="24"/>
+          <w:szCs w:val="24"/>
+          <w:lang w:val="en-US"/>
+        </w:rPr>
+        <w:t>Presentation Layer (View)</w:t>
+      </w:r>
+      <w:r>
+        <w:rPr>
+          <w:sz w:val="24"/>
+          <w:szCs w:val="24"/>
+          <w:lang w:val="en-US"/>
+        </w:rPr>
+        <w:br/>
+        <w:t xml:space="preserve">Sử dụng </w:t>
+      </w:r>
+      <w:r>
+        <w:rPr>
+          <w:b/>
+          <w:bCs/>
+          <w:sz w:val="24"/>
+          <w:szCs w:val="24"/>
+          <w:lang w:val="en-US"/>
+        </w:rPr>
+        <w:t>Thymeleaf + Bootstrap</w:t>
+      </w:r>
+      <w:r>
+        <w:rPr>
+          <w:sz w:val="24"/>
+          <w:szCs w:val="24"/>
+          <w:lang w:val="en-US"/>
+        </w:rPr>
+        <w:t xml:space="preserve"> để xây dựng giao diện người dùng.</w:t>
+      </w:r>
+      <w:r>
+        <w:rPr>
+          <w:sz w:val="24"/>
+          <w:szCs w:val="24"/>
+          <w:lang w:val="en-US"/>
+        </w:rPr>
+        <w:br/>
+        <w:t>Chịu trách nhiệm hiển thị dữ liệu và nhận input từ người dùng.</w:t>
+      </w:r>
+    </w:p>
+    <w:p>
+      <w:pPr>
         <w:numPr>
           <w:ilvl w:val="0"/>
-          <w:numId w:val="4"/>
+          <w:numId w:val="20"/>
         </w:numPr>
-        <w:rPr>
-          <w:i/>
-          <w:color w:val="1F4E79" w:themeColor="accent1" w:themeShade="80"/>
-        </w:rPr>
-      </w:pPr>
-      <w:r>
-        <w:rPr>
-          <w:i/>
-          <w:color w:val="1F4E79" w:themeColor="accent1" w:themeShade="80"/>
-        </w:rPr>
-        <w:t>Xác định các quy định cần tuân thủ khi viết code</w:t>
-      </w:r>
-    </w:p>
-    <w:p>
-      <w:pPr>
-        <w:pStyle w:val="ListParagraph"/>
+        <w:jc w:val="left"/>
+        <w:rPr>
+          <w:sz w:val="24"/>
+          <w:szCs w:val="24"/>
+          <w:lang w:val="en-US"/>
+        </w:rPr>
+      </w:pPr>
+      <w:r>
+        <w:rPr>
+          <w:b/>
+          <w:bCs/>
+          <w:sz w:val="24"/>
+          <w:szCs w:val="24"/>
+          <w:lang w:val="en-US"/>
+        </w:rPr>
+        <w:t>Application Layer (Controller + Service)</w:t>
+      </w:r>
+    </w:p>
+    <w:p>
+      <w:pPr>
+        <w:numPr>
+          <w:ilvl w:val="1"/>
+          <w:numId w:val="20"/>
+        </w:numPr>
+        <w:jc w:val="left"/>
+        <w:rPr>
+          <w:sz w:val="24"/>
+          <w:szCs w:val="24"/>
+          <w:lang w:val="en-US"/>
+        </w:rPr>
+      </w:pPr>
+      <w:r>
+        <w:rPr>
+          <w:b/>
+          <w:bCs/>
+          <w:sz w:val="24"/>
+          <w:szCs w:val="24"/>
+          <w:lang w:val="en-US"/>
+        </w:rPr>
+        <w:t>Controller</w:t>
+      </w:r>
+      <w:r>
+        <w:rPr>
+          <w:sz w:val="24"/>
+          <w:szCs w:val="24"/>
+          <w:lang w:val="en-US"/>
+        </w:rPr>
+        <w:t>: Nhận request từ client, xử lý routing</w:t>
+      </w:r>
+    </w:p>
+    <w:p>
+      <w:pPr>
+        <w:numPr>
+          <w:ilvl w:val="1"/>
+          <w:numId w:val="20"/>
+        </w:numPr>
+        <w:jc w:val="left"/>
+        <w:rPr>
+          <w:sz w:val="24"/>
+          <w:szCs w:val="24"/>
+          <w:lang w:val="en-US"/>
+        </w:rPr>
+      </w:pPr>
+      <w:r>
+        <w:rPr>
+          <w:b/>
+          <w:bCs/>
+          <w:sz w:val="24"/>
+          <w:szCs w:val="24"/>
+          <w:lang w:val="en-US"/>
+        </w:rPr>
+        <w:t>Service</w:t>
+      </w:r>
+      <w:r>
+        <w:rPr>
+          <w:sz w:val="24"/>
+          <w:szCs w:val="24"/>
+          <w:lang w:val="en-US"/>
+        </w:rPr>
+        <w:t>: Xử lý logic nghiệp vụ (business logic)</w:t>
+      </w:r>
+    </w:p>
+    <w:p>
+      <w:pPr>
         <w:numPr>
           <w:ilvl w:val="0"/>
-          <w:numId w:val="4"/>
+          <w:numId w:val="20"/>
         </w:numPr>
-        <w:rPr>
-          <w:i/>
-          <w:color w:val="1F4E79" w:themeColor="accent1" w:themeShade="80"/>
-        </w:rPr>
-      </w:pPr>
-      <w:r>
-        <w:rPr>
-          <w:i/>
-          <w:color w:val="1F4E79" w:themeColor="accent1" w:themeShade="80"/>
-        </w:rPr>
-        <w:t>Trình bày cách tổ chức CODE trong dự án</w:t>
-      </w:r>
-    </w:p>
-    <w:p>
-      <w:pPr>
-        <w:pStyle w:val="ListParagraph"/>
+        <w:jc w:val="left"/>
+        <w:rPr>
+          <w:sz w:val="24"/>
+          <w:szCs w:val="24"/>
+          <w:lang w:val="en-US"/>
+        </w:rPr>
+      </w:pPr>
+      <w:r>
+        <w:rPr>
+          <w:b/>
+          <w:bCs/>
+          <w:sz w:val="24"/>
+          <w:szCs w:val="24"/>
+          <w:lang w:val="en-US"/>
+        </w:rPr>
+        <w:t>Data Access Layer (Repository)</w:t>
+      </w:r>
+      <w:r>
+        <w:rPr>
+          <w:sz w:val="24"/>
+          <w:szCs w:val="24"/>
+          <w:lang w:val="en-US"/>
+        </w:rPr>
+        <w:br/>
+        <w:t xml:space="preserve">Sử dụng </w:t>
+      </w:r>
+      <w:r>
+        <w:rPr>
+          <w:b/>
+          <w:bCs/>
+          <w:sz w:val="24"/>
+          <w:szCs w:val="24"/>
+          <w:lang w:val="en-US"/>
+        </w:rPr>
+        <w:t>Spring Data JPA (Hibernate)</w:t>
+      </w:r>
+      <w:r>
+        <w:rPr>
+          <w:sz w:val="24"/>
+          <w:szCs w:val="24"/>
+          <w:lang w:val="en-US"/>
+        </w:rPr>
+        <w:t xml:space="preserve"> để thao tác với database</w:t>
+      </w:r>
+      <w:r>
+        <w:rPr>
+          <w:sz w:val="24"/>
+          <w:szCs w:val="24"/>
+          <w:lang w:val="en-US"/>
+        </w:rPr>
+        <w:br/>
+        <w:t>Thay thế cho JDBC truyền thống</w:t>
+      </w:r>
+    </w:p>
+    <w:p>
+      <w:pPr>
         <w:numPr>
           <w:ilvl w:val="0"/>
-          <w:numId w:val="4"/>
+          <w:numId w:val="20"/>
         </w:numPr>
-        <w:rPr>
-          <w:i/>
-          <w:color w:val="1F4E79" w:themeColor="accent1" w:themeShade="80"/>
-        </w:rPr>
-      </w:pPr>
-      <w:r>
-        <w:rPr>
-          <w:i/>
-          <w:color w:val="1F4E79" w:themeColor="accent1" w:themeShade="80"/>
-        </w:rPr>
-        <w:t>Liệt kê các thư viện thirdparty sử dụng trong dự án</w:t>
-      </w:r>
-    </w:p>
-    <w:p>
-      <w:pPr>
-        <w:pStyle w:val="ListParagraph"/>
+        <w:jc w:val="left"/>
+        <w:rPr>
+          <w:sz w:val="24"/>
+          <w:szCs w:val="24"/>
+          <w:lang w:val="en-US"/>
+        </w:rPr>
+      </w:pPr>
+      <w:r>
+        <w:rPr>
+          <w:b/>
+          <w:bCs/>
+          <w:sz w:val="24"/>
+          <w:szCs w:val="24"/>
+          <w:lang w:val="en-US"/>
+        </w:rPr>
+        <w:t>Database Layer</w:t>
+      </w:r>
+      <w:r>
+        <w:rPr>
+          <w:sz w:val="24"/>
+          <w:szCs w:val="24"/>
+          <w:lang w:val="en-US"/>
+        </w:rPr>
+        <w:br/>
+        <w:t>Sử dụng hệ quản trị cơ sở dữ liệu quan hệ (RDBMS) như MySQL</w:t>
+      </w:r>
+    </w:p>
+    <w:p>
+      <w:pPr>
+        <w:rPr>
+          <w:b/>
+          <w:bCs/>
+          <w:lang w:val="en-US"/>
+        </w:rPr>
+      </w:pPr>
+      <w:r>
+        <w:rPr>
+          <w:b/>
+          <w:bCs/>
+        </w:rPr>
+        <w:t>3.2 Component Diagram (Sơ đồ thành phần)</w:t>
+      </w:r>
+    </w:p>
+    <w:p>
+      <w:pPr>
+        <w:rPr>
+          <w:b/>
+          <w:bCs/>
+          <w:lang w:val="en-US"/>
+        </w:rPr>
+      </w:pPr>
+      <w:r>
+        <w:rPr>
+          <w:noProof/>
+        </w:rPr>
+        <w:drawing>
+          <wp:inline distT="0" distB="0" distL="0" distR="0" wp14:anchorId="4ADBF5AB" wp14:editId="4092DEB3">
+            <wp:extent cx="5733415" cy="1323975"/>
+            <wp:effectExtent l="0" t="0" r="635" b="9525"/>
+            <wp:docPr id="1887479443" name="Picture 1"/>
+            <wp:cNvGraphicFramePr>
+              <a:graphicFrameLocks xmlns:a="http://schemas.openxmlformats.org/drawingml/2006/main" noChangeAspect="1"/>
+            </wp:cNvGraphicFramePr>
+            <a:graphic xmlns:a="http://schemas.openxmlformats.org/drawingml/2006/main">
+              <a:graphicData uri="http://schemas.openxmlformats.org/drawingml/2006/picture">
+                <pic:pic xmlns:pic="http://schemas.openxmlformats.org/drawingml/2006/picture">
+                  <pic:nvPicPr>
+                    <pic:cNvPr id="0" name="Picture 1"/>
+                    <pic:cNvPicPr>
+                      <a:picLocks noChangeAspect="1" noChangeArrowheads="1"/>
+                    </pic:cNvPicPr>
+                  </pic:nvPicPr>
+                  <pic:blipFill>
+                    <a:blip r:embed="rId10">
+                      <a:extLst>
+                        <a:ext uri="{28A0092B-C50C-407E-A947-70E740481C1C}">
+                          <a14:useLocalDpi xmlns:a14="http://schemas.microsoft.com/office/drawing/2010/main" val="0"/>
+                        </a:ext>
+                      </a:extLst>
+                    </a:blip>
+                    <a:srcRect/>
+                    <a:stretch>
+                      <a:fillRect/>
+                    </a:stretch>
+                  </pic:blipFill>
+                  <pic:spPr bwMode="auto">
+                    <a:xfrm>
+                      <a:off x="0" y="0"/>
+                      <a:ext cx="5733415" cy="1323975"/>
+                    </a:xfrm>
+                    <a:prstGeom prst="rect">
+                      <a:avLst/>
+                    </a:prstGeom>
+                    <a:noFill/>
+                    <a:ln>
+                      <a:noFill/>
+                    </a:ln>
+                  </pic:spPr>
+                </pic:pic>
+              </a:graphicData>
+            </a:graphic>
+          </wp:inline>
+        </w:drawing>
+      </w:r>
+    </w:p>
+    <w:p>
+      <w:pPr>
+        <w:rPr>
+          <w:b/>
+          <w:bCs/>
+          <w:lang w:val="en-US"/>
+        </w:rPr>
+      </w:pPr>
+    </w:p>
+    <w:p>
+      <w:pPr>
+        <w:rPr>
+          <w:b/>
+          <w:bCs/>
+          <w:lang w:val="en-US"/>
+        </w:rPr>
+      </w:pPr>
+    </w:p>
+    <w:p>
+      <w:pPr>
+        <w:rPr>
+          <w:b/>
+          <w:bCs/>
+          <w:lang w:val="en-US"/>
+        </w:rPr>
+      </w:pPr>
+    </w:p>
+    <w:p>
+      <w:pPr>
+        <w:rPr>
+          <w:b/>
+          <w:bCs/>
+          <w:lang w:val="en-US"/>
+        </w:rPr>
+      </w:pPr>
+      <w:r>
+        <w:rPr>
+          <w:b/>
+          <w:bCs/>
+        </w:rPr>
+        <w:lastRenderedPageBreak/>
+        <w:t>3.3 System Workflow</w:t>
+      </w:r>
+    </w:p>
+    <w:p>
+      <w:pPr>
+        <w:rPr>
+          <w:b/>
+          <w:bCs/>
+          <w:lang w:val="en-US"/>
+        </w:rPr>
+      </w:pPr>
+      <w:r>
+        <w:rPr>
+          <w:noProof/>
+        </w:rPr>
+        <w:drawing>
+          <wp:inline distT="0" distB="0" distL="0" distR="0" wp14:anchorId="362AA438" wp14:editId="12E583D7">
+            <wp:extent cx="5733415" cy="3544570"/>
+            <wp:effectExtent l="0" t="0" r="635" b="0"/>
+            <wp:docPr id="1955247179" name="Picture 3"/>
+            <wp:cNvGraphicFramePr>
+              <a:graphicFrameLocks xmlns:a="http://schemas.openxmlformats.org/drawingml/2006/main" noChangeAspect="1"/>
+            </wp:cNvGraphicFramePr>
+            <a:graphic xmlns:a="http://schemas.openxmlformats.org/drawingml/2006/main">
+              <a:graphicData uri="http://schemas.openxmlformats.org/drawingml/2006/picture">
+                <pic:pic xmlns:pic="http://schemas.openxmlformats.org/drawingml/2006/picture">
+                  <pic:nvPicPr>
+                    <pic:cNvPr id="0" name="Picture 56"/>
+                    <pic:cNvPicPr>
+                      <a:picLocks noChangeAspect="1" noChangeArrowheads="1"/>
+                    </pic:cNvPicPr>
+                  </pic:nvPicPr>
+                  <pic:blipFill>
+                    <a:blip r:embed="rId11">
+                      <a:extLst>
+                        <a:ext uri="{28A0092B-C50C-407E-A947-70E740481C1C}">
+                          <a14:useLocalDpi xmlns:a14="http://schemas.microsoft.com/office/drawing/2010/main" val="0"/>
+                        </a:ext>
+                      </a:extLst>
+                    </a:blip>
+                    <a:srcRect/>
+                    <a:stretch>
+                      <a:fillRect/>
+                    </a:stretch>
+                  </pic:blipFill>
+                  <pic:spPr bwMode="auto">
+                    <a:xfrm>
+                      <a:off x="0" y="0"/>
+                      <a:ext cx="5733415" cy="3544570"/>
+                    </a:xfrm>
+                    <a:prstGeom prst="rect">
+                      <a:avLst/>
+                    </a:prstGeom>
+                    <a:noFill/>
+                    <a:ln>
+                      <a:noFill/>
+                    </a:ln>
+                  </pic:spPr>
+                </pic:pic>
+              </a:graphicData>
+            </a:graphic>
+          </wp:inline>
+        </w:drawing>
+      </w:r>
+    </w:p>
+    <w:p>
+      <w:pPr>
+        <w:rPr>
+          <w:b/>
+          <w:bCs/>
+          <w:lang w:val="en-US"/>
+        </w:rPr>
+      </w:pPr>
+    </w:p>
+    <w:p>
+      <w:pPr>
+        <w:rPr>
+          <w:b/>
+          <w:bCs/>
+          <w:lang w:val="en-US"/>
+        </w:rPr>
+      </w:pPr>
+      <w:r>
+        <w:rPr>
+          <w:b/>
+          <w:bCs/>
+          <w:lang w:val="en-US"/>
+        </w:rPr>
+        <w:t>4. Coding Standards (Quy chuẩn lập trình)</w:t>
+      </w:r>
+    </w:p>
+    <w:p>
+      <w:pPr>
+        <w:rPr>
+          <w:lang w:val="en-US"/>
+        </w:rPr>
+      </w:pPr>
+    </w:p>
+    <w:p>
+      <w:pPr>
+        <w:rPr>
+          <w:b/>
+          <w:bCs/>
+          <w:lang w:val="en-US"/>
+        </w:rPr>
+      </w:pPr>
+      <w:r>
+        <w:rPr>
+          <w:b/>
+          <w:bCs/>
+          <w:lang w:val="en-US"/>
+        </w:rPr>
+        <w:t>4.1 Naming Convention (Quy tắc đặt tên)</w:t>
+      </w:r>
+    </w:p>
+    <w:tbl>
+      <w:tblPr>
+        <w:tblStyle w:val="TableGrid"/>
+        <w:tblW w:w="0" w:type="auto"/>
+        <w:tblLook w:val="04A0" w:firstRow="1" w:lastRow="0" w:firstColumn="1" w:lastColumn="0" w:noHBand="0" w:noVBand="1"/>
+      </w:tblPr>
+      <w:tblGrid>
+        <w:gridCol w:w="1615"/>
+        <w:gridCol w:w="6989"/>
+      </w:tblGrid>
+      <w:tr>
+        <w:tc>
+          <w:tcPr>
+            <w:tcW w:w="1615" w:type="dxa"/>
+            <w:hideMark/>
+          </w:tcPr>
+          <w:p>
+            <w:pPr>
+              <w:spacing w:after="160" w:line="259" w:lineRule="auto"/>
+              <w:rPr>
+                <w:b/>
+                <w:bCs/>
+                <w:sz w:val="24"/>
+                <w:szCs w:val="24"/>
+                <w:lang w:val="en-US"/>
+              </w:rPr>
+            </w:pPr>
+            <w:r>
+              <w:rPr>
+                <w:b/>
+                <w:bCs/>
+                <w:sz w:val="24"/>
+                <w:szCs w:val="24"/>
+                <w:lang w:val="en-US"/>
+              </w:rPr>
+              <w:t>Thành phần</w:t>
+            </w:r>
+          </w:p>
+        </w:tc>
+        <w:tc>
+          <w:tcPr>
+            <w:tcW w:w="6989" w:type="dxa"/>
+            <w:hideMark/>
+          </w:tcPr>
+          <w:p>
+            <w:pPr>
+              <w:spacing w:after="160" w:line="259" w:lineRule="auto"/>
+              <w:rPr>
+                <w:b/>
+                <w:bCs/>
+                <w:sz w:val="24"/>
+                <w:szCs w:val="24"/>
+                <w:lang w:val="en-US"/>
+              </w:rPr>
+            </w:pPr>
+            <w:r>
+              <w:rPr>
+                <w:b/>
+                <w:bCs/>
+                <w:sz w:val="24"/>
+                <w:szCs w:val="24"/>
+                <w:lang w:val="en-US"/>
+              </w:rPr>
+              <w:t>Quy tắc</w:t>
+            </w:r>
+          </w:p>
+        </w:tc>
+      </w:tr>
+      <w:tr>
+        <w:tc>
+          <w:tcPr>
+            <w:tcW w:w="1615" w:type="dxa"/>
+            <w:hideMark/>
+          </w:tcPr>
+          <w:p>
+            <w:pPr>
+              <w:spacing w:after="160" w:line="259" w:lineRule="auto"/>
+              <w:rPr>
+                <w:sz w:val="24"/>
+                <w:szCs w:val="24"/>
+                <w:lang w:val="en-US"/>
+              </w:rPr>
+            </w:pPr>
+            <w:r>
+              <w:rPr>
+                <w:sz w:val="24"/>
+                <w:szCs w:val="24"/>
+                <w:lang w:val="en-US"/>
+              </w:rPr>
+              <w:t>Class</w:t>
+            </w:r>
+          </w:p>
+        </w:tc>
+        <w:tc>
+          <w:tcPr>
+            <w:tcW w:w="6989" w:type="dxa"/>
+            <w:hideMark/>
+          </w:tcPr>
+          <w:p>
+            <w:pPr>
+              <w:spacing w:after="160" w:line="259" w:lineRule="auto"/>
+              <w:rPr>
+                <w:sz w:val="24"/>
+                <w:szCs w:val="24"/>
+                <w:lang w:val="en-US"/>
+              </w:rPr>
+            </w:pPr>
+            <w:r>
+              <w:rPr>
+                <w:sz w:val="24"/>
+                <w:szCs w:val="24"/>
+                <w:lang w:val="en-US"/>
+              </w:rPr>
+              <w:t>PascalCase (UserService, JobController)</w:t>
+            </w:r>
+          </w:p>
+        </w:tc>
+      </w:tr>
+      <w:tr>
+        <w:tc>
+          <w:tcPr>
+            <w:tcW w:w="1615" w:type="dxa"/>
+            <w:hideMark/>
+          </w:tcPr>
+          <w:p>
+            <w:pPr>
+              <w:spacing w:after="160" w:line="259" w:lineRule="auto"/>
+              <w:rPr>
+                <w:sz w:val="24"/>
+                <w:szCs w:val="24"/>
+                <w:lang w:val="en-US"/>
+              </w:rPr>
+            </w:pPr>
+            <w:r>
+              <w:rPr>
+                <w:sz w:val="24"/>
+                <w:szCs w:val="24"/>
+                <w:lang w:val="en-US"/>
+              </w:rPr>
+              <w:t>Method</w:t>
+            </w:r>
+          </w:p>
+        </w:tc>
+        <w:tc>
+          <w:tcPr>
+            <w:tcW w:w="6989" w:type="dxa"/>
+            <w:hideMark/>
+          </w:tcPr>
+          <w:p>
+            <w:pPr>
+              <w:spacing w:after="160" w:line="259" w:lineRule="auto"/>
+              <w:rPr>
+                <w:sz w:val="24"/>
+                <w:szCs w:val="24"/>
+                <w:lang w:val="en-US"/>
+              </w:rPr>
+            </w:pPr>
+            <w:r>
+              <w:rPr>
+                <w:sz w:val="24"/>
+                <w:szCs w:val="24"/>
+                <w:lang w:val="en-US"/>
+              </w:rPr>
+              <w:t>camelCase (getUserById, applyJob)</w:t>
+            </w:r>
+          </w:p>
+        </w:tc>
+      </w:tr>
+      <w:tr>
+        <w:tc>
+          <w:tcPr>
+            <w:tcW w:w="1615" w:type="dxa"/>
+            <w:hideMark/>
+          </w:tcPr>
+          <w:p>
+            <w:pPr>
+              <w:spacing w:after="160" w:line="259" w:lineRule="auto"/>
+              <w:rPr>
+                <w:sz w:val="24"/>
+                <w:szCs w:val="24"/>
+                <w:lang w:val="en-US"/>
+              </w:rPr>
+            </w:pPr>
+            <w:r>
+              <w:rPr>
+                <w:sz w:val="24"/>
+                <w:szCs w:val="24"/>
+                <w:lang w:val="en-US"/>
+              </w:rPr>
+              <w:t>Variable</w:t>
+            </w:r>
+          </w:p>
+        </w:tc>
+        <w:tc>
+          <w:tcPr>
+            <w:tcW w:w="6989" w:type="dxa"/>
+            <w:hideMark/>
+          </w:tcPr>
+          <w:p>
+            <w:pPr>
+              <w:spacing w:after="160" w:line="259" w:lineRule="auto"/>
+              <w:rPr>
+                <w:sz w:val="24"/>
+                <w:szCs w:val="24"/>
+                <w:lang w:val="en-US"/>
+              </w:rPr>
+            </w:pPr>
+            <w:r>
+              <w:rPr>
+                <w:sz w:val="24"/>
+                <w:szCs w:val="24"/>
+                <w:lang w:val="en-US"/>
+              </w:rPr>
+              <w:t>camelCase (userName, jobList)</w:t>
+            </w:r>
+          </w:p>
+        </w:tc>
+      </w:tr>
+      <w:tr>
+        <w:tc>
+          <w:tcPr>
+            <w:tcW w:w="1615" w:type="dxa"/>
+            <w:hideMark/>
+          </w:tcPr>
+          <w:p>
+            <w:pPr>
+              <w:spacing w:after="160" w:line="259" w:lineRule="auto"/>
+              <w:rPr>
+                <w:sz w:val="24"/>
+                <w:szCs w:val="24"/>
+                <w:lang w:val="en-US"/>
+              </w:rPr>
+            </w:pPr>
+            <w:r>
+              <w:rPr>
+                <w:sz w:val="24"/>
+                <w:szCs w:val="24"/>
+                <w:lang w:val="en-US"/>
+              </w:rPr>
+              <w:t>Constant</w:t>
+            </w:r>
+          </w:p>
+        </w:tc>
+        <w:tc>
+          <w:tcPr>
+            <w:tcW w:w="6989" w:type="dxa"/>
+            <w:hideMark/>
+          </w:tcPr>
+          <w:p>
+            <w:pPr>
+              <w:spacing w:after="160" w:line="259" w:lineRule="auto"/>
+              <w:rPr>
+                <w:sz w:val="24"/>
+                <w:szCs w:val="24"/>
+                <w:lang w:val="en-US"/>
+              </w:rPr>
+            </w:pPr>
+            <w:r>
+              <w:rPr>
+                <w:sz w:val="24"/>
+                <w:szCs w:val="24"/>
+                <w:lang w:val="en-US"/>
+              </w:rPr>
+              <w:t>UPPER_CASE (MAX_SIZE, DEFAULT_ROLE)</w:t>
+            </w:r>
+          </w:p>
+        </w:tc>
+      </w:tr>
+      <w:tr>
+        <w:tc>
+          <w:tcPr>
+            <w:tcW w:w="1615" w:type="dxa"/>
+            <w:hideMark/>
+          </w:tcPr>
+          <w:p>
+            <w:pPr>
+              <w:spacing w:after="160" w:line="259" w:lineRule="auto"/>
+              <w:rPr>
+                <w:sz w:val="24"/>
+                <w:szCs w:val="24"/>
+                <w:lang w:val="en-US"/>
+              </w:rPr>
+            </w:pPr>
+            <w:r>
+              <w:rPr>
+                <w:sz w:val="24"/>
+                <w:szCs w:val="24"/>
+                <w:lang w:val="en-US"/>
+              </w:rPr>
+              <w:t>Package</w:t>
+            </w:r>
+          </w:p>
+        </w:tc>
+        <w:tc>
+          <w:tcPr>
+            <w:tcW w:w="6989" w:type="dxa"/>
+            <w:hideMark/>
+          </w:tcPr>
+          <w:p>
+            <w:pPr>
+              <w:spacing w:after="160" w:line="259" w:lineRule="auto"/>
+              <w:rPr>
+                <w:sz w:val="24"/>
+                <w:szCs w:val="24"/>
+                <w:lang w:val="en-US"/>
+              </w:rPr>
+            </w:pPr>
+            <w:r>
+              <w:rPr>
+                <w:sz w:val="24"/>
+                <w:szCs w:val="24"/>
+                <w:lang w:val="en-US"/>
+              </w:rPr>
+              <w:t>lowercase (com.jobhunter.service)</w:t>
+            </w:r>
+          </w:p>
+        </w:tc>
+      </w:tr>
+    </w:tbl>
+    <w:p>
+      <w:pPr>
+        <w:rPr>
+          <w:lang w:val="en-US"/>
+        </w:rPr>
+      </w:pPr>
+    </w:p>
+    <w:p>
+      <w:pPr>
+        <w:rPr>
+          <w:lang w:val="en-US"/>
+        </w:rPr>
+      </w:pPr>
+    </w:p>
+    <w:p>
+      <w:pPr>
+        <w:rPr>
+          <w:lang w:val="en-US"/>
+        </w:rPr>
+      </w:pPr>
+    </w:p>
+    <w:p>
+      <w:pPr>
+        <w:rPr>
+          <w:lang w:val="en-US"/>
+        </w:rPr>
+      </w:pPr>
+    </w:p>
+    <w:p>
+      <w:pPr>
+        <w:rPr>
+          <w:lang w:val="en-US"/>
+        </w:rPr>
+      </w:pPr>
+    </w:p>
+    <w:p>
+      <w:pPr>
+        <w:rPr>
+          <w:b/>
+          <w:bCs/>
+          <w:lang w:val="fr-FR"/>
+        </w:rPr>
+      </w:pPr>
+      <w:r>
+        <w:rPr>
+          <w:b/>
+          <w:bCs/>
+          <w:lang w:val="fr-FR"/>
+        </w:rPr>
+        <w:lastRenderedPageBreak/>
+        <w:t>4.2 Code Structure (Cấu trúc code)</w:t>
+      </w:r>
+    </w:p>
+    <w:p>
+      <w:pPr>
+        <w:rPr>
+          <w:sz w:val="24"/>
+          <w:szCs w:val="24"/>
+          <w:lang w:val="en-US"/>
+        </w:rPr>
+      </w:pPr>
+      <w:r>
+        <w:rPr>
+          <w:sz w:val="24"/>
+          <w:szCs w:val="24"/>
+          <w:lang w:val="en-US"/>
+        </w:rPr>
+        <w:t>Dự án được tổ chức theo layer:</w:t>
+      </w:r>
+    </w:p>
+    <w:p>
+      <w:pPr>
+        <w:ind w:left="720"/>
+        <w:rPr>
+          <w:sz w:val="24"/>
+          <w:szCs w:val="24"/>
+          <w:lang w:val="en-US"/>
+        </w:rPr>
+      </w:pPr>
+      <w:r>
+        <w:rPr>
+          <w:sz w:val="24"/>
+          <w:szCs w:val="24"/>
+          <w:lang w:val="en-US"/>
+        </w:rPr>
+        <w:t>controller/</w:t>
+      </w:r>
+      <w:r>
+        <w:rPr>
+          <w:sz w:val="24"/>
+          <w:szCs w:val="24"/>
+          <w:lang w:val="en-US"/>
+        </w:rPr>
+        <w:br/>
+        <w:t>service/</w:t>
+      </w:r>
+      <w:r>
+        <w:rPr>
+          <w:sz w:val="24"/>
+          <w:szCs w:val="24"/>
+          <w:lang w:val="en-US"/>
+        </w:rPr>
+        <w:br/>
+        <w:t>repository/</w:t>
+      </w:r>
+      <w:r>
+        <w:rPr>
+          <w:sz w:val="24"/>
+          <w:szCs w:val="24"/>
+          <w:lang w:val="en-US"/>
+        </w:rPr>
+        <w:br/>
+        <w:t>model/</w:t>
+      </w:r>
+      <w:r>
+        <w:rPr>
+          <w:sz w:val="24"/>
+          <w:szCs w:val="24"/>
+          <w:lang w:val="en-US"/>
+        </w:rPr>
+        <w:br/>
+        <w:t>dto/</w:t>
+      </w:r>
+      <w:r>
+        <w:rPr>
+          <w:sz w:val="24"/>
+          <w:szCs w:val="24"/>
+          <w:lang w:val="en-US"/>
+        </w:rPr>
+        <w:br/>
+        <w:t>config/</w:t>
+      </w:r>
+    </w:p>
+    <w:p>
+      <w:pPr>
+        <w:rPr>
+          <w:sz w:val="24"/>
+          <w:szCs w:val="24"/>
+          <w:lang w:val="en-US"/>
+        </w:rPr>
+      </w:pPr>
+      <w:r>
+        <w:rPr>
+          <w:sz w:val="24"/>
+          <w:szCs w:val="24"/>
+          <w:lang w:val="en-US"/>
+        </w:rPr>
+        <w:t>Nguyên tắc:</w:t>
+      </w:r>
+    </w:p>
+    <w:p>
+      <w:pPr>
         <w:numPr>
           <w:ilvl w:val="0"/>
-          <w:numId w:val="4"/>
+          <w:numId w:val="21"/>
         </w:numPr>
         <w:rPr>
-          <w:lang w:val="en-US"/>
-        </w:rPr>
-      </w:pPr>
-      <w:r>
-        <w:rPr>
-          <w:i/>
-          <w:color w:val="1F4E79" w:themeColor="accent1" w:themeShade="80"/>
-          <w:lang w:val="en-US"/>
-        </w:rPr>
-        <w:t xml:space="preserve">Hoàn thành khi thực hiện Task </w:t>
-      </w:r>
-      <w:r>
-        <w:rPr>
-          <w:i/>
-          <w:color w:val="1F4E79" w:themeColor="accent1" w:themeShade="80"/>
-          <w:lang w:val="en-US"/>
-        </w:rPr>
-        <w:t>3</w:t>
-      </w:r>
-    </w:p>
-    <w:p>
-      <w:pPr>
-        <w:pStyle w:val="ListParagraph"/>
+          <w:sz w:val="24"/>
+          <w:szCs w:val="24"/>
+          <w:lang w:val="en-US"/>
+        </w:rPr>
+      </w:pPr>
+      <w:r>
+        <w:rPr>
+          <w:sz w:val="24"/>
+          <w:szCs w:val="24"/>
+          <w:lang w:val="en-US"/>
+        </w:rPr>
+        <w:t xml:space="preserve">Controller </w:t>
+      </w:r>
+      <w:r>
+        <w:rPr>
+          <w:b/>
+          <w:bCs/>
+          <w:sz w:val="24"/>
+          <w:szCs w:val="24"/>
+          <w:lang w:val="en-US"/>
+        </w:rPr>
+        <w:t>không chứa business logic</w:t>
+      </w:r>
+    </w:p>
+    <w:p>
+      <w:pPr>
         <w:numPr>
           <w:ilvl w:val="0"/>
-          <w:numId w:val="4"/>
+          <w:numId w:val="21"/>
         </w:numPr>
         <w:rPr>
-          <w:lang w:val="en-US"/>
+          <w:sz w:val="24"/>
+          <w:szCs w:val="24"/>
+          <w:lang w:val="en-US"/>
+        </w:rPr>
+      </w:pPr>
+      <w:r>
+        <w:rPr>
+          <w:sz w:val="24"/>
+          <w:szCs w:val="24"/>
+          <w:lang w:val="en-US"/>
+        </w:rPr>
+        <w:t>Service xử lý logic chính</w:t>
+      </w:r>
+    </w:p>
+    <w:p>
+      <w:pPr>
+        <w:numPr>
+          <w:ilvl w:val="0"/>
+          <w:numId w:val="21"/>
+        </w:numPr>
+        <w:rPr>
+          <w:sz w:val="24"/>
+          <w:szCs w:val="24"/>
+          <w:lang w:val="en-US"/>
+        </w:rPr>
+      </w:pPr>
+      <w:r>
+        <w:rPr>
+          <w:sz w:val="24"/>
+          <w:szCs w:val="24"/>
+          <w:lang w:val="en-US"/>
+        </w:rPr>
+        <w:t>Repository chỉ thao tác DB</w:t>
+      </w:r>
+    </w:p>
+    <w:p>
+      <w:pPr>
+        <w:numPr>
+          <w:ilvl w:val="0"/>
+          <w:numId w:val="21"/>
+        </w:numPr>
+        <w:rPr>
+          <w:sz w:val="24"/>
+          <w:szCs w:val="24"/>
+          <w:lang w:val="en-US"/>
+        </w:rPr>
+      </w:pPr>
+      <w:r>
+        <w:rPr>
+          <w:sz w:val="24"/>
+          <w:szCs w:val="24"/>
+          <w:lang w:val="en-US"/>
+        </w:rPr>
+        <w:t>Sử dụng DTO để truyền dữ liệu giữa các layer</w:t>
+      </w:r>
+    </w:p>
+    <w:p>
+      <w:pPr>
+        <w:ind w:left="360"/>
+        <w:rPr>
+          <w:sz w:val="24"/>
+          <w:szCs w:val="24"/>
+          <w:lang w:val="en-US"/>
+        </w:rPr>
+      </w:pPr>
+    </w:p>
+    <w:p>
+      <w:pPr>
+        <w:rPr>
+          <w:b/>
+          <w:bCs/>
+          <w:lang w:val="en-US"/>
+        </w:rPr>
+      </w:pPr>
+      <w:r>
+        <w:rPr>
+          <w:b/>
+          <w:bCs/>
+          <w:lang w:val="en-US"/>
+        </w:rPr>
+        <w:t>4.3 Validation &amp; Security (Xác thực và bảo mật)</w:t>
+      </w:r>
+    </w:p>
+    <w:p>
+      <w:pPr>
+        <w:rPr>
+          <w:b/>
+          <w:bCs/>
+          <w:sz w:val="24"/>
+          <w:szCs w:val="24"/>
+          <w:lang w:val="en-US"/>
+        </w:rPr>
+      </w:pPr>
+      <w:r>
+        <w:rPr>
+          <w:b/>
+          <w:bCs/>
+          <w:sz w:val="24"/>
+          <w:szCs w:val="24"/>
+          <w:lang w:val="en-US"/>
+        </w:rPr>
+        <w:t>Validation</w:t>
+      </w:r>
+    </w:p>
+    <w:p>
+      <w:pPr>
+        <w:numPr>
+          <w:ilvl w:val="0"/>
+          <w:numId w:val="22"/>
+        </w:numPr>
+        <w:rPr>
+          <w:sz w:val="24"/>
+          <w:szCs w:val="24"/>
+          <w:lang w:val="en-US"/>
+        </w:rPr>
+      </w:pPr>
+      <w:r>
+        <w:rPr>
+          <w:sz w:val="24"/>
+          <w:szCs w:val="24"/>
+          <w:lang w:val="en-US"/>
+        </w:rPr>
+        <w:t>Sử dụng annotation:</w:t>
+      </w:r>
+    </w:p>
+    <w:p>
+      <w:pPr>
+        <w:numPr>
+          <w:ilvl w:val="1"/>
+          <w:numId w:val="22"/>
+        </w:numPr>
+        <w:rPr>
+          <w:sz w:val="24"/>
+          <w:szCs w:val="24"/>
+          <w:lang w:val="en-US"/>
+        </w:rPr>
+      </w:pPr>
+      <w:r>
+        <w:rPr>
+          <w:sz w:val="24"/>
+          <w:szCs w:val="24"/>
+          <w:lang w:val="en-US"/>
+        </w:rPr>
+        <w:t>@NotNull</w:t>
+      </w:r>
+    </w:p>
+    <w:p>
+      <w:pPr>
+        <w:numPr>
+          <w:ilvl w:val="1"/>
+          <w:numId w:val="22"/>
+        </w:numPr>
+        <w:rPr>
+          <w:sz w:val="24"/>
+          <w:szCs w:val="24"/>
+          <w:lang w:val="en-US"/>
+        </w:rPr>
+      </w:pPr>
+      <w:r>
+        <w:rPr>
+          <w:sz w:val="24"/>
+          <w:szCs w:val="24"/>
+          <w:lang w:val="en-US"/>
+        </w:rPr>
+        <w:t>@Email</w:t>
+      </w:r>
+    </w:p>
+    <w:p>
+      <w:pPr>
+        <w:numPr>
+          <w:ilvl w:val="1"/>
+          <w:numId w:val="22"/>
+        </w:numPr>
+        <w:rPr>
+          <w:sz w:val="24"/>
+          <w:szCs w:val="24"/>
+          <w:lang w:val="en-US"/>
+        </w:rPr>
+      </w:pPr>
+      <w:r>
+        <w:rPr>
+          <w:sz w:val="24"/>
+          <w:szCs w:val="24"/>
+          <w:lang w:val="en-US"/>
+        </w:rPr>
+        <w:t>@Size</w:t>
+      </w:r>
+    </w:p>
+    <w:p>
+      <w:pPr>
+        <w:numPr>
+          <w:ilvl w:val="0"/>
+          <w:numId w:val="22"/>
+        </w:numPr>
+        <w:rPr>
+          <w:sz w:val="24"/>
+          <w:szCs w:val="24"/>
+          <w:lang w:val="en-US"/>
+        </w:rPr>
+      </w:pPr>
+      <w:r>
+        <w:rPr>
+          <w:sz w:val="24"/>
+          <w:szCs w:val="24"/>
+          <w:lang w:val="en-US"/>
+        </w:rPr>
+        <w:t>Validate ở cả:</w:t>
+      </w:r>
+    </w:p>
+    <w:p>
+      <w:pPr>
+        <w:numPr>
+          <w:ilvl w:val="1"/>
+          <w:numId w:val="22"/>
+        </w:numPr>
+        <w:rPr>
+          <w:sz w:val="24"/>
+          <w:szCs w:val="24"/>
+          <w:lang w:val="en-US"/>
+        </w:rPr>
+      </w:pPr>
+      <w:r>
+        <w:rPr>
+          <w:sz w:val="24"/>
+          <w:szCs w:val="24"/>
+          <w:lang w:val="en-US"/>
+        </w:rPr>
+        <w:t>Frontend (HTML)</w:t>
+      </w:r>
+    </w:p>
+    <w:p>
+      <w:pPr>
+        <w:numPr>
+          <w:ilvl w:val="1"/>
+          <w:numId w:val="22"/>
+        </w:numPr>
+        <w:rPr>
+          <w:sz w:val="24"/>
+          <w:szCs w:val="24"/>
+          <w:lang w:val="en-US"/>
+        </w:rPr>
+      </w:pPr>
+      <w:r>
+        <w:rPr>
+          <w:sz w:val="24"/>
+          <w:szCs w:val="24"/>
+          <w:lang w:val="en-US"/>
+        </w:rPr>
+        <w:t>Backend (Spring Validation)</w:t>
+      </w:r>
+    </w:p>
+    <w:p>
+      <w:pPr>
+        <w:rPr>
+          <w:b/>
+          <w:bCs/>
+          <w:sz w:val="24"/>
+          <w:szCs w:val="24"/>
+          <w:lang w:val="en-US"/>
+        </w:rPr>
+      </w:pPr>
+      <w:r>
+        <w:rPr>
+          <w:b/>
+          <w:bCs/>
+          <w:sz w:val="24"/>
+          <w:szCs w:val="24"/>
+          <w:lang w:val="en-US"/>
+        </w:rPr>
+        <w:t>Security</w:t>
+      </w:r>
+    </w:p>
+    <w:p>
+      <w:pPr>
+        <w:numPr>
+          <w:ilvl w:val="0"/>
+          <w:numId w:val="23"/>
+        </w:numPr>
+        <w:rPr>
+          <w:sz w:val="24"/>
+          <w:szCs w:val="24"/>
+          <w:lang w:val="en-US"/>
+        </w:rPr>
+      </w:pPr>
+      <w:r>
+        <w:rPr>
+          <w:sz w:val="24"/>
+          <w:szCs w:val="24"/>
+          <w:lang w:val="en-US"/>
+        </w:rPr>
+        <w:t xml:space="preserve">Sử dụng </w:t>
+      </w:r>
+      <w:r>
+        <w:rPr>
+          <w:b/>
+          <w:bCs/>
+          <w:sz w:val="24"/>
+          <w:szCs w:val="24"/>
+          <w:lang w:val="en-US"/>
+        </w:rPr>
+        <w:t>Spring Security</w:t>
+      </w:r>
+    </w:p>
+    <w:p>
+      <w:pPr>
+        <w:numPr>
+          <w:ilvl w:val="0"/>
+          <w:numId w:val="23"/>
+        </w:numPr>
+        <w:rPr>
+          <w:sz w:val="24"/>
+          <w:szCs w:val="24"/>
+          <w:lang w:val="en-US"/>
+        </w:rPr>
+      </w:pPr>
+      <w:r>
+        <w:rPr>
+          <w:sz w:val="24"/>
+          <w:szCs w:val="24"/>
+          <w:lang w:val="en-US"/>
+        </w:rPr>
+        <w:t>Chức năng:</w:t>
+      </w:r>
+    </w:p>
+    <w:p>
+      <w:pPr>
+        <w:numPr>
+          <w:ilvl w:val="1"/>
+          <w:numId w:val="23"/>
+        </w:numPr>
+        <w:rPr>
+          <w:sz w:val="24"/>
+          <w:szCs w:val="24"/>
+          <w:lang w:val="en-US"/>
+        </w:rPr>
+      </w:pPr>
+      <w:r>
+        <w:rPr>
+          <w:sz w:val="24"/>
+          <w:szCs w:val="24"/>
+          <w:lang w:val="en-US"/>
+        </w:rPr>
+        <w:t>Authentication (Đăng nhập)</w:t>
+      </w:r>
+    </w:p>
+    <w:p>
+      <w:pPr>
+        <w:numPr>
+          <w:ilvl w:val="1"/>
+          <w:numId w:val="23"/>
+        </w:numPr>
+        <w:rPr>
+          <w:sz w:val="24"/>
+          <w:szCs w:val="24"/>
+          <w:lang w:val="en-US"/>
+        </w:rPr>
+      </w:pPr>
+      <w:r>
+        <w:rPr>
+          <w:sz w:val="24"/>
+          <w:szCs w:val="24"/>
+          <w:lang w:val="en-US"/>
+        </w:rPr>
+        <w:t>Authorization (Phân quyền: USER / ADMIN)</w:t>
+      </w:r>
+    </w:p>
+    <w:p>
+      <w:pPr>
+        <w:numPr>
+          <w:ilvl w:val="0"/>
+          <w:numId w:val="23"/>
+        </w:numPr>
+        <w:rPr>
+          <w:sz w:val="24"/>
+          <w:szCs w:val="24"/>
+          <w:lang w:val="en-US"/>
+        </w:rPr>
+      </w:pPr>
+      <w:r>
+        <w:rPr>
+          <w:sz w:val="24"/>
+          <w:szCs w:val="24"/>
+          <w:lang w:val="en-US"/>
+        </w:rPr>
+        <w:t>Mã hóa password bằng:</w:t>
+      </w:r>
+    </w:p>
+    <w:p>
+      <w:pPr>
+        <w:numPr>
+          <w:ilvl w:val="1"/>
+          <w:numId w:val="23"/>
+        </w:numPr>
+        <w:rPr>
+          <w:sz w:val="24"/>
+          <w:szCs w:val="24"/>
+          <w:lang w:val="en-US"/>
+        </w:rPr>
+      </w:pPr>
+      <w:r>
+        <w:rPr>
+          <w:sz w:val="24"/>
+          <w:szCs w:val="24"/>
+          <w:lang w:val="en-US"/>
+        </w:rPr>
+        <w:t>BCryptPasswordEncoder</w:t>
+      </w:r>
+    </w:p>
+    <w:p>
+      <w:pPr>
+        <w:numPr>
+          <w:ilvl w:val="0"/>
+          <w:numId w:val="23"/>
+        </w:numPr>
+        <w:rPr>
+          <w:sz w:val="24"/>
+          <w:szCs w:val="24"/>
+          <w:lang w:val="en-US"/>
+        </w:rPr>
+      </w:pPr>
+      <w:r>
+        <w:rPr>
+          <w:sz w:val="24"/>
+          <w:szCs w:val="24"/>
+          <w:lang w:val="en-US"/>
+        </w:rPr>
+        <w:t>Session-based authentication</w:t>
+      </w:r>
+    </w:p>
+    <w:p>
+      <w:pPr>
+        <w:rPr>
+          <w:lang w:val="en-US"/>
+        </w:rPr>
+      </w:pPr>
+    </w:p>
+    <w:p>
+      <w:pPr>
+        <w:rPr>
+          <w:b/>
+          <w:bCs/>
+          <w:lang w:val="en-US"/>
+        </w:rPr>
+      </w:pPr>
+      <w:r>
+        <w:rPr>
+          <w:b/>
+          <w:bCs/>
+          <w:lang w:val="en-US"/>
+        </w:rPr>
+        <w:lastRenderedPageBreak/>
+        <w:t>5. Project Structure (Cấu trúc dự án)</w:t>
+      </w:r>
+    </w:p>
+    <w:p>
+      <w:pPr>
+        <w:rPr>
+          <w:lang w:val="en-US"/>
+        </w:rPr>
+      </w:pPr>
+    </w:p>
+    <w:p>
+      <w:pPr>
+        <w:rPr>
+          <w:b/>
+          <w:bCs/>
+          <w:lang w:val="fr-FR"/>
+        </w:rPr>
+      </w:pPr>
+      <w:r>
+        <w:rPr>
+          <w:noProof/>
+        </w:rPr>
+        <w:drawing>
+          <wp:inline distT="0" distB="0" distL="0" distR="0" wp14:anchorId="7785747C" wp14:editId="5AE5BFAA">
+            <wp:extent cx="3337560" cy="3886200"/>
+            <wp:effectExtent l="0" t="0" r="0" b="0"/>
+            <wp:docPr id="129728017" name="Picture 2"/>
+            <wp:cNvGraphicFramePr>
+              <a:graphicFrameLocks xmlns:a="http://schemas.openxmlformats.org/drawingml/2006/main" noChangeAspect="1"/>
+            </wp:cNvGraphicFramePr>
+            <a:graphic xmlns:a="http://schemas.openxmlformats.org/drawingml/2006/main">
+              <a:graphicData uri="http://schemas.openxmlformats.org/drawingml/2006/picture">
+                <pic:pic xmlns:pic="http://schemas.openxmlformats.org/drawingml/2006/picture">
+                  <pic:nvPicPr>
+                    <pic:cNvPr id="0" name="Picture 45"/>
+                    <pic:cNvPicPr>
+                      <a:picLocks noChangeAspect="1" noChangeArrowheads="1"/>
+                    </pic:cNvPicPr>
+                  </pic:nvPicPr>
+                  <pic:blipFill>
+                    <a:blip r:embed="rId12">
+                      <a:extLst>
+                        <a:ext uri="{28A0092B-C50C-407E-A947-70E740481C1C}">
+                          <a14:useLocalDpi xmlns:a14="http://schemas.microsoft.com/office/drawing/2010/main" val="0"/>
+                        </a:ext>
+                      </a:extLst>
+                    </a:blip>
+                    <a:srcRect/>
+                    <a:stretch>
+                      <a:fillRect/>
+                    </a:stretch>
+                  </pic:blipFill>
+                  <pic:spPr bwMode="auto">
+                    <a:xfrm>
+                      <a:off x="0" y="0"/>
+                      <a:ext cx="3337560" cy="3886200"/>
+                    </a:xfrm>
+                    <a:prstGeom prst="rect">
+                      <a:avLst/>
+                    </a:prstGeom>
+                    <a:noFill/>
+                    <a:ln>
+                      <a:noFill/>
+                    </a:ln>
+                  </pic:spPr>
+                </pic:pic>
+              </a:graphicData>
+            </a:graphic>
+          </wp:inline>
+        </w:drawing>
+      </w:r>
+    </w:p>
+    <w:p>
+      <w:pPr>
+        <w:rPr>
+          <w:b/>
+          <w:bCs/>
+          <w:lang w:val="en-US"/>
+        </w:rPr>
+      </w:pPr>
+      <w:r>
+        <w:rPr>
+          <w:b/>
+          <w:bCs/>
+          <w:lang w:val="en-US"/>
+        </w:rPr>
+        <w:t>6. Third-party Libraries (Thư viện sử dụng)</w:t>
+      </w:r>
+    </w:p>
+    <w:tbl>
+      <w:tblPr>
+        <w:tblStyle w:val="TableGrid"/>
+        <w:tblW w:w="0" w:type="auto"/>
+        <w:tblLook w:val="04A0" w:firstRow="1" w:lastRow="0" w:firstColumn="1" w:lastColumn="0" w:noHBand="0" w:noVBand="1"/>
+      </w:tblPr>
+      <w:tblGrid>
+        <w:gridCol w:w="2596"/>
+        <w:gridCol w:w="3282"/>
+      </w:tblGrid>
+      <w:tr>
+        <w:tc>
+          <w:tcPr>
+            <w:tcW w:w="0" w:type="auto"/>
+            <w:hideMark/>
+          </w:tcPr>
+          <w:p>
+            <w:pPr>
+              <w:spacing w:after="160" w:line="259" w:lineRule="auto"/>
+              <w:rPr>
+                <w:b/>
+                <w:bCs/>
+                <w:sz w:val="24"/>
+                <w:szCs w:val="24"/>
+                <w:lang w:val="en-US"/>
+              </w:rPr>
+            </w:pPr>
+            <w:r>
+              <w:rPr>
+                <w:b/>
+                <w:bCs/>
+                <w:sz w:val="24"/>
+                <w:szCs w:val="24"/>
+                <w:lang w:val="en-US"/>
+              </w:rPr>
+              <w:t>Thư viện</w:t>
+            </w:r>
+          </w:p>
+        </w:tc>
+        <w:tc>
+          <w:tcPr>
+            <w:tcW w:w="0" w:type="auto"/>
+            <w:hideMark/>
+          </w:tcPr>
+          <w:p>
+            <w:pPr>
+              <w:spacing w:after="160" w:line="259" w:lineRule="auto"/>
+              <w:rPr>
+                <w:b/>
+                <w:bCs/>
+                <w:sz w:val="24"/>
+                <w:szCs w:val="24"/>
+                <w:lang w:val="en-US"/>
+              </w:rPr>
+            </w:pPr>
+            <w:r>
+              <w:rPr>
+                <w:b/>
+                <w:bCs/>
+                <w:sz w:val="24"/>
+                <w:szCs w:val="24"/>
+                <w:lang w:val="en-US"/>
+              </w:rPr>
+              <w:t>Mục đích</w:t>
+            </w:r>
+          </w:p>
+        </w:tc>
+      </w:tr>
+      <w:tr>
+        <w:tc>
+          <w:tcPr>
+            <w:tcW w:w="0" w:type="auto"/>
+            <w:hideMark/>
+          </w:tcPr>
+          <w:p>
+            <w:pPr>
+              <w:spacing w:after="160" w:line="259" w:lineRule="auto"/>
+              <w:rPr>
+                <w:sz w:val="24"/>
+                <w:szCs w:val="24"/>
+                <w:lang w:val="en-US"/>
+              </w:rPr>
+            </w:pPr>
+            <w:r>
+              <w:rPr>
+                <w:sz w:val="24"/>
+                <w:szCs w:val="24"/>
+                <w:lang w:val="en-US"/>
+              </w:rPr>
+              <w:t>Spring Boot</w:t>
+            </w:r>
+          </w:p>
+        </w:tc>
+        <w:tc>
+          <w:tcPr>
+            <w:tcW w:w="0" w:type="auto"/>
+            <w:hideMark/>
+          </w:tcPr>
+          <w:p>
+            <w:pPr>
+              <w:spacing w:after="160" w:line="259" w:lineRule="auto"/>
+              <w:rPr>
+                <w:sz w:val="24"/>
+                <w:szCs w:val="24"/>
+                <w:lang w:val="en-US"/>
+              </w:rPr>
+            </w:pPr>
+            <w:r>
+              <w:rPr>
+                <w:sz w:val="24"/>
+                <w:szCs w:val="24"/>
+                <w:lang w:val="en-US"/>
+              </w:rPr>
+              <w:t>Framework chính</w:t>
+            </w:r>
+          </w:p>
+        </w:tc>
+      </w:tr>
+      <w:tr>
+        <w:tc>
+          <w:tcPr>
+            <w:tcW w:w="0" w:type="auto"/>
+            <w:hideMark/>
+          </w:tcPr>
+          <w:p>
+            <w:pPr>
+              <w:spacing w:after="160" w:line="259" w:lineRule="auto"/>
+              <w:rPr>
+                <w:sz w:val="24"/>
+                <w:szCs w:val="24"/>
+                <w:lang w:val="en-US"/>
+              </w:rPr>
+            </w:pPr>
+            <w:r>
+              <w:rPr>
+                <w:sz w:val="24"/>
+                <w:szCs w:val="24"/>
+                <w:lang w:val="en-US"/>
+              </w:rPr>
+              <w:t>Spring MVC</w:t>
+            </w:r>
+          </w:p>
+        </w:tc>
+        <w:tc>
+          <w:tcPr>
+            <w:tcW w:w="0" w:type="auto"/>
+            <w:hideMark/>
+          </w:tcPr>
+          <w:p>
+            <w:pPr>
+              <w:spacing w:after="160" w:line="259" w:lineRule="auto"/>
+              <w:rPr>
+                <w:sz w:val="24"/>
+                <w:szCs w:val="24"/>
+                <w:lang w:val="en-US"/>
+              </w:rPr>
+            </w:pPr>
+            <w:r>
+              <w:rPr>
+                <w:sz w:val="24"/>
+                <w:szCs w:val="24"/>
+                <w:lang w:val="en-US"/>
+              </w:rPr>
+              <w:t>Xử lý request</w:t>
+            </w:r>
+          </w:p>
+        </w:tc>
+      </w:tr>
+      <w:tr>
+        <w:tc>
+          <w:tcPr>
+            <w:tcW w:w="0" w:type="auto"/>
+            <w:hideMark/>
+          </w:tcPr>
+          <w:p>
+            <w:pPr>
+              <w:spacing w:after="160" w:line="259" w:lineRule="auto"/>
+              <w:rPr>
+                <w:sz w:val="24"/>
+                <w:szCs w:val="24"/>
+                <w:lang w:val="en-US"/>
+              </w:rPr>
+            </w:pPr>
+            <w:r>
+              <w:rPr>
+                <w:sz w:val="24"/>
+                <w:szCs w:val="24"/>
+                <w:lang w:val="en-US"/>
+              </w:rPr>
+              <w:t>Spring Data JPA</w:t>
+            </w:r>
+          </w:p>
+        </w:tc>
+        <w:tc>
+          <w:tcPr>
+            <w:tcW w:w="0" w:type="auto"/>
+            <w:hideMark/>
+          </w:tcPr>
+          <w:p>
+            <w:pPr>
+              <w:spacing w:after="160" w:line="259" w:lineRule="auto"/>
+              <w:rPr>
+                <w:sz w:val="24"/>
+                <w:szCs w:val="24"/>
+                <w:lang w:val="en-US"/>
+              </w:rPr>
+            </w:pPr>
+            <w:r>
+              <w:rPr>
+                <w:sz w:val="24"/>
+                <w:szCs w:val="24"/>
+                <w:lang w:val="en-US"/>
+              </w:rPr>
+              <w:t>ORM, thao tác DB</w:t>
+            </w:r>
+          </w:p>
+        </w:tc>
+      </w:tr>
+      <w:tr>
+        <w:tc>
+          <w:tcPr>
+            <w:tcW w:w="0" w:type="auto"/>
+            <w:hideMark/>
+          </w:tcPr>
+          <w:p>
+            <w:pPr>
+              <w:spacing w:after="160" w:line="259" w:lineRule="auto"/>
+              <w:rPr>
+                <w:sz w:val="24"/>
+                <w:szCs w:val="24"/>
+                <w:lang w:val="en-US"/>
+              </w:rPr>
+            </w:pPr>
+            <w:r>
+              <w:rPr>
+                <w:sz w:val="24"/>
+                <w:szCs w:val="24"/>
+                <w:lang w:val="en-US"/>
+              </w:rPr>
+              <w:t>Hibernate</w:t>
+            </w:r>
+          </w:p>
+        </w:tc>
+        <w:tc>
+          <w:tcPr>
+            <w:tcW w:w="0" w:type="auto"/>
+            <w:hideMark/>
+          </w:tcPr>
+          <w:p>
+            <w:pPr>
+              <w:spacing w:after="160" w:line="259" w:lineRule="auto"/>
+              <w:rPr>
+                <w:sz w:val="24"/>
+                <w:szCs w:val="24"/>
+                <w:lang w:val="en-US"/>
+              </w:rPr>
+            </w:pPr>
+            <w:r>
+              <w:rPr>
+                <w:sz w:val="24"/>
+                <w:szCs w:val="24"/>
+                <w:lang w:val="en-US"/>
+              </w:rPr>
+              <w:t>Implementation JPA</w:t>
+            </w:r>
+          </w:p>
+        </w:tc>
+      </w:tr>
+      <w:tr>
+        <w:tc>
+          <w:tcPr>
+            <w:tcW w:w="0" w:type="auto"/>
+            <w:hideMark/>
+          </w:tcPr>
+          <w:p>
+            <w:pPr>
+              <w:spacing w:after="160" w:line="259" w:lineRule="auto"/>
+              <w:rPr>
+                <w:sz w:val="24"/>
+                <w:szCs w:val="24"/>
+                <w:lang w:val="en-US"/>
+              </w:rPr>
+            </w:pPr>
+            <w:r>
+              <w:rPr>
+                <w:sz w:val="24"/>
+                <w:szCs w:val="24"/>
+                <w:lang w:val="en-US"/>
+              </w:rPr>
+              <w:t>Thymeleaf</w:t>
+            </w:r>
+          </w:p>
+        </w:tc>
+        <w:tc>
+          <w:tcPr>
+            <w:tcW w:w="0" w:type="auto"/>
+            <w:hideMark/>
+          </w:tcPr>
+          <w:p>
+            <w:pPr>
+              <w:spacing w:after="160" w:line="259" w:lineRule="auto"/>
+              <w:rPr>
+                <w:sz w:val="24"/>
+                <w:szCs w:val="24"/>
+                <w:lang w:val="en-US"/>
+              </w:rPr>
+            </w:pPr>
+            <w:r>
+              <w:rPr>
+                <w:sz w:val="24"/>
+                <w:szCs w:val="24"/>
+                <w:lang w:val="en-US"/>
+              </w:rPr>
+              <w:t>Template engine</w:t>
+            </w:r>
+          </w:p>
+        </w:tc>
+      </w:tr>
+      <w:tr>
+        <w:tc>
+          <w:tcPr>
+            <w:tcW w:w="0" w:type="auto"/>
+            <w:hideMark/>
+          </w:tcPr>
+          <w:p>
+            <w:pPr>
+              <w:spacing w:after="160" w:line="259" w:lineRule="auto"/>
+              <w:rPr>
+                <w:sz w:val="24"/>
+                <w:szCs w:val="24"/>
+                <w:lang w:val="en-US"/>
+              </w:rPr>
+            </w:pPr>
+            <w:r>
+              <w:rPr>
+                <w:sz w:val="24"/>
+                <w:szCs w:val="24"/>
+                <w:lang w:val="en-US"/>
+              </w:rPr>
+              <w:t>Bootstrap</w:t>
+            </w:r>
+          </w:p>
+        </w:tc>
+        <w:tc>
+          <w:tcPr>
+            <w:tcW w:w="0" w:type="auto"/>
+            <w:hideMark/>
+          </w:tcPr>
+          <w:p>
+            <w:pPr>
+              <w:spacing w:after="160" w:line="259" w:lineRule="auto"/>
+              <w:rPr>
+                <w:sz w:val="24"/>
+                <w:szCs w:val="24"/>
+                <w:lang w:val="en-US"/>
+              </w:rPr>
+            </w:pPr>
+            <w:r>
+              <w:rPr>
+                <w:sz w:val="24"/>
+                <w:szCs w:val="24"/>
+                <w:lang w:val="en-US"/>
+              </w:rPr>
+              <w:t>UI</w:t>
+            </w:r>
+          </w:p>
+        </w:tc>
+      </w:tr>
+      <w:tr>
+        <w:tc>
+          <w:tcPr>
+            <w:tcW w:w="0" w:type="auto"/>
+            <w:hideMark/>
+          </w:tcPr>
+          <w:p>
+            <w:pPr>
+              <w:spacing w:after="160" w:line="259" w:lineRule="auto"/>
+              <w:rPr>
+                <w:sz w:val="24"/>
+                <w:szCs w:val="24"/>
+                <w:lang w:val="en-US"/>
+              </w:rPr>
+            </w:pPr>
+            <w:r>
+              <w:rPr>
+                <w:sz w:val="24"/>
+                <w:szCs w:val="24"/>
+                <w:lang w:val="en-US"/>
+              </w:rPr>
+              <w:t>Spring Security</w:t>
+            </w:r>
+          </w:p>
+        </w:tc>
+        <w:tc>
+          <w:tcPr>
+            <w:tcW w:w="0" w:type="auto"/>
+            <w:hideMark/>
+          </w:tcPr>
+          <w:p>
+            <w:pPr>
+              <w:spacing w:after="160" w:line="259" w:lineRule="auto"/>
+              <w:rPr>
+                <w:sz w:val="24"/>
+                <w:szCs w:val="24"/>
+                <w:lang w:val="en-US"/>
+              </w:rPr>
+            </w:pPr>
+            <w:r>
+              <w:rPr>
+                <w:sz w:val="24"/>
+                <w:szCs w:val="24"/>
+                <w:lang w:val="en-US"/>
+              </w:rPr>
+              <w:t>Authentication &amp; Authorization</w:t>
+            </w:r>
+          </w:p>
+        </w:tc>
+      </w:tr>
+      <w:tr>
+        <w:tc>
+          <w:tcPr>
+            <w:tcW w:w="0" w:type="auto"/>
+            <w:hideMark/>
+          </w:tcPr>
+          <w:p>
+            <w:pPr>
+              <w:spacing w:after="160" w:line="259" w:lineRule="auto"/>
+              <w:rPr>
+                <w:sz w:val="24"/>
+                <w:szCs w:val="24"/>
+                <w:lang w:val="en-US"/>
+              </w:rPr>
+            </w:pPr>
+            <w:r>
+              <w:rPr>
+                <w:sz w:val="24"/>
+                <w:szCs w:val="24"/>
+                <w:lang w:val="en-US"/>
+              </w:rPr>
+              <w:t>MySQL Connector</w:t>
+            </w:r>
+          </w:p>
+        </w:tc>
+        <w:tc>
+          <w:tcPr>
+            <w:tcW w:w="0" w:type="auto"/>
+            <w:hideMark/>
+          </w:tcPr>
+          <w:p>
+            <w:pPr>
+              <w:spacing w:after="160" w:line="259" w:lineRule="auto"/>
+              <w:rPr>
+                <w:sz w:val="24"/>
+                <w:szCs w:val="24"/>
+                <w:lang w:val="en-US"/>
+              </w:rPr>
+            </w:pPr>
+            <w:r>
+              <w:rPr>
+                <w:sz w:val="24"/>
+                <w:szCs w:val="24"/>
+                <w:lang w:val="en-US"/>
+              </w:rPr>
+              <w:t>Kết nối database</w:t>
+            </w:r>
+          </w:p>
+        </w:tc>
+      </w:tr>
+      <w:tr>
+        <w:tc>
+          <w:tcPr>
+            <w:tcW w:w="0" w:type="auto"/>
+            <w:hideMark/>
+          </w:tcPr>
+          <w:p>
+            <w:pPr>
+              <w:spacing w:after="160" w:line="259" w:lineRule="auto"/>
+              <w:rPr>
+                <w:sz w:val="24"/>
+                <w:szCs w:val="24"/>
+                <w:lang w:val="en-US"/>
+              </w:rPr>
+            </w:pPr>
+            <w:r>
+              <w:rPr>
+                <w:sz w:val="24"/>
+                <w:szCs w:val="24"/>
+                <w:lang w:val="en-US"/>
+              </w:rPr>
+              <w:t>Lombok</w:t>
+            </w:r>
+          </w:p>
+        </w:tc>
+        <w:tc>
+          <w:tcPr>
+            <w:tcW w:w="0" w:type="auto"/>
+            <w:hideMark/>
+          </w:tcPr>
+          <w:p>
+            <w:pPr>
+              <w:spacing w:after="160" w:line="259" w:lineRule="auto"/>
+              <w:rPr>
+                <w:sz w:val="24"/>
+                <w:szCs w:val="24"/>
+                <w:lang w:val="en-US"/>
+              </w:rPr>
+            </w:pPr>
+            <w:r>
+              <w:rPr>
+                <w:sz w:val="24"/>
+                <w:szCs w:val="24"/>
+                <w:lang w:val="en-US"/>
+              </w:rPr>
+              <w:t>Giảm boilerplate code</w:t>
+            </w:r>
+          </w:p>
+        </w:tc>
+      </w:tr>
+      <w:tr>
+        <w:tc>
+          <w:tcPr>
+            <w:tcW w:w="0" w:type="auto"/>
+            <w:hideMark/>
+          </w:tcPr>
+          <w:p>
+            <w:pPr>
+              <w:spacing w:after="160" w:line="259" w:lineRule="auto"/>
+              <w:rPr>
+                <w:sz w:val="24"/>
+                <w:szCs w:val="24"/>
+                <w:lang w:val="en-US"/>
+              </w:rPr>
+            </w:pPr>
+            <w:r>
+              <w:rPr>
+                <w:sz w:val="24"/>
+                <w:szCs w:val="24"/>
+                <w:lang w:val="en-US"/>
+              </w:rPr>
+              <w:t>ModelMapper (optional)</w:t>
+            </w:r>
+          </w:p>
+        </w:tc>
+        <w:tc>
+          <w:tcPr>
+            <w:tcW w:w="0" w:type="auto"/>
+            <w:hideMark/>
+          </w:tcPr>
+          <w:p>
+            <w:pPr>
+              <w:spacing w:after="160" w:line="259" w:lineRule="auto"/>
+              <w:rPr>
+                <w:sz w:val="24"/>
+                <w:szCs w:val="24"/>
+                <w:lang w:val="en-US"/>
+              </w:rPr>
+            </w:pPr>
+            <w:r>
+              <w:rPr>
+                <w:sz w:val="24"/>
+                <w:szCs w:val="24"/>
+                <w:lang w:val="en-US"/>
+              </w:rPr>
+              <w:t>Mapping DTO</w:t>
+            </w:r>
+          </w:p>
+        </w:tc>
+      </w:tr>
+    </w:tbl>
+    <w:p>
+      <w:pPr>
+        <w:rPr>
+          <w:lang w:val="fr-FR"/>
         </w:rPr>
       </w:pPr>
     </w:p>
@@ -13050,70 +15043,3338 @@
     </w:p>
     <w:p>
       <w:pPr>
-        <w:pStyle w:val="ListParagraph"/>
+        <w:rPr>
+          <w:b/>
+          <w:bCs/>
+          <w:lang w:val="en-US"/>
+        </w:rPr>
+      </w:pPr>
+      <w:r>
+        <w:rPr>
+          <w:b/>
+          <w:bCs/>
+          <w:lang w:val="en-US"/>
+        </w:rPr>
+        <w:t>4.1 Database Overview (Tổng quan cơ sở dữ liệu)</w:t>
+      </w:r>
+    </w:p>
+    <w:p>
+      <w:pPr>
+        <w:rPr>
+          <w:sz w:val="24"/>
+          <w:szCs w:val="24"/>
+          <w:lang w:val="en-US"/>
+        </w:rPr>
+      </w:pPr>
+      <w:r>
+        <w:rPr>
+          <w:sz w:val="24"/>
+          <w:szCs w:val="24"/>
+          <w:lang w:val="en-US"/>
+        </w:rPr>
+        <w:t xml:space="preserve">Hệ thống Job Hunter sử dụng </w:t>
+      </w:r>
+      <w:r>
+        <w:rPr>
+          <w:b/>
+          <w:bCs/>
+          <w:sz w:val="24"/>
+          <w:szCs w:val="24"/>
+          <w:lang w:val="en-US"/>
+        </w:rPr>
+        <w:t>cơ sở dữ liệu quan hệ (RDBMS)</w:t>
+      </w:r>
+      <w:r>
+        <w:rPr>
+          <w:sz w:val="24"/>
+          <w:szCs w:val="24"/>
+          <w:lang w:val="en-US"/>
+        </w:rPr>
+        <w:t xml:space="preserve"> để lưu trữ và quản lý dữ liệu.</w:t>
+      </w:r>
+      <w:r>
+        <w:rPr>
+          <w:sz w:val="24"/>
+          <w:szCs w:val="24"/>
+          <w:lang w:val="en-US"/>
+        </w:rPr>
+        <w:br/>
+        <w:t xml:space="preserve">Cơ sở dữ liệu được thiết kế dựa trên mô hình </w:t>
+      </w:r>
+      <w:r>
+        <w:rPr>
+          <w:b/>
+          <w:bCs/>
+          <w:sz w:val="24"/>
+          <w:szCs w:val="24"/>
+          <w:lang w:val="en-US"/>
+        </w:rPr>
+        <w:t>Entity-Relationship Diagram (ERD)</w:t>
+      </w:r>
+      <w:r>
+        <w:rPr>
+          <w:sz w:val="24"/>
+          <w:szCs w:val="24"/>
+          <w:lang w:val="en-US"/>
+        </w:rPr>
+        <w:t xml:space="preserve"> nhằm đảm bảo:</w:t>
+      </w:r>
+    </w:p>
+    <w:p>
+      <w:pPr>
         <w:numPr>
           <w:ilvl w:val="0"/>
-          <w:numId w:val="4"/>
+          <w:numId w:val="24"/>
         </w:numPr>
         <w:rPr>
-          <w:i/>
-          <w:color w:val="1F4E79" w:themeColor="accent1" w:themeShade="80"/>
-        </w:rPr>
-      </w:pPr>
-      <w:r>
-        <w:rPr>
-          <w:i/>
-          <w:color w:val="1F4E79" w:themeColor="accent1" w:themeShade="80"/>
-        </w:rPr>
-        <w:t>Vẽ lược đồ cơ sở dữ liệu</w:t>
-      </w:r>
-    </w:p>
-    <w:p>
-      <w:pPr>
-        <w:pStyle w:val="ListParagraph"/>
+          <w:sz w:val="24"/>
+          <w:szCs w:val="24"/>
+          <w:lang w:val="en-US"/>
+        </w:rPr>
+      </w:pPr>
+      <w:r>
+        <w:rPr>
+          <w:sz w:val="24"/>
+          <w:szCs w:val="24"/>
+          <w:lang w:val="en-US"/>
+        </w:rPr>
+        <w:t>Tính toàn vẹn dữ liệu (Data Integrity)</w:t>
+      </w:r>
+    </w:p>
+    <w:p>
+      <w:pPr>
         <w:numPr>
           <w:ilvl w:val="0"/>
-          <w:numId w:val="4"/>
+          <w:numId w:val="24"/>
         </w:numPr>
         <w:rPr>
-          <w:i/>
-          <w:color w:val="1F4E79" w:themeColor="accent1" w:themeShade="80"/>
-        </w:rPr>
-      </w:pPr>
-      <w:r>
-        <w:rPr>
-          <w:i/>
-          <w:color w:val="1F4E79" w:themeColor="accent1" w:themeShade="80"/>
-        </w:rPr>
-        <w:t>Mô tả cấu trúc của các thành phần có trong cơ sở dữ liệu</w:t>
-      </w:r>
-    </w:p>
-    <w:p>
-      <w:pPr>
-        <w:pStyle w:val="ListParagraph"/>
+          <w:sz w:val="24"/>
+          <w:szCs w:val="24"/>
+          <w:lang w:val="en-US"/>
+        </w:rPr>
+      </w:pPr>
+      <w:r>
+        <w:rPr>
+          <w:sz w:val="24"/>
+          <w:szCs w:val="24"/>
+          <w:lang w:val="en-US"/>
+        </w:rPr>
+        <w:t>Giảm dư thừa dữ liệu (Normalization)</w:t>
+      </w:r>
+    </w:p>
+    <w:p>
+      <w:pPr>
         <w:numPr>
           <w:ilvl w:val="0"/>
-          <w:numId w:val="4"/>
+          <w:numId w:val="24"/>
         </w:numPr>
         <w:rPr>
-          <w:lang w:val="en-US"/>
-        </w:rPr>
-      </w:pPr>
-      <w:r>
-        <w:rPr>
-          <w:i/>
-          <w:color w:val="1F4E79" w:themeColor="accent1" w:themeShade="80"/>
-          <w:lang w:val="en-US"/>
-        </w:rPr>
-        <w:t>Hoàn thành khi thực hiện Task 4</w:t>
-      </w:r>
-    </w:p>
-    <w:p>
-      <w:pPr>
-        <w:rPr>
-          <w:lang w:val="en-US"/>
-        </w:rPr>
-      </w:pPr>
+          <w:sz w:val="24"/>
+          <w:szCs w:val="24"/>
+          <w:lang w:val="en-US"/>
+        </w:rPr>
+      </w:pPr>
+      <w:r>
+        <w:rPr>
+          <w:sz w:val="24"/>
+          <w:szCs w:val="24"/>
+          <w:lang w:val="en-US"/>
+        </w:rPr>
+        <w:t>Tối ưu truy vấn (Query Performance)</w:t>
+      </w:r>
+    </w:p>
+    <w:p>
+      <w:pPr>
+        <w:rPr>
+          <w:sz w:val="24"/>
+          <w:szCs w:val="24"/>
+          <w:lang w:val="en-US"/>
+        </w:rPr>
+      </w:pPr>
+      <w:r>
+        <w:rPr>
+          <w:sz w:val="24"/>
+          <w:szCs w:val="24"/>
+          <w:lang w:val="en-US"/>
+        </w:rPr>
+        <w:t>Hệ quản trị cơ sở dữ liệu sử dụng:</w:t>
+      </w:r>
+    </w:p>
+    <w:p>
+      <w:pPr>
+        <w:numPr>
+          <w:ilvl w:val="0"/>
+          <w:numId w:val="25"/>
+        </w:numPr>
+        <w:rPr>
+          <w:sz w:val="24"/>
+          <w:szCs w:val="24"/>
+          <w:lang w:val="en-US"/>
+        </w:rPr>
+      </w:pPr>
+      <w:r>
+        <w:rPr>
+          <w:b/>
+          <w:bCs/>
+          <w:sz w:val="24"/>
+          <w:szCs w:val="24"/>
+          <w:lang w:val="en-US"/>
+        </w:rPr>
+        <w:t>MySQL</w:t>
+      </w:r>
+    </w:p>
+    <w:p>
+      <w:pPr>
+        <w:rPr>
+          <w:sz w:val="24"/>
+          <w:szCs w:val="24"/>
+          <w:lang w:val="en-US"/>
+        </w:rPr>
+      </w:pPr>
+      <w:r>
+        <w:rPr>
+          <w:sz w:val="24"/>
+          <w:szCs w:val="24"/>
+          <w:lang w:val="en-US"/>
+        </w:rPr>
+        <w:t>Cơ sở dữ liệu bao gồm các bảng chính:</w:t>
+      </w:r>
+    </w:p>
+    <w:p>
+      <w:pPr>
+        <w:numPr>
+          <w:ilvl w:val="0"/>
+          <w:numId w:val="26"/>
+        </w:numPr>
+        <w:rPr>
+          <w:sz w:val="24"/>
+          <w:szCs w:val="24"/>
+          <w:lang w:val="en-US"/>
+        </w:rPr>
+      </w:pPr>
+      <w:r>
+        <w:rPr>
+          <w:sz w:val="24"/>
+          <w:szCs w:val="24"/>
+          <w:lang w:val="en-US"/>
+        </w:rPr>
+        <w:t>users</w:t>
+      </w:r>
+    </w:p>
+    <w:p>
+      <w:pPr>
+        <w:numPr>
+          <w:ilvl w:val="0"/>
+          <w:numId w:val="26"/>
+        </w:numPr>
+        <w:rPr>
+          <w:sz w:val="24"/>
+          <w:szCs w:val="24"/>
+          <w:lang w:val="en-US"/>
+        </w:rPr>
+      </w:pPr>
+      <w:r>
+        <w:rPr>
+          <w:sz w:val="24"/>
+          <w:szCs w:val="24"/>
+          <w:lang w:val="en-US"/>
+        </w:rPr>
+        <w:t>jobs</w:t>
+      </w:r>
+    </w:p>
+    <w:p>
+      <w:pPr>
+        <w:numPr>
+          <w:ilvl w:val="0"/>
+          <w:numId w:val="26"/>
+        </w:numPr>
+        <w:rPr>
+          <w:sz w:val="24"/>
+          <w:szCs w:val="24"/>
+          <w:lang w:val="en-US"/>
+        </w:rPr>
+      </w:pPr>
+      <w:r>
+        <w:rPr>
+          <w:sz w:val="24"/>
+          <w:szCs w:val="24"/>
+          <w:lang w:val="en-US"/>
+        </w:rPr>
+        <w:t>applications</w:t>
+      </w:r>
+    </w:p>
+    <w:p>
+      <w:pPr>
+        <w:numPr>
+          <w:ilvl w:val="0"/>
+          <w:numId w:val="26"/>
+        </w:numPr>
+        <w:rPr>
+          <w:sz w:val="24"/>
+          <w:szCs w:val="24"/>
+          <w:lang w:val="en-US"/>
+        </w:rPr>
+      </w:pPr>
+      <w:r>
+        <w:rPr>
+          <w:sz w:val="24"/>
+          <w:szCs w:val="24"/>
+          <w:lang w:val="en-US"/>
+        </w:rPr>
+        <w:t>companies</w:t>
+      </w:r>
+    </w:p>
+    <w:p>
+      <w:pPr>
+        <w:rPr>
+          <w:lang w:val="en-US"/>
+        </w:rPr>
+      </w:pPr>
+    </w:p>
+    <w:p>
+      <w:pPr>
+        <w:rPr>
+          <w:b/>
+          <w:bCs/>
+          <w:lang w:val="fr-FR"/>
+        </w:rPr>
+      </w:pPr>
+      <w:r>
+        <w:rPr>
+          <w:b/>
+          <w:bCs/>
+          <w:lang w:val="fr-FR"/>
+        </w:rPr>
+        <w:t>4.2 ERD Diagram (Lược đồ quan hệ)</w:t>
+      </w:r>
+    </w:p>
+    <w:p>
+      <w:pPr>
+        <w:rPr>
+          <w:lang w:val="fr-FR"/>
+        </w:rPr>
+      </w:pPr>
+      <w:r>
+        <w:rPr>
+          <w:noProof/>
+        </w:rPr>
+        <w:drawing>
+          <wp:inline distT="0" distB="0" distL="0" distR="0" wp14:anchorId="0AF0744A" wp14:editId="6BB64F77">
+            <wp:extent cx="5733415" cy="2952115"/>
+            <wp:effectExtent l="0" t="0" r="635" b="635"/>
+            <wp:docPr id="1046844731" name="Picture 1"/>
+            <wp:cNvGraphicFramePr>
+              <a:graphicFrameLocks xmlns:a="http://schemas.openxmlformats.org/drawingml/2006/main" noChangeAspect="1"/>
+            </wp:cNvGraphicFramePr>
+            <a:graphic xmlns:a="http://schemas.openxmlformats.org/drawingml/2006/main">
+              <a:graphicData uri="http://schemas.openxmlformats.org/drawingml/2006/picture">
+                <pic:pic xmlns:pic="http://schemas.openxmlformats.org/drawingml/2006/picture">
+                  <pic:nvPicPr>
+                    <pic:cNvPr id="0" name="Picture 22"/>
+                    <pic:cNvPicPr>
+                      <a:picLocks noChangeAspect="1" noChangeArrowheads="1"/>
+                    </pic:cNvPicPr>
+                  </pic:nvPicPr>
+                  <pic:blipFill>
+                    <a:blip r:embed="rId13">
+                      <a:extLst>
+                        <a:ext uri="{28A0092B-C50C-407E-A947-70E740481C1C}">
+                          <a14:useLocalDpi xmlns:a14="http://schemas.microsoft.com/office/drawing/2010/main" val="0"/>
+                        </a:ext>
+                      </a:extLst>
+                    </a:blip>
+                    <a:srcRect/>
+                    <a:stretch>
+                      <a:fillRect/>
+                    </a:stretch>
+                  </pic:blipFill>
+                  <pic:spPr bwMode="auto">
+                    <a:xfrm>
+                      <a:off x="0" y="0"/>
+                      <a:ext cx="5733415" cy="2952115"/>
+                    </a:xfrm>
+                    <a:prstGeom prst="rect">
+                      <a:avLst/>
+                    </a:prstGeom>
+                    <a:noFill/>
+                    <a:ln>
+                      <a:noFill/>
+                    </a:ln>
+                  </pic:spPr>
+                </pic:pic>
+              </a:graphicData>
+            </a:graphic>
+          </wp:inline>
+        </w:drawing>
+      </w:r>
+    </w:p>
+    <w:p>
+      <w:pPr>
+        <w:rPr>
+          <w:b/>
+          <w:bCs/>
+          <w:lang w:val="en-US"/>
+        </w:rPr>
+      </w:pPr>
+    </w:p>
+    <w:p>
+      <w:pPr>
+        <w:rPr>
+          <w:b/>
+          <w:bCs/>
+          <w:lang w:val="en-US"/>
+        </w:rPr>
+      </w:pPr>
+    </w:p>
+    <w:p>
+      <w:pPr>
+        <w:rPr>
+          <w:b/>
+          <w:bCs/>
+          <w:lang w:val="en-US"/>
+        </w:rPr>
+      </w:pPr>
+    </w:p>
+    <w:p>
+      <w:pPr>
+        <w:rPr>
+          <w:b/>
+          <w:bCs/>
+          <w:lang w:val="en-US"/>
+        </w:rPr>
+      </w:pPr>
+      <w:r>
+        <w:rPr>
+          <w:b/>
+          <w:bCs/>
+          <w:lang w:val="en-US"/>
+        </w:rPr>
+        <w:lastRenderedPageBreak/>
+        <w:t>4.3 Database Tables Description (Mô tả bảng dữ liệu)</w:t>
+      </w:r>
+    </w:p>
+    <w:p>
+      <w:pPr>
+        <w:rPr>
+          <w:b/>
+          <w:bCs/>
+          <w:lang w:val="en-US"/>
+        </w:rPr>
+      </w:pPr>
+      <w:r>
+        <w:rPr>
+          <w:b/>
+          <w:bCs/>
+          <w:lang w:val="en-US"/>
+        </w:rPr>
+        <w:t>4.3.1 Bảng Users</w:t>
+      </w:r>
+    </w:p>
+    <w:tbl>
+      <w:tblPr>
+        <w:tblStyle w:val="TableGrid"/>
+        <w:tblW w:w="0" w:type="auto"/>
+        <w:tblLook w:val="04A0" w:firstRow="1" w:lastRow="0" w:firstColumn="1" w:lastColumn="0" w:noHBand="0" w:noVBand="1"/>
+      </w:tblPr>
+      <w:tblGrid>
+        <w:gridCol w:w="1396"/>
+        <w:gridCol w:w="1556"/>
+        <w:gridCol w:w="2723"/>
+      </w:tblGrid>
+      <w:tr>
+        <w:tc>
+          <w:tcPr>
+            <w:tcW w:w="0" w:type="auto"/>
+            <w:hideMark/>
+          </w:tcPr>
+          <w:p>
+            <w:pPr>
+              <w:spacing w:after="160" w:line="259" w:lineRule="auto"/>
+              <w:rPr>
+                <w:b/>
+                <w:bCs/>
+                <w:sz w:val="24"/>
+                <w:szCs w:val="24"/>
+                <w:lang w:val="en-US"/>
+              </w:rPr>
+            </w:pPr>
+            <w:r>
+              <w:rPr>
+                <w:b/>
+                <w:bCs/>
+                <w:sz w:val="24"/>
+                <w:szCs w:val="24"/>
+                <w:lang w:val="en-US"/>
+              </w:rPr>
+              <w:t>Field Name</w:t>
+            </w:r>
+          </w:p>
+        </w:tc>
+        <w:tc>
+          <w:tcPr>
+            <w:tcW w:w="0" w:type="auto"/>
+            <w:hideMark/>
+          </w:tcPr>
+          <w:p>
+            <w:pPr>
+              <w:spacing w:after="160" w:line="259" w:lineRule="auto"/>
+              <w:rPr>
+                <w:b/>
+                <w:bCs/>
+                <w:sz w:val="24"/>
+                <w:szCs w:val="24"/>
+                <w:lang w:val="en-US"/>
+              </w:rPr>
+            </w:pPr>
+            <w:r>
+              <w:rPr>
+                <w:b/>
+                <w:bCs/>
+                <w:sz w:val="24"/>
+                <w:szCs w:val="24"/>
+                <w:lang w:val="en-US"/>
+              </w:rPr>
+              <w:t>Data Type</w:t>
+            </w:r>
+          </w:p>
+        </w:tc>
+        <w:tc>
+          <w:tcPr>
+            <w:tcW w:w="0" w:type="auto"/>
+            <w:hideMark/>
+          </w:tcPr>
+          <w:p>
+            <w:pPr>
+              <w:spacing w:after="160" w:line="259" w:lineRule="auto"/>
+              <w:rPr>
+                <w:b/>
+                <w:bCs/>
+                <w:sz w:val="24"/>
+                <w:szCs w:val="24"/>
+                <w:lang w:val="en-US"/>
+              </w:rPr>
+            </w:pPr>
+            <w:r>
+              <w:rPr>
+                <w:b/>
+                <w:bCs/>
+                <w:sz w:val="24"/>
+                <w:szCs w:val="24"/>
+                <w:lang w:val="en-US"/>
+              </w:rPr>
+              <w:t>Description</w:t>
+            </w:r>
+          </w:p>
+        </w:tc>
+      </w:tr>
+      <w:tr>
+        <w:tc>
+          <w:tcPr>
+            <w:tcW w:w="0" w:type="auto"/>
+            <w:hideMark/>
+          </w:tcPr>
+          <w:p>
+            <w:pPr>
+              <w:spacing w:after="160" w:line="259" w:lineRule="auto"/>
+              <w:rPr>
+                <w:sz w:val="24"/>
+                <w:szCs w:val="24"/>
+                <w:lang w:val="en-US"/>
+              </w:rPr>
+            </w:pPr>
+            <w:r>
+              <w:rPr>
+                <w:sz w:val="24"/>
+                <w:szCs w:val="24"/>
+                <w:lang w:val="en-US"/>
+              </w:rPr>
+              <w:t>id</w:t>
+            </w:r>
+          </w:p>
+        </w:tc>
+        <w:tc>
+          <w:tcPr>
+            <w:tcW w:w="0" w:type="auto"/>
+            <w:hideMark/>
+          </w:tcPr>
+          <w:p>
+            <w:pPr>
+              <w:spacing w:after="160" w:line="259" w:lineRule="auto"/>
+              <w:rPr>
+                <w:sz w:val="24"/>
+                <w:szCs w:val="24"/>
+                <w:lang w:val="en-US"/>
+              </w:rPr>
+            </w:pPr>
+            <w:r>
+              <w:rPr>
+                <w:sz w:val="24"/>
+                <w:szCs w:val="24"/>
+                <w:lang w:val="en-US"/>
+              </w:rPr>
+              <w:t>BIGINT (PK)</w:t>
+            </w:r>
+          </w:p>
+        </w:tc>
+        <w:tc>
+          <w:tcPr>
+            <w:tcW w:w="0" w:type="auto"/>
+            <w:hideMark/>
+          </w:tcPr>
+          <w:p>
+            <w:pPr>
+              <w:spacing w:after="160" w:line="259" w:lineRule="auto"/>
+              <w:rPr>
+                <w:sz w:val="24"/>
+                <w:szCs w:val="24"/>
+                <w:lang w:val="en-US"/>
+              </w:rPr>
+            </w:pPr>
+            <w:r>
+              <w:rPr>
+                <w:sz w:val="24"/>
+                <w:szCs w:val="24"/>
+                <w:lang w:val="en-US"/>
+              </w:rPr>
+              <w:t>Khóa chính</w:t>
+            </w:r>
+          </w:p>
+        </w:tc>
+      </w:tr>
+      <w:tr>
+        <w:tc>
+          <w:tcPr>
+            <w:tcW w:w="0" w:type="auto"/>
+            <w:hideMark/>
+          </w:tcPr>
+          <w:p>
+            <w:pPr>
+              <w:spacing w:after="160" w:line="259" w:lineRule="auto"/>
+              <w:rPr>
+                <w:sz w:val="24"/>
+                <w:szCs w:val="24"/>
+                <w:lang w:val="en-US"/>
+              </w:rPr>
+            </w:pPr>
+            <w:r>
+              <w:rPr>
+                <w:sz w:val="24"/>
+                <w:szCs w:val="24"/>
+                <w:lang w:val="en-US"/>
+              </w:rPr>
+              <w:t>email</w:t>
+            </w:r>
+          </w:p>
+        </w:tc>
+        <w:tc>
+          <w:tcPr>
+            <w:tcW w:w="0" w:type="auto"/>
+            <w:hideMark/>
+          </w:tcPr>
+          <w:p>
+            <w:pPr>
+              <w:spacing w:after="160" w:line="259" w:lineRule="auto"/>
+              <w:rPr>
+                <w:sz w:val="24"/>
+                <w:szCs w:val="24"/>
+                <w:lang w:val="en-US"/>
+              </w:rPr>
+            </w:pPr>
+            <w:r>
+              <w:rPr>
+                <w:sz w:val="24"/>
+                <w:szCs w:val="24"/>
+                <w:lang w:val="en-US"/>
+              </w:rPr>
+              <w:t>VARCHAR</w:t>
+            </w:r>
+          </w:p>
+        </w:tc>
+        <w:tc>
+          <w:tcPr>
+            <w:tcW w:w="0" w:type="auto"/>
+            <w:hideMark/>
+          </w:tcPr>
+          <w:p>
+            <w:pPr>
+              <w:spacing w:after="160" w:line="259" w:lineRule="auto"/>
+              <w:rPr>
+                <w:sz w:val="24"/>
+                <w:szCs w:val="24"/>
+                <w:lang w:val="en-US"/>
+              </w:rPr>
+            </w:pPr>
+            <w:r>
+              <w:rPr>
+                <w:sz w:val="24"/>
+                <w:szCs w:val="24"/>
+                <w:lang w:val="en-US"/>
+              </w:rPr>
+              <w:t>Email đăng nhập</w:t>
+            </w:r>
+          </w:p>
+        </w:tc>
+      </w:tr>
+      <w:tr>
+        <w:tc>
+          <w:tcPr>
+            <w:tcW w:w="0" w:type="auto"/>
+            <w:hideMark/>
+          </w:tcPr>
+          <w:p>
+            <w:pPr>
+              <w:spacing w:after="160" w:line="259" w:lineRule="auto"/>
+              <w:rPr>
+                <w:sz w:val="24"/>
+                <w:szCs w:val="24"/>
+                <w:lang w:val="en-US"/>
+              </w:rPr>
+            </w:pPr>
+            <w:r>
+              <w:rPr>
+                <w:sz w:val="24"/>
+                <w:szCs w:val="24"/>
+                <w:lang w:val="en-US"/>
+              </w:rPr>
+              <w:t>password</w:t>
+            </w:r>
+          </w:p>
+        </w:tc>
+        <w:tc>
+          <w:tcPr>
+            <w:tcW w:w="0" w:type="auto"/>
+            <w:hideMark/>
+          </w:tcPr>
+          <w:p>
+            <w:pPr>
+              <w:spacing w:after="160" w:line="259" w:lineRule="auto"/>
+              <w:rPr>
+                <w:sz w:val="24"/>
+                <w:szCs w:val="24"/>
+                <w:lang w:val="en-US"/>
+              </w:rPr>
+            </w:pPr>
+            <w:r>
+              <w:rPr>
+                <w:sz w:val="24"/>
+                <w:szCs w:val="24"/>
+                <w:lang w:val="en-US"/>
+              </w:rPr>
+              <w:t>VARCHAR</w:t>
+            </w:r>
+          </w:p>
+        </w:tc>
+        <w:tc>
+          <w:tcPr>
+            <w:tcW w:w="0" w:type="auto"/>
+            <w:hideMark/>
+          </w:tcPr>
+          <w:p>
+            <w:pPr>
+              <w:spacing w:after="160" w:line="259" w:lineRule="auto"/>
+              <w:rPr>
+                <w:sz w:val="24"/>
+                <w:szCs w:val="24"/>
+                <w:lang w:val="en-US"/>
+              </w:rPr>
+            </w:pPr>
+            <w:r>
+              <w:rPr>
+                <w:sz w:val="24"/>
+                <w:szCs w:val="24"/>
+                <w:lang w:val="en-US"/>
+              </w:rPr>
+              <w:t>Mật khẩu (đã mã hóa)</w:t>
+            </w:r>
+          </w:p>
+        </w:tc>
+      </w:tr>
+      <w:tr>
+        <w:tc>
+          <w:tcPr>
+            <w:tcW w:w="0" w:type="auto"/>
+            <w:hideMark/>
+          </w:tcPr>
+          <w:p>
+            <w:pPr>
+              <w:spacing w:after="160" w:line="259" w:lineRule="auto"/>
+              <w:rPr>
+                <w:sz w:val="24"/>
+                <w:szCs w:val="24"/>
+                <w:lang w:val="en-US"/>
+              </w:rPr>
+            </w:pPr>
+            <w:r>
+              <w:rPr>
+                <w:sz w:val="24"/>
+                <w:szCs w:val="24"/>
+                <w:lang w:val="en-US"/>
+              </w:rPr>
+              <w:t>full_name</w:t>
+            </w:r>
+          </w:p>
+        </w:tc>
+        <w:tc>
+          <w:tcPr>
+            <w:tcW w:w="0" w:type="auto"/>
+            <w:hideMark/>
+          </w:tcPr>
+          <w:p>
+            <w:pPr>
+              <w:spacing w:after="160" w:line="259" w:lineRule="auto"/>
+              <w:rPr>
+                <w:sz w:val="24"/>
+                <w:szCs w:val="24"/>
+                <w:lang w:val="en-US"/>
+              </w:rPr>
+            </w:pPr>
+            <w:r>
+              <w:rPr>
+                <w:sz w:val="24"/>
+                <w:szCs w:val="24"/>
+                <w:lang w:val="en-US"/>
+              </w:rPr>
+              <w:t>VARCHAR</w:t>
+            </w:r>
+          </w:p>
+        </w:tc>
+        <w:tc>
+          <w:tcPr>
+            <w:tcW w:w="0" w:type="auto"/>
+            <w:hideMark/>
+          </w:tcPr>
+          <w:p>
+            <w:pPr>
+              <w:spacing w:after="160" w:line="259" w:lineRule="auto"/>
+              <w:rPr>
+                <w:sz w:val="24"/>
+                <w:szCs w:val="24"/>
+                <w:lang w:val="en-US"/>
+              </w:rPr>
+            </w:pPr>
+            <w:r>
+              <w:rPr>
+                <w:sz w:val="24"/>
+                <w:szCs w:val="24"/>
+                <w:lang w:val="en-US"/>
+              </w:rPr>
+              <w:t>Tên người dùng</w:t>
+            </w:r>
+          </w:p>
+        </w:tc>
+      </w:tr>
+      <w:tr>
+        <w:tc>
+          <w:tcPr>
+            <w:tcW w:w="0" w:type="auto"/>
+            <w:hideMark/>
+          </w:tcPr>
+          <w:p>
+            <w:pPr>
+              <w:spacing w:after="160" w:line="259" w:lineRule="auto"/>
+              <w:rPr>
+                <w:sz w:val="24"/>
+                <w:szCs w:val="24"/>
+                <w:lang w:val="en-US"/>
+              </w:rPr>
+            </w:pPr>
+            <w:r>
+              <w:rPr>
+                <w:sz w:val="24"/>
+                <w:szCs w:val="24"/>
+                <w:lang w:val="en-US"/>
+              </w:rPr>
+              <w:t>role</w:t>
+            </w:r>
+          </w:p>
+        </w:tc>
+        <w:tc>
+          <w:tcPr>
+            <w:tcW w:w="0" w:type="auto"/>
+            <w:hideMark/>
+          </w:tcPr>
+          <w:p>
+            <w:pPr>
+              <w:spacing w:after="160" w:line="259" w:lineRule="auto"/>
+              <w:rPr>
+                <w:sz w:val="24"/>
+                <w:szCs w:val="24"/>
+                <w:lang w:val="en-US"/>
+              </w:rPr>
+            </w:pPr>
+            <w:r>
+              <w:rPr>
+                <w:sz w:val="24"/>
+                <w:szCs w:val="24"/>
+                <w:lang w:val="en-US"/>
+              </w:rPr>
+              <w:t>VARCHAR</w:t>
+            </w:r>
+          </w:p>
+        </w:tc>
+        <w:tc>
+          <w:tcPr>
+            <w:tcW w:w="0" w:type="auto"/>
+            <w:hideMark/>
+          </w:tcPr>
+          <w:p>
+            <w:pPr>
+              <w:spacing w:after="160" w:line="259" w:lineRule="auto"/>
+              <w:rPr>
+                <w:sz w:val="24"/>
+                <w:szCs w:val="24"/>
+                <w:lang w:val="en-US"/>
+              </w:rPr>
+            </w:pPr>
+            <w:r>
+              <w:rPr>
+                <w:sz w:val="24"/>
+                <w:szCs w:val="24"/>
+                <w:lang w:val="en-US"/>
+              </w:rPr>
+              <w:t>Vai trò (USER / ADMIN)</w:t>
+            </w:r>
+          </w:p>
+        </w:tc>
+      </w:tr>
+      <w:tr>
+        <w:tc>
+          <w:tcPr>
+            <w:tcW w:w="0" w:type="auto"/>
+            <w:hideMark/>
+          </w:tcPr>
+          <w:p>
+            <w:pPr>
+              <w:spacing w:after="160" w:line="259" w:lineRule="auto"/>
+              <w:rPr>
+                <w:sz w:val="24"/>
+                <w:szCs w:val="24"/>
+                <w:lang w:val="en-US"/>
+              </w:rPr>
+            </w:pPr>
+            <w:r>
+              <w:rPr>
+                <w:sz w:val="24"/>
+                <w:szCs w:val="24"/>
+                <w:lang w:val="en-US"/>
+              </w:rPr>
+              <w:t>created_at</w:t>
+            </w:r>
+          </w:p>
+        </w:tc>
+        <w:tc>
+          <w:tcPr>
+            <w:tcW w:w="0" w:type="auto"/>
+            <w:hideMark/>
+          </w:tcPr>
+          <w:p>
+            <w:pPr>
+              <w:spacing w:after="160" w:line="259" w:lineRule="auto"/>
+              <w:rPr>
+                <w:sz w:val="24"/>
+                <w:szCs w:val="24"/>
+                <w:lang w:val="en-US"/>
+              </w:rPr>
+            </w:pPr>
+            <w:r>
+              <w:rPr>
+                <w:sz w:val="24"/>
+                <w:szCs w:val="24"/>
+                <w:lang w:val="en-US"/>
+              </w:rPr>
+              <w:t>DATETIME</w:t>
+            </w:r>
+          </w:p>
+        </w:tc>
+        <w:tc>
+          <w:tcPr>
+            <w:tcW w:w="0" w:type="auto"/>
+            <w:hideMark/>
+          </w:tcPr>
+          <w:p>
+            <w:pPr>
+              <w:spacing w:after="160" w:line="259" w:lineRule="auto"/>
+              <w:rPr>
+                <w:sz w:val="24"/>
+                <w:szCs w:val="24"/>
+                <w:lang w:val="en-US"/>
+              </w:rPr>
+            </w:pPr>
+            <w:r>
+              <w:rPr>
+                <w:sz w:val="24"/>
+                <w:szCs w:val="24"/>
+                <w:lang w:val="en-US"/>
+              </w:rPr>
+              <w:t>Ngày tạo</w:t>
+            </w:r>
+          </w:p>
+        </w:tc>
+      </w:tr>
+    </w:tbl>
+    <w:p>
+      <w:pPr>
+        <w:rPr>
+          <w:lang w:val="en-US"/>
+        </w:rPr>
+      </w:pPr>
+    </w:p>
+    <w:p>
+      <w:pPr>
+        <w:rPr>
+          <w:b/>
+          <w:bCs/>
+          <w:lang w:val="en-US"/>
+        </w:rPr>
+      </w:pPr>
+      <w:r>
+        <w:rPr>
+          <w:b/>
+          <w:bCs/>
+          <w:lang w:val="en-US"/>
+        </w:rPr>
+        <w:t>4.3.2 Bảng Companies</w:t>
+      </w:r>
+    </w:p>
+    <w:tbl>
+      <w:tblPr>
+        <w:tblStyle w:val="TableGrid"/>
+        <w:tblW w:w="0" w:type="auto"/>
+        <w:tblLook w:val="04A0" w:firstRow="1" w:lastRow="0" w:firstColumn="1" w:lastColumn="0" w:noHBand="0" w:noVBand="1"/>
+      </w:tblPr>
+      <w:tblGrid>
+        <w:gridCol w:w="1396"/>
+        <w:gridCol w:w="1556"/>
+        <w:gridCol w:w="1770"/>
+      </w:tblGrid>
+      <w:tr>
+        <w:tc>
+          <w:tcPr>
+            <w:tcW w:w="0" w:type="auto"/>
+            <w:hideMark/>
+          </w:tcPr>
+          <w:p>
+            <w:pPr>
+              <w:spacing w:after="160" w:line="259" w:lineRule="auto"/>
+              <w:rPr>
+                <w:b/>
+                <w:bCs/>
+                <w:sz w:val="24"/>
+                <w:szCs w:val="24"/>
+                <w:lang w:val="en-US"/>
+              </w:rPr>
+            </w:pPr>
+            <w:r>
+              <w:rPr>
+                <w:b/>
+                <w:bCs/>
+                <w:sz w:val="24"/>
+                <w:szCs w:val="24"/>
+                <w:lang w:val="en-US"/>
+              </w:rPr>
+              <w:t>Field Name</w:t>
+            </w:r>
+          </w:p>
+        </w:tc>
+        <w:tc>
+          <w:tcPr>
+            <w:tcW w:w="0" w:type="auto"/>
+            <w:hideMark/>
+          </w:tcPr>
+          <w:p>
+            <w:pPr>
+              <w:spacing w:after="160" w:line="259" w:lineRule="auto"/>
+              <w:rPr>
+                <w:b/>
+                <w:bCs/>
+                <w:sz w:val="24"/>
+                <w:szCs w:val="24"/>
+                <w:lang w:val="en-US"/>
+              </w:rPr>
+            </w:pPr>
+            <w:r>
+              <w:rPr>
+                <w:b/>
+                <w:bCs/>
+                <w:sz w:val="24"/>
+                <w:szCs w:val="24"/>
+                <w:lang w:val="en-US"/>
+              </w:rPr>
+              <w:t>Data Type</w:t>
+            </w:r>
+          </w:p>
+        </w:tc>
+        <w:tc>
+          <w:tcPr>
+            <w:tcW w:w="0" w:type="auto"/>
+            <w:hideMark/>
+          </w:tcPr>
+          <w:p>
+            <w:pPr>
+              <w:spacing w:after="160" w:line="259" w:lineRule="auto"/>
+              <w:rPr>
+                <w:b/>
+                <w:bCs/>
+                <w:sz w:val="24"/>
+                <w:szCs w:val="24"/>
+                <w:lang w:val="en-US"/>
+              </w:rPr>
+            </w:pPr>
+            <w:r>
+              <w:rPr>
+                <w:b/>
+                <w:bCs/>
+                <w:sz w:val="24"/>
+                <w:szCs w:val="24"/>
+                <w:lang w:val="en-US"/>
+              </w:rPr>
+              <w:t>Description</w:t>
+            </w:r>
+          </w:p>
+        </w:tc>
+      </w:tr>
+      <w:tr>
+        <w:tc>
+          <w:tcPr>
+            <w:tcW w:w="0" w:type="auto"/>
+            <w:hideMark/>
+          </w:tcPr>
+          <w:p>
+            <w:pPr>
+              <w:spacing w:after="160" w:line="259" w:lineRule="auto"/>
+              <w:rPr>
+                <w:sz w:val="24"/>
+                <w:szCs w:val="24"/>
+                <w:lang w:val="en-US"/>
+              </w:rPr>
+            </w:pPr>
+            <w:r>
+              <w:rPr>
+                <w:sz w:val="24"/>
+                <w:szCs w:val="24"/>
+                <w:lang w:val="en-US"/>
+              </w:rPr>
+              <w:t>id</w:t>
+            </w:r>
+          </w:p>
+        </w:tc>
+        <w:tc>
+          <w:tcPr>
+            <w:tcW w:w="0" w:type="auto"/>
+            <w:hideMark/>
+          </w:tcPr>
+          <w:p>
+            <w:pPr>
+              <w:spacing w:after="160" w:line="259" w:lineRule="auto"/>
+              <w:rPr>
+                <w:sz w:val="24"/>
+                <w:szCs w:val="24"/>
+                <w:lang w:val="en-US"/>
+              </w:rPr>
+            </w:pPr>
+            <w:r>
+              <w:rPr>
+                <w:sz w:val="24"/>
+                <w:szCs w:val="24"/>
+                <w:lang w:val="en-US"/>
+              </w:rPr>
+              <w:t>BIGINT (PK)</w:t>
+            </w:r>
+          </w:p>
+        </w:tc>
+        <w:tc>
+          <w:tcPr>
+            <w:tcW w:w="0" w:type="auto"/>
+            <w:hideMark/>
+          </w:tcPr>
+          <w:p>
+            <w:pPr>
+              <w:spacing w:after="160" w:line="259" w:lineRule="auto"/>
+              <w:rPr>
+                <w:sz w:val="24"/>
+                <w:szCs w:val="24"/>
+                <w:lang w:val="en-US"/>
+              </w:rPr>
+            </w:pPr>
+            <w:r>
+              <w:rPr>
+                <w:sz w:val="24"/>
+                <w:szCs w:val="24"/>
+                <w:lang w:val="en-US"/>
+              </w:rPr>
+              <w:t>Khóa chính</w:t>
+            </w:r>
+          </w:p>
+        </w:tc>
+      </w:tr>
+      <w:tr>
+        <w:tc>
+          <w:tcPr>
+            <w:tcW w:w="0" w:type="auto"/>
+            <w:hideMark/>
+          </w:tcPr>
+          <w:p>
+            <w:pPr>
+              <w:spacing w:after="160" w:line="259" w:lineRule="auto"/>
+              <w:rPr>
+                <w:sz w:val="24"/>
+                <w:szCs w:val="24"/>
+                <w:lang w:val="en-US"/>
+              </w:rPr>
+            </w:pPr>
+            <w:r>
+              <w:rPr>
+                <w:sz w:val="24"/>
+                <w:szCs w:val="24"/>
+                <w:lang w:val="en-US"/>
+              </w:rPr>
+              <w:t>name</w:t>
+            </w:r>
+          </w:p>
+        </w:tc>
+        <w:tc>
+          <w:tcPr>
+            <w:tcW w:w="0" w:type="auto"/>
+            <w:hideMark/>
+          </w:tcPr>
+          <w:p>
+            <w:pPr>
+              <w:spacing w:after="160" w:line="259" w:lineRule="auto"/>
+              <w:rPr>
+                <w:sz w:val="24"/>
+                <w:szCs w:val="24"/>
+                <w:lang w:val="en-US"/>
+              </w:rPr>
+            </w:pPr>
+            <w:r>
+              <w:rPr>
+                <w:sz w:val="24"/>
+                <w:szCs w:val="24"/>
+                <w:lang w:val="en-US"/>
+              </w:rPr>
+              <w:t>VARCHAR</w:t>
+            </w:r>
+          </w:p>
+        </w:tc>
+        <w:tc>
+          <w:tcPr>
+            <w:tcW w:w="0" w:type="auto"/>
+            <w:hideMark/>
+          </w:tcPr>
+          <w:p>
+            <w:pPr>
+              <w:spacing w:after="160" w:line="259" w:lineRule="auto"/>
+              <w:rPr>
+                <w:sz w:val="24"/>
+                <w:szCs w:val="24"/>
+                <w:lang w:val="en-US"/>
+              </w:rPr>
+            </w:pPr>
+            <w:r>
+              <w:rPr>
+                <w:sz w:val="24"/>
+                <w:szCs w:val="24"/>
+                <w:lang w:val="en-US"/>
+              </w:rPr>
+              <w:t>Tên công ty</w:t>
+            </w:r>
+          </w:p>
+        </w:tc>
+      </w:tr>
+      <w:tr>
+        <w:tc>
+          <w:tcPr>
+            <w:tcW w:w="0" w:type="auto"/>
+            <w:hideMark/>
+          </w:tcPr>
+          <w:p>
+            <w:pPr>
+              <w:spacing w:after="160" w:line="259" w:lineRule="auto"/>
+              <w:rPr>
+                <w:sz w:val="24"/>
+                <w:szCs w:val="24"/>
+                <w:lang w:val="en-US"/>
+              </w:rPr>
+            </w:pPr>
+            <w:r>
+              <w:rPr>
+                <w:sz w:val="24"/>
+                <w:szCs w:val="24"/>
+                <w:lang w:val="en-US"/>
+              </w:rPr>
+              <w:t>description</w:t>
+            </w:r>
+          </w:p>
+        </w:tc>
+        <w:tc>
+          <w:tcPr>
+            <w:tcW w:w="0" w:type="auto"/>
+            <w:hideMark/>
+          </w:tcPr>
+          <w:p>
+            <w:pPr>
+              <w:spacing w:after="160" w:line="259" w:lineRule="auto"/>
+              <w:rPr>
+                <w:sz w:val="24"/>
+                <w:szCs w:val="24"/>
+                <w:lang w:val="en-US"/>
+              </w:rPr>
+            </w:pPr>
+            <w:r>
+              <w:rPr>
+                <w:sz w:val="24"/>
+                <w:szCs w:val="24"/>
+                <w:lang w:val="en-US"/>
+              </w:rPr>
+              <w:t>TEXT</w:t>
+            </w:r>
+          </w:p>
+        </w:tc>
+        <w:tc>
+          <w:tcPr>
+            <w:tcW w:w="0" w:type="auto"/>
+            <w:hideMark/>
+          </w:tcPr>
+          <w:p>
+            <w:pPr>
+              <w:spacing w:after="160" w:line="259" w:lineRule="auto"/>
+              <w:rPr>
+                <w:sz w:val="24"/>
+                <w:szCs w:val="24"/>
+                <w:lang w:val="en-US"/>
+              </w:rPr>
+            </w:pPr>
+            <w:r>
+              <w:rPr>
+                <w:sz w:val="24"/>
+                <w:szCs w:val="24"/>
+                <w:lang w:val="en-US"/>
+              </w:rPr>
+              <w:t>Mô tả</w:t>
+            </w:r>
+          </w:p>
+        </w:tc>
+      </w:tr>
+      <w:tr>
+        <w:tc>
+          <w:tcPr>
+            <w:tcW w:w="0" w:type="auto"/>
+            <w:hideMark/>
+          </w:tcPr>
+          <w:p>
+            <w:pPr>
+              <w:spacing w:after="160" w:line="259" w:lineRule="auto"/>
+              <w:rPr>
+                <w:sz w:val="24"/>
+                <w:szCs w:val="24"/>
+                <w:lang w:val="en-US"/>
+              </w:rPr>
+            </w:pPr>
+            <w:r>
+              <w:rPr>
+                <w:sz w:val="24"/>
+                <w:szCs w:val="24"/>
+                <w:lang w:val="en-US"/>
+              </w:rPr>
+              <w:t>size</w:t>
+            </w:r>
+          </w:p>
+        </w:tc>
+        <w:tc>
+          <w:tcPr>
+            <w:tcW w:w="0" w:type="auto"/>
+            <w:hideMark/>
+          </w:tcPr>
+          <w:p>
+            <w:pPr>
+              <w:spacing w:after="160" w:line="259" w:lineRule="auto"/>
+              <w:rPr>
+                <w:sz w:val="24"/>
+                <w:szCs w:val="24"/>
+                <w:lang w:val="en-US"/>
+              </w:rPr>
+            </w:pPr>
+            <w:r>
+              <w:rPr>
+                <w:sz w:val="24"/>
+                <w:szCs w:val="24"/>
+                <w:lang w:val="en-US"/>
+              </w:rPr>
+              <w:t>VARCHAR</w:t>
+            </w:r>
+          </w:p>
+        </w:tc>
+        <w:tc>
+          <w:tcPr>
+            <w:tcW w:w="0" w:type="auto"/>
+            <w:hideMark/>
+          </w:tcPr>
+          <w:p>
+            <w:pPr>
+              <w:spacing w:after="160" w:line="259" w:lineRule="auto"/>
+              <w:rPr>
+                <w:sz w:val="24"/>
+                <w:szCs w:val="24"/>
+                <w:lang w:val="en-US"/>
+              </w:rPr>
+            </w:pPr>
+            <w:r>
+              <w:rPr>
+                <w:sz w:val="24"/>
+                <w:szCs w:val="24"/>
+                <w:lang w:val="en-US"/>
+              </w:rPr>
+              <w:t>Quy mô công ty</w:t>
+            </w:r>
+          </w:p>
+        </w:tc>
+      </w:tr>
+      <w:tr>
+        <w:tc>
+          <w:tcPr>
+            <w:tcW w:w="0" w:type="auto"/>
+            <w:hideMark/>
+          </w:tcPr>
+          <w:p>
+            <w:pPr>
+              <w:spacing w:after="160" w:line="259" w:lineRule="auto"/>
+              <w:rPr>
+                <w:sz w:val="24"/>
+                <w:szCs w:val="24"/>
+                <w:lang w:val="en-US"/>
+              </w:rPr>
+            </w:pPr>
+            <w:r>
+              <w:rPr>
+                <w:sz w:val="24"/>
+                <w:szCs w:val="24"/>
+                <w:lang w:val="en-US"/>
+              </w:rPr>
+              <w:t>location</w:t>
+            </w:r>
+          </w:p>
+        </w:tc>
+        <w:tc>
+          <w:tcPr>
+            <w:tcW w:w="0" w:type="auto"/>
+            <w:hideMark/>
+          </w:tcPr>
+          <w:p>
+            <w:pPr>
+              <w:spacing w:after="160" w:line="259" w:lineRule="auto"/>
+              <w:rPr>
+                <w:sz w:val="24"/>
+                <w:szCs w:val="24"/>
+                <w:lang w:val="en-US"/>
+              </w:rPr>
+            </w:pPr>
+            <w:r>
+              <w:rPr>
+                <w:sz w:val="24"/>
+                <w:szCs w:val="24"/>
+                <w:lang w:val="en-US"/>
+              </w:rPr>
+              <w:t>VARCHAR</w:t>
+            </w:r>
+          </w:p>
+        </w:tc>
+        <w:tc>
+          <w:tcPr>
+            <w:tcW w:w="0" w:type="auto"/>
+            <w:hideMark/>
+          </w:tcPr>
+          <w:p>
+            <w:pPr>
+              <w:spacing w:after="160" w:line="259" w:lineRule="auto"/>
+              <w:rPr>
+                <w:sz w:val="24"/>
+                <w:szCs w:val="24"/>
+                <w:lang w:val="en-US"/>
+              </w:rPr>
+            </w:pPr>
+            <w:r>
+              <w:rPr>
+                <w:sz w:val="24"/>
+                <w:szCs w:val="24"/>
+                <w:lang w:val="en-US"/>
+              </w:rPr>
+              <w:t>Địa điểm</w:t>
+            </w:r>
+          </w:p>
+        </w:tc>
+      </w:tr>
+      <w:tr>
+        <w:tc>
+          <w:tcPr>
+            <w:tcW w:w="0" w:type="auto"/>
+            <w:hideMark/>
+          </w:tcPr>
+          <w:p>
+            <w:pPr>
+              <w:spacing w:after="160" w:line="259" w:lineRule="auto"/>
+              <w:rPr>
+                <w:sz w:val="24"/>
+                <w:szCs w:val="24"/>
+                <w:lang w:val="en-US"/>
+              </w:rPr>
+            </w:pPr>
+            <w:r>
+              <w:rPr>
+                <w:sz w:val="24"/>
+                <w:szCs w:val="24"/>
+                <w:lang w:val="en-US"/>
+              </w:rPr>
+              <w:t>image_url</w:t>
+            </w:r>
+          </w:p>
+        </w:tc>
+        <w:tc>
+          <w:tcPr>
+            <w:tcW w:w="0" w:type="auto"/>
+            <w:hideMark/>
+          </w:tcPr>
+          <w:p>
+            <w:pPr>
+              <w:spacing w:after="160" w:line="259" w:lineRule="auto"/>
+              <w:rPr>
+                <w:sz w:val="24"/>
+                <w:szCs w:val="24"/>
+                <w:lang w:val="en-US"/>
+              </w:rPr>
+            </w:pPr>
+            <w:r>
+              <w:rPr>
+                <w:sz w:val="24"/>
+                <w:szCs w:val="24"/>
+                <w:lang w:val="en-US"/>
+              </w:rPr>
+              <w:t>VARCHAR</w:t>
+            </w:r>
+          </w:p>
+        </w:tc>
+        <w:tc>
+          <w:tcPr>
+            <w:tcW w:w="0" w:type="auto"/>
+            <w:hideMark/>
+          </w:tcPr>
+          <w:p>
+            <w:pPr>
+              <w:spacing w:after="160" w:line="259" w:lineRule="auto"/>
+              <w:rPr>
+                <w:sz w:val="24"/>
+                <w:szCs w:val="24"/>
+                <w:lang w:val="en-US"/>
+              </w:rPr>
+            </w:pPr>
+            <w:r>
+              <w:rPr>
+                <w:sz w:val="24"/>
+                <w:szCs w:val="24"/>
+                <w:lang w:val="en-US"/>
+              </w:rPr>
+              <w:t>Logo / hình ảnh</w:t>
+            </w:r>
+          </w:p>
+        </w:tc>
+      </w:tr>
+      <w:tr>
+        <w:tc>
+          <w:tcPr>
+            <w:tcW w:w="0" w:type="auto"/>
+            <w:hideMark/>
+          </w:tcPr>
+          <w:p>
+            <w:pPr>
+              <w:spacing w:after="160" w:line="259" w:lineRule="auto"/>
+              <w:rPr>
+                <w:sz w:val="24"/>
+                <w:szCs w:val="24"/>
+                <w:lang w:val="en-US"/>
+              </w:rPr>
+            </w:pPr>
+            <w:r>
+              <w:rPr>
+                <w:sz w:val="24"/>
+                <w:szCs w:val="24"/>
+                <w:lang w:val="en-US"/>
+              </w:rPr>
+              <w:t>created_at</w:t>
+            </w:r>
+          </w:p>
+        </w:tc>
+        <w:tc>
+          <w:tcPr>
+            <w:tcW w:w="0" w:type="auto"/>
+            <w:hideMark/>
+          </w:tcPr>
+          <w:p>
+            <w:pPr>
+              <w:spacing w:after="160" w:line="259" w:lineRule="auto"/>
+              <w:rPr>
+                <w:sz w:val="24"/>
+                <w:szCs w:val="24"/>
+                <w:lang w:val="en-US"/>
+              </w:rPr>
+            </w:pPr>
+            <w:r>
+              <w:rPr>
+                <w:sz w:val="24"/>
+                <w:szCs w:val="24"/>
+                <w:lang w:val="en-US"/>
+              </w:rPr>
+              <w:t>DATETIME</w:t>
+            </w:r>
+          </w:p>
+        </w:tc>
+        <w:tc>
+          <w:tcPr>
+            <w:tcW w:w="0" w:type="auto"/>
+            <w:hideMark/>
+          </w:tcPr>
+          <w:p>
+            <w:pPr>
+              <w:spacing w:after="160" w:line="259" w:lineRule="auto"/>
+              <w:rPr>
+                <w:sz w:val="24"/>
+                <w:szCs w:val="24"/>
+                <w:lang w:val="en-US"/>
+              </w:rPr>
+            </w:pPr>
+            <w:r>
+              <w:rPr>
+                <w:sz w:val="24"/>
+                <w:szCs w:val="24"/>
+                <w:lang w:val="en-US"/>
+              </w:rPr>
+              <w:t>Ngày tạo</w:t>
+            </w:r>
+          </w:p>
+        </w:tc>
+      </w:tr>
+    </w:tbl>
+    <w:p>
+      <w:pPr>
+        <w:rPr>
+          <w:rFonts w:ascii="Segoe UI Emoji" w:hAnsi="Segoe UI Emoji" w:cs="Segoe UI Emoji"/>
+          <w:lang w:val="en-US"/>
+        </w:rPr>
+      </w:pPr>
+    </w:p>
+    <w:p>
+      <w:pPr>
+        <w:rPr>
+          <w:b/>
+          <w:bCs/>
+          <w:lang w:val="en-US"/>
+        </w:rPr>
+      </w:pPr>
+      <w:r>
+        <w:rPr>
+          <w:b/>
+          <w:bCs/>
+          <w:lang w:val="en-US"/>
+        </w:rPr>
+        <w:t>4.3.3 Bảng Jobs</w:t>
+      </w:r>
+    </w:p>
+    <w:tbl>
+      <w:tblPr>
+        <w:tblStyle w:val="TableGrid"/>
+        <w:tblW w:w="0" w:type="auto"/>
+        <w:tblLook w:val="04A0" w:firstRow="1" w:lastRow="0" w:firstColumn="1" w:lastColumn="0" w:noHBand="0" w:noVBand="1"/>
+      </w:tblPr>
+      <w:tblGrid>
+        <w:gridCol w:w="1403"/>
+        <w:gridCol w:w="1556"/>
+        <w:gridCol w:w="2003"/>
+      </w:tblGrid>
+      <w:tr>
+        <w:tc>
+          <w:tcPr>
+            <w:tcW w:w="0" w:type="auto"/>
+            <w:hideMark/>
+          </w:tcPr>
+          <w:p>
+            <w:pPr>
+              <w:spacing w:after="160" w:line="259" w:lineRule="auto"/>
+              <w:rPr>
+                <w:b/>
+                <w:bCs/>
+                <w:sz w:val="24"/>
+                <w:szCs w:val="24"/>
+                <w:lang w:val="en-US"/>
+              </w:rPr>
+            </w:pPr>
+            <w:r>
+              <w:rPr>
+                <w:b/>
+                <w:bCs/>
+                <w:sz w:val="24"/>
+                <w:szCs w:val="24"/>
+                <w:lang w:val="en-US"/>
+              </w:rPr>
+              <w:t>Field Name</w:t>
+            </w:r>
+          </w:p>
+        </w:tc>
+        <w:tc>
+          <w:tcPr>
+            <w:tcW w:w="0" w:type="auto"/>
+            <w:hideMark/>
+          </w:tcPr>
+          <w:p>
+            <w:pPr>
+              <w:spacing w:after="160" w:line="259" w:lineRule="auto"/>
+              <w:rPr>
+                <w:b/>
+                <w:bCs/>
+                <w:sz w:val="24"/>
+                <w:szCs w:val="24"/>
+                <w:lang w:val="en-US"/>
+              </w:rPr>
+            </w:pPr>
+            <w:r>
+              <w:rPr>
+                <w:b/>
+                <w:bCs/>
+                <w:sz w:val="24"/>
+                <w:szCs w:val="24"/>
+                <w:lang w:val="en-US"/>
+              </w:rPr>
+              <w:t>Data Type</w:t>
+            </w:r>
+          </w:p>
+        </w:tc>
+        <w:tc>
+          <w:tcPr>
+            <w:tcW w:w="0" w:type="auto"/>
+            <w:hideMark/>
+          </w:tcPr>
+          <w:p>
+            <w:pPr>
+              <w:spacing w:after="160" w:line="259" w:lineRule="auto"/>
+              <w:rPr>
+                <w:b/>
+                <w:bCs/>
+                <w:sz w:val="24"/>
+                <w:szCs w:val="24"/>
+                <w:lang w:val="en-US"/>
+              </w:rPr>
+            </w:pPr>
+            <w:r>
+              <w:rPr>
+                <w:b/>
+                <w:bCs/>
+                <w:sz w:val="24"/>
+                <w:szCs w:val="24"/>
+                <w:lang w:val="en-US"/>
+              </w:rPr>
+              <w:t>Description</w:t>
+            </w:r>
+          </w:p>
+        </w:tc>
+      </w:tr>
+      <w:tr>
+        <w:tc>
+          <w:tcPr>
+            <w:tcW w:w="0" w:type="auto"/>
+            <w:hideMark/>
+          </w:tcPr>
+          <w:p>
+            <w:pPr>
+              <w:spacing w:after="160" w:line="259" w:lineRule="auto"/>
+              <w:rPr>
+                <w:sz w:val="24"/>
+                <w:szCs w:val="24"/>
+                <w:lang w:val="en-US"/>
+              </w:rPr>
+            </w:pPr>
+            <w:r>
+              <w:rPr>
+                <w:sz w:val="24"/>
+                <w:szCs w:val="24"/>
+                <w:lang w:val="en-US"/>
+              </w:rPr>
+              <w:t>id</w:t>
+            </w:r>
+          </w:p>
+        </w:tc>
+        <w:tc>
+          <w:tcPr>
+            <w:tcW w:w="0" w:type="auto"/>
+            <w:hideMark/>
+          </w:tcPr>
+          <w:p>
+            <w:pPr>
+              <w:spacing w:after="160" w:line="259" w:lineRule="auto"/>
+              <w:rPr>
+                <w:sz w:val="24"/>
+                <w:szCs w:val="24"/>
+                <w:lang w:val="en-US"/>
+              </w:rPr>
+            </w:pPr>
+            <w:r>
+              <w:rPr>
+                <w:sz w:val="24"/>
+                <w:szCs w:val="24"/>
+                <w:lang w:val="en-US"/>
+              </w:rPr>
+              <w:t>BIGINT (PK)</w:t>
+            </w:r>
+          </w:p>
+        </w:tc>
+        <w:tc>
+          <w:tcPr>
+            <w:tcW w:w="0" w:type="auto"/>
+            <w:hideMark/>
+          </w:tcPr>
+          <w:p>
+            <w:pPr>
+              <w:spacing w:after="160" w:line="259" w:lineRule="auto"/>
+              <w:rPr>
+                <w:sz w:val="24"/>
+                <w:szCs w:val="24"/>
+                <w:lang w:val="en-US"/>
+              </w:rPr>
+            </w:pPr>
+            <w:r>
+              <w:rPr>
+                <w:sz w:val="24"/>
+                <w:szCs w:val="24"/>
+                <w:lang w:val="en-US"/>
+              </w:rPr>
+              <w:t>Khóa chính</w:t>
+            </w:r>
+          </w:p>
+        </w:tc>
+      </w:tr>
+      <w:tr>
+        <w:tc>
+          <w:tcPr>
+            <w:tcW w:w="0" w:type="auto"/>
+            <w:hideMark/>
+          </w:tcPr>
+          <w:p>
+            <w:pPr>
+              <w:spacing w:after="160" w:line="259" w:lineRule="auto"/>
+              <w:rPr>
+                <w:sz w:val="24"/>
+                <w:szCs w:val="24"/>
+                <w:lang w:val="en-US"/>
+              </w:rPr>
+            </w:pPr>
+            <w:r>
+              <w:rPr>
+                <w:sz w:val="24"/>
+                <w:szCs w:val="24"/>
+                <w:lang w:val="en-US"/>
+              </w:rPr>
+              <w:t>title</w:t>
+            </w:r>
+          </w:p>
+        </w:tc>
+        <w:tc>
+          <w:tcPr>
+            <w:tcW w:w="0" w:type="auto"/>
+            <w:hideMark/>
+          </w:tcPr>
+          <w:p>
+            <w:pPr>
+              <w:spacing w:after="160" w:line="259" w:lineRule="auto"/>
+              <w:rPr>
+                <w:sz w:val="24"/>
+                <w:szCs w:val="24"/>
+                <w:lang w:val="en-US"/>
+              </w:rPr>
+            </w:pPr>
+            <w:r>
+              <w:rPr>
+                <w:sz w:val="24"/>
+                <w:szCs w:val="24"/>
+                <w:lang w:val="en-US"/>
+              </w:rPr>
+              <w:t>VARCHAR</w:t>
+            </w:r>
+          </w:p>
+        </w:tc>
+        <w:tc>
+          <w:tcPr>
+            <w:tcW w:w="0" w:type="auto"/>
+            <w:hideMark/>
+          </w:tcPr>
+          <w:p>
+            <w:pPr>
+              <w:spacing w:after="160" w:line="259" w:lineRule="auto"/>
+              <w:rPr>
+                <w:sz w:val="24"/>
+                <w:szCs w:val="24"/>
+                <w:lang w:val="en-US"/>
+              </w:rPr>
+            </w:pPr>
+            <w:r>
+              <w:rPr>
+                <w:sz w:val="24"/>
+                <w:szCs w:val="24"/>
+                <w:lang w:val="en-US"/>
+              </w:rPr>
+              <w:t>Tên công việc</w:t>
+            </w:r>
+          </w:p>
+        </w:tc>
+      </w:tr>
+      <w:tr>
+        <w:tc>
+          <w:tcPr>
+            <w:tcW w:w="0" w:type="auto"/>
+            <w:hideMark/>
+          </w:tcPr>
+          <w:p>
+            <w:pPr>
+              <w:spacing w:after="160" w:line="259" w:lineRule="auto"/>
+              <w:rPr>
+                <w:sz w:val="24"/>
+                <w:szCs w:val="24"/>
+                <w:lang w:val="en-US"/>
+              </w:rPr>
+            </w:pPr>
+            <w:r>
+              <w:rPr>
+                <w:sz w:val="24"/>
+                <w:szCs w:val="24"/>
+                <w:lang w:val="en-US"/>
+              </w:rPr>
+              <w:t>description</w:t>
+            </w:r>
+          </w:p>
+        </w:tc>
+        <w:tc>
+          <w:tcPr>
+            <w:tcW w:w="0" w:type="auto"/>
+            <w:hideMark/>
+          </w:tcPr>
+          <w:p>
+            <w:pPr>
+              <w:spacing w:after="160" w:line="259" w:lineRule="auto"/>
+              <w:rPr>
+                <w:sz w:val="24"/>
+                <w:szCs w:val="24"/>
+                <w:lang w:val="en-US"/>
+              </w:rPr>
+            </w:pPr>
+            <w:r>
+              <w:rPr>
+                <w:sz w:val="24"/>
+                <w:szCs w:val="24"/>
+                <w:lang w:val="en-US"/>
+              </w:rPr>
+              <w:t>TEXT</w:t>
+            </w:r>
+          </w:p>
+        </w:tc>
+        <w:tc>
+          <w:tcPr>
+            <w:tcW w:w="0" w:type="auto"/>
+            <w:hideMark/>
+          </w:tcPr>
+          <w:p>
+            <w:pPr>
+              <w:spacing w:after="160" w:line="259" w:lineRule="auto"/>
+              <w:rPr>
+                <w:sz w:val="24"/>
+                <w:szCs w:val="24"/>
+                <w:lang w:val="en-US"/>
+              </w:rPr>
+            </w:pPr>
+            <w:r>
+              <w:rPr>
+                <w:sz w:val="24"/>
+                <w:szCs w:val="24"/>
+                <w:lang w:val="en-US"/>
+              </w:rPr>
+              <w:t>Mô tả công việc</w:t>
+            </w:r>
+          </w:p>
+        </w:tc>
+      </w:tr>
+      <w:tr>
+        <w:tc>
+          <w:tcPr>
+            <w:tcW w:w="0" w:type="auto"/>
+            <w:hideMark/>
+          </w:tcPr>
+          <w:p>
+            <w:pPr>
+              <w:spacing w:after="160" w:line="259" w:lineRule="auto"/>
+              <w:rPr>
+                <w:sz w:val="24"/>
+                <w:szCs w:val="24"/>
+                <w:lang w:val="en-US"/>
+              </w:rPr>
+            </w:pPr>
+            <w:r>
+              <w:rPr>
+                <w:sz w:val="24"/>
+                <w:szCs w:val="24"/>
+                <w:lang w:val="en-US"/>
+              </w:rPr>
+              <w:t>salary</w:t>
+            </w:r>
+          </w:p>
+        </w:tc>
+        <w:tc>
+          <w:tcPr>
+            <w:tcW w:w="0" w:type="auto"/>
+            <w:hideMark/>
+          </w:tcPr>
+          <w:p>
+            <w:pPr>
+              <w:spacing w:after="160" w:line="259" w:lineRule="auto"/>
+              <w:rPr>
+                <w:sz w:val="24"/>
+                <w:szCs w:val="24"/>
+                <w:lang w:val="en-US"/>
+              </w:rPr>
+            </w:pPr>
+            <w:r>
+              <w:rPr>
+                <w:sz w:val="24"/>
+                <w:szCs w:val="24"/>
+                <w:lang w:val="en-US"/>
+              </w:rPr>
+              <w:t>VARCHAR</w:t>
+            </w:r>
+          </w:p>
+        </w:tc>
+        <w:tc>
+          <w:tcPr>
+            <w:tcW w:w="0" w:type="auto"/>
+            <w:hideMark/>
+          </w:tcPr>
+          <w:p>
+            <w:pPr>
+              <w:spacing w:after="160" w:line="259" w:lineRule="auto"/>
+              <w:rPr>
+                <w:sz w:val="24"/>
+                <w:szCs w:val="24"/>
+                <w:lang w:val="en-US"/>
+              </w:rPr>
+            </w:pPr>
+            <w:r>
+              <w:rPr>
+                <w:sz w:val="24"/>
+                <w:szCs w:val="24"/>
+                <w:lang w:val="en-US"/>
+              </w:rPr>
+              <w:t>Mức lương</w:t>
+            </w:r>
+          </w:p>
+        </w:tc>
+      </w:tr>
+      <w:tr>
+        <w:tc>
+          <w:tcPr>
+            <w:tcW w:w="0" w:type="auto"/>
+            <w:hideMark/>
+          </w:tcPr>
+          <w:p>
+            <w:pPr>
+              <w:spacing w:after="160" w:line="259" w:lineRule="auto"/>
+              <w:rPr>
+                <w:sz w:val="24"/>
+                <w:szCs w:val="24"/>
+                <w:lang w:val="en-US"/>
+              </w:rPr>
+            </w:pPr>
+            <w:r>
+              <w:rPr>
+                <w:sz w:val="24"/>
+                <w:szCs w:val="24"/>
+                <w:lang w:val="en-US"/>
+              </w:rPr>
+              <w:t>location</w:t>
+            </w:r>
+          </w:p>
+        </w:tc>
+        <w:tc>
+          <w:tcPr>
+            <w:tcW w:w="0" w:type="auto"/>
+            <w:hideMark/>
+          </w:tcPr>
+          <w:p>
+            <w:pPr>
+              <w:spacing w:after="160" w:line="259" w:lineRule="auto"/>
+              <w:rPr>
+                <w:sz w:val="24"/>
+                <w:szCs w:val="24"/>
+                <w:lang w:val="en-US"/>
+              </w:rPr>
+            </w:pPr>
+            <w:r>
+              <w:rPr>
+                <w:sz w:val="24"/>
+                <w:szCs w:val="24"/>
+                <w:lang w:val="en-US"/>
+              </w:rPr>
+              <w:t>VARCHAR</w:t>
+            </w:r>
+          </w:p>
+        </w:tc>
+        <w:tc>
+          <w:tcPr>
+            <w:tcW w:w="0" w:type="auto"/>
+            <w:hideMark/>
+          </w:tcPr>
+          <w:p>
+            <w:pPr>
+              <w:spacing w:after="160" w:line="259" w:lineRule="auto"/>
+              <w:rPr>
+                <w:sz w:val="24"/>
+                <w:szCs w:val="24"/>
+                <w:lang w:val="en-US"/>
+              </w:rPr>
+            </w:pPr>
+            <w:r>
+              <w:rPr>
+                <w:sz w:val="24"/>
+                <w:szCs w:val="24"/>
+                <w:lang w:val="en-US"/>
+              </w:rPr>
+              <w:t>Địa điểm</w:t>
+            </w:r>
+          </w:p>
+        </w:tc>
+      </w:tr>
+      <w:tr>
+        <w:tc>
+          <w:tcPr>
+            <w:tcW w:w="0" w:type="auto"/>
+            <w:hideMark/>
+          </w:tcPr>
+          <w:p>
+            <w:pPr>
+              <w:spacing w:after="160" w:line="259" w:lineRule="auto"/>
+              <w:rPr>
+                <w:sz w:val="24"/>
+                <w:szCs w:val="24"/>
+                <w:lang w:val="en-US"/>
+              </w:rPr>
+            </w:pPr>
+            <w:r>
+              <w:rPr>
+                <w:sz w:val="24"/>
+                <w:szCs w:val="24"/>
+                <w:lang w:val="en-US"/>
+              </w:rPr>
+              <w:t>company_id</w:t>
+            </w:r>
+          </w:p>
+        </w:tc>
+        <w:tc>
+          <w:tcPr>
+            <w:tcW w:w="0" w:type="auto"/>
+            <w:hideMark/>
+          </w:tcPr>
+          <w:p>
+            <w:pPr>
+              <w:spacing w:after="160" w:line="259" w:lineRule="auto"/>
+              <w:rPr>
+                <w:sz w:val="24"/>
+                <w:szCs w:val="24"/>
+                <w:lang w:val="en-US"/>
+              </w:rPr>
+            </w:pPr>
+            <w:r>
+              <w:rPr>
+                <w:sz w:val="24"/>
+                <w:szCs w:val="24"/>
+                <w:lang w:val="en-US"/>
+              </w:rPr>
+              <w:t>BIGINT (FK)</w:t>
+            </w:r>
+          </w:p>
+        </w:tc>
+        <w:tc>
+          <w:tcPr>
+            <w:tcW w:w="0" w:type="auto"/>
+            <w:hideMark/>
+          </w:tcPr>
+          <w:p>
+            <w:pPr>
+              <w:spacing w:after="160" w:line="259" w:lineRule="auto"/>
+              <w:rPr>
+                <w:sz w:val="24"/>
+                <w:szCs w:val="24"/>
+                <w:lang w:val="en-US"/>
+              </w:rPr>
+            </w:pPr>
+            <w:r>
+              <w:rPr>
+                <w:sz w:val="24"/>
+                <w:szCs w:val="24"/>
+                <w:lang w:val="en-US"/>
+              </w:rPr>
+              <w:t>Liên kết Company</w:t>
+            </w:r>
+          </w:p>
+        </w:tc>
+      </w:tr>
+      <w:tr>
+        <w:tc>
+          <w:tcPr>
+            <w:tcW w:w="0" w:type="auto"/>
+            <w:hideMark/>
+          </w:tcPr>
+          <w:p>
+            <w:pPr>
+              <w:spacing w:after="160" w:line="259" w:lineRule="auto"/>
+              <w:rPr>
+                <w:sz w:val="24"/>
+                <w:szCs w:val="24"/>
+                <w:lang w:val="en-US"/>
+              </w:rPr>
+            </w:pPr>
+            <w:r>
+              <w:rPr>
+                <w:sz w:val="24"/>
+                <w:szCs w:val="24"/>
+                <w:lang w:val="en-US"/>
+              </w:rPr>
+              <w:t>created_at</w:t>
+            </w:r>
+          </w:p>
+        </w:tc>
+        <w:tc>
+          <w:tcPr>
+            <w:tcW w:w="0" w:type="auto"/>
+            <w:hideMark/>
+          </w:tcPr>
+          <w:p>
+            <w:pPr>
+              <w:spacing w:after="160" w:line="259" w:lineRule="auto"/>
+              <w:rPr>
+                <w:sz w:val="24"/>
+                <w:szCs w:val="24"/>
+                <w:lang w:val="en-US"/>
+              </w:rPr>
+            </w:pPr>
+            <w:r>
+              <w:rPr>
+                <w:sz w:val="24"/>
+                <w:szCs w:val="24"/>
+                <w:lang w:val="en-US"/>
+              </w:rPr>
+              <w:t>DATETIME</w:t>
+            </w:r>
+          </w:p>
+        </w:tc>
+        <w:tc>
+          <w:tcPr>
+            <w:tcW w:w="0" w:type="auto"/>
+            <w:hideMark/>
+          </w:tcPr>
+          <w:p>
+            <w:pPr>
+              <w:spacing w:after="160" w:line="259" w:lineRule="auto"/>
+              <w:rPr>
+                <w:sz w:val="24"/>
+                <w:szCs w:val="24"/>
+                <w:lang w:val="en-US"/>
+              </w:rPr>
+            </w:pPr>
+            <w:r>
+              <w:rPr>
+                <w:sz w:val="24"/>
+                <w:szCs w:val="24"/>
+                <w:lang w:val="en-US"/>
+              </w:rPr>
+              <w:t>Ngày đăng</w:t>
+            </w:r>
+          </w:p>
+        </w:tc>
+      </w:tr>
+    </w:tbl>
+    <w:p>
+      <w:pPr>
+        <w:rPr>
+          <w:lang w:val="en-US"/>
+        </w:rPr>
+      </w:pPr>
+    </w:p>
+    <w:p>
+      <w:pPr>
+        <w:rPr>
+          <w:b/>
+          <w:bCs/>
+          <w:lang w:val="en-US"/>
+        </w:rPr>
+      </w:pPr>
+      <w:r>
+        <w:rPr>
+          <w:b/>
+          <w:bCs/>
+          <w:lang w:val="en-US"/>
+        </w:rPr>
+        <w:t>4.3.4 Bảng Applications</w:t>
+      </w:r>
+    </w:p>
+    <w:tbl>
+      <w:tblPr>
+        <w:tblStyle w:val="TableGrid"/>
+        <w:tblW w:w="0" w:type="auto"/>
+        <w:tblLook w:val="04A0" w:firstRow="1" w:lastRow="0" w:firstColumn="1" w:lastColumn="0" w:noHBand="0" w:noVBand="1"/>
+      </w:tblPr>
+      <w:tblGrid>
+        <w:gridCol w:w="1396"/>
+        <w:gridCol w:w="1556"/>
+        <w:gridCol w:w="5163"/>
+      </w:tblGrid>
+      <w:tr>
+        <w:tc>
+          <w:tcPr>
+            <w:tcW w:w="0" w:type="auto"/>
+            <w:hideMark/>
+          </w:tcPr>
+          <w:p>
+            <w:pPr>
+              <w:spacing w:after="160" w:line="259" w:lineRule="auto"/>
+              <w:rPr>
+                <w:b/>
+                <w:bCs/>
+                <w:sz w:val="24"/>
+                <w:szCs w:val="24"/>
+                <w:lang w:val="en-US"/>
+              </w:rPr>
+            </w:pPr>
+            <w:r>
+              <w:rPr>
+                <w:b/>
+                <w:bCs/>
+                <w:sz w:val="24"/>
+                <w:szCs w:val="24"/>
+                <w:lang w:val="en-US"/>
+              </w:rPr>
+              <w:t>Field Name</w:t>
+            </w:r>
+          </w:p>
+        </w:tc>
+        <w:tc>
+          <w:tcPr>
+            <w:tcW w:w="0" w:type="auto"/>
+            <w:hideMark/>
+          </w:tcPr>
+          <w:p>
+            <w:pPr>
+              <w:spacing w:after="160" w:line="259" w:lineRule="auto"/>
+              <w:rPr>
+                <w:b/>
+                <w:bCs/>
+                <w:sz w:val="24"/>
+                <w:szCs w:val="24"/>
+                <w:lang w:val="en-US"/>
+              </w:rPr>
+            </w:pPr>
+            <w:r>
+              <w:rPr>
+                <w:b/>
+                <w:bCs/>
+                <w:sz w:val="24"/>
+                <w:szCs w:val="24"/>
+                <w:lang w:val="en-US"/>
+              </w:rPr>
+              <w:t>Data Type</w:t>
+            </w:r>
+          </w:p>
+        </w:tc>
+        <w:tc>
+          <w:tcPr>
+            <w:tcW w:w="0" w:type="auto"/>
+            <w:hideMark/>
+          </w:tcPr>
+          <w:p>
+            <w:pPr>
+              <w:spacing w:after="160" w:line="259" w:lineRule="auto"/>
+              <w:rPr>
+                <w:b/>
+                <w:bCs/>
+                <w:sz w:val="24"/>
+                <w:szCs w:val="24"/>
+                <w:lang w:val="en-US"/>
+              </w:rPr>
+            </w:pPr>
+            <w:r>
+              <w:rPr>
+                <w:b/>
+                <w:bCs/>
+                <w:sz w:val="24"/>
+                <w:szCs w:val="24"/>
+                <w:lang w:val="en-US"/>
+              </w:rPr>
+              <w:t>Description</w:t>
+            </w:r>
+          </w:p>
+        </w:tc>
+      </w:tr>
+      <w:tr>
+        <w:tc>
+          <w:tcPr>
+            <w:tcW w:w="0" w:type="auto"/>
+            <w:hideMark/>
+          </w:tcPr>
+          <w:p>
+            <w:pPr>
+              <w:spacing w:after="160" w:line="259" w:lineRule="auto"/>
+              <w:rPr>
+                <w:sz w:val="24"/>
+                <w:szCs w:val="24"/>
+                <w:lang w:val="en-US"/>
+              </w:rPr>
+            </w:pPr>
+            <w:r>
+              <w:rPr>
+                <w:sz w:val="24"/>
+                <w:szCs w:val="24"/>
+                <w:lang w:val="en-US"/>
+              </w:rPr>
+              <w:t>id</w:t>
+            </w:r>
+          </w:p>
+        </w:tc>
+        <w:tc>
+          <w:tcPr>
+            <w:tcW w:w="0" w:type="auto"/>
+            <w:hideMark/>
+          </w:tcPr>
+          <w:p>
+            <w:pPr>
+              <w:spacing w:after="160" w:line="259" w:lineRule="auto"/>
+              <w:rPr>
+                <w:sz w:val="24"/>
+                <w:szCs w:val="24"/>
+                <w:lang w:val="en-US"/>
+              </w:rPr>
+            </w:pPr>
+            <w:r>
+              <w:rPr>
+                <w:sz w:val="24"/>
+                <w:szCs w:val="24"/>
+                <w:lang w:val="en-US"/>
+              </w:rPr>
+              <w:t>BIGINT (PK)</w:t>
+            </w:r>
+          </w:p>
+        </w:tc>
+        <w:tc>
+          <w:tcPr>
+            <w:tcW w:w="0" w:type="auto"/>
+            <w:hideMark/>
+          </w:tcPr>
+          <w:p>
+            <w:pPr>
+              <w:spacing w:after="160" w:line="259" w:lineRule="auto"/>
+              <w:rPr>
+                <w:sz w:val="24"/>
+                <w:szCs w:val="24"/>
+                <w:lang w:val="en-US"/>
+              </w:rPr>
+            </w:pPr>
+            <w:r>
+              <w:rPr>
+                <w:sz w:val="24"/>
+                <w:szCs w:val="24"/>
+                <w:lang w:val="en-US"/>
+              </w:rPr>
+              <w:t>Khóa chính</w:t>
+            </w:r>
+          </w:p>
+        </w:tc>
+      </w:tr>
+      <w:tr>
+        <w:tc>
+          <w:tcPr>
+            <w:tcW w:w="0" w:type="auto"/>
+            <w:hideMark/>
+          </w:tcPr>
+          <w:p>
+            <w:pPr>
+              <w:spacing w:after="160" w:line="259" w:lineRule="auto"/>
+              <w:rPr>
+                <w:sz w:val="24"/>
+                <w:szCs w:val="24"/>
+                <w:lang w:val="en-US"/>
+              </w:rPr>
+            </w:pPr>
+            <w:r>
+              <w:rPr>
+                <w:sz w:val="24"/>
+                <w:szCs w:val="24"/>
+                <w:lang w:val="en-US"/>
+              </w:rPr>
+              <w:t>user_id</w:t>
+            </w:r>
+          </w:p>
+        </w:tc>
+        <w:tc>
+          <w:tcPr>
+            <w:tcW w:w="0" w:type="auto"/>
+            <w:hideMark/>
+          </w:tcPr>
+          <w:p>
+            <w:pPr>
+              <w:spacing w:after="160" w:line="259" w:lineRule="auto"/>
+              <w:rPr>
+                <w:sz w:val="24"/>
+                <w:szCs w:val="24"/>
+                <w:lang w:val="en-US"/>
+              </w:rPr>
+            </w:pPr>
+            <w:r>
+              <w:rPr>
+                <w:sz w:val="24"/>
+                <w:szCs w:val="24"/>
+                <w:lang w:val="en-US"/>
+              </w:rPr>
+              <w:t>BIGINT (FK)</w:t>
+            </w:r>
+          </w:p>
+        </w:tc>
+        <w:tc>
+          <w:tcPr>
+            <w:tcW w:w="0" w:type="auto"/>
+            <w:hideMark/>
+          </w:tcPr>
+          <w:p>
+            <w:pPr>
+              <w:spacing w:after="160" w:line="259" w:lineRule="auto"/>
+              <w:rPr>
+                <w:sz w:val="24"/>
+                <w:szCs w:val="24"/>
+                <w:lang w:val="en-US"/>
+              </w:rPr>
+            </w:pPr>
+            <w:r>
+              <w:rPr>
+                <w:sz w:val="24"/>
+                <w:szCs w:val="24"/>
+                <w:lang w:val="en-US"/>
+              </w:rPr>
+              <w:t>Người ứng tuyển</w:t>
+            </w:r>
+          </w:p>
+        </w:tc>
+      </w:tr>
+      <w:tr>
+        <w:tc>
+          <w:tcPr>
+            <w:tcW w:w="0" w:type="auto"/>
+            <w:hideMark/>
+          </w:tcPr>
+          <w:p>
+            <w:pPr>
+              <w:spacing w:after="160" w:line="259" w:lineRule="auto"/>
+              <w:rPr>
+                <w:sz w:val="24"/>
+                <w:szCs w:val="24"/>
+                <w:lang w:val="en-US"/>
+              </w:rPr>
+            </w:pPr>
+            <w:r>
+              <w:rPr>
+                <w:sz w:val="24"/>
+                <w:szCs w:val="24"/>
+                <w:lang w:val="en-US"/>
+              </w:rPr>
+              <w:t>job_id</w:t>
+            </w:r>
+          </w:p>
+        </w:tc>
+        <w:tc>
+          <w:tcPr>
+            <w:tcW w:w="0" w:type="auto"/>
+            <w:hideMark/>
+          </w:tcPr>
+          <w:p>
+            <w:pPr>
+              <w:spacing w:after="160" w:line="259" w:lineRule="auto"/>
+              <w:rPr>
+                <w:sz w:val="24"/>
+                <w:szCs w:val="24"/>
+                <w:lang w:val="en-US"/>
+              </w:rPr>
+            </w:pPr>
+            <w:r>
+              <w:rPr>
+                <w:sz w:val="24"/>
+                <w:szCs w:val="24"/>
+                <w:lang w:val="en-US"/>
+              </w:rPr>
+              <w:t>BIGINT (FK)</w:t>
+            </w:r>
+          </w:p>
+        </w:tc>
+        <w:tc>
+          <w:tcPr>
+            <w:tcW w:w="0" w:type="auto"/>
+            <w:hideMark/>
+          </w:tcPr>
+          <w:p>
+            <w:pPr>
+              <w:spacing w:after="160" w:line="259" w:lineRule="auto"/>
+              <w:rPr>
+                <w:sz w:val="24"/>
+                <w:szCs w:val="24"/>
+                <w:lang w:val="en-US"/>
+              </w:rPr>
+            </w:pPr>
+            <w:r>
+              <w:rPr>
+                <w:sz w:val="24"/>
+                <w:szCs w:val="24"/>
+                <w:lang w:val="en-US"/>
+              </w:rPr>
+              <w:t>Công việc</w:t>
+            </w:r>
+          </w:p>
+        </w:tc>
+      </w:tr>
+      <w:tr>
+        <w:tc>
+          <w:tcPr>
+            <w:tcW w:w="0" w:type="auto"/>
+            <w:hideMark/>
+          </w:tcPr>
+          <w:p>
+            <w:pPr>
+              <w:spacing w:after="160" w:line="259" w:lineRule="auto"/>
+              <w:rPr>
+                <w:sz w:val="24"/>
+                <w:szCs w:val="24"/>
+                <w:lang w:val="en-US"/>
+              </w:rPr>
+            </w:pPr>
+            <w:r>
+              <w:rPr>
+                <w:sz w:val="24"/>
+                <w:szCs w:val="24"/>
+                <w:lang w:val="en-US"/>
+              </w:rPr>
+              <w:t>status</w:t>
+            </w:r>
+          </w:p>
+        </w:tc>
+        <w:tc>
+          <w:tcPr>
+            <w:tcW w:w="0" w:type="auto"/>
+            <w:hideMark/>
+          </w:tcPr>
+          <w:p>
+            <w:pPr>
+              <w:spacing w:after="160" w:line="259" w:lineRule="auto"/>
+              <w:rPr>
+                <w:sz w:val="24"/>
+                <w:szCs w:val="24"/>
+                <w:lang w:val="en-US"/>
+              </w:rPr>
+            </w:pPr>
+            <w:r>
+              <w:rPr>
+                <w:sz w:val="24"/>
+                <w:szCs w:val="24"/>
+                <w:lang w:val="en-US"/>
+              </w:rPr>
+              <w:t>VARCHAR</w:t>
+            </w:r>
+          </w:p>
+        </w:tc>
+        <w:tc>
+          <w:tcPr>
+            <w:tcW w:w="0" w:type="auto"/>
+            <w:hideMark/>
+          </w:tcPr>
+          <w:p>
+            <w:pPr>
+              <w:spacing w:after="160" w:line="259" w:lineRule="auto"/>
+              <w:rPr>
+                <w:sz w:val="24"/>
+                <w:szCs w:val="24"/>
+                <w:lang w:val="en-US"/>
+              </w:rPr>
+            </w:pPr>
+            <w:r>
+              <w:rPr>
+                <w:sz w:val="24"/>
+                <w:szCs w:val="24"/>
+                <w:lang w:val="en-US"/>
+              </w:rPr>
+              <w:t>Trạng thái (PENDING, APPROVED, REJECTED)</w:t>
+            </w:r>
+          </w:p>
+        </w:tc>
+      </w:tr>
+      <w:tr>
+        <w:tc>
+          <w:tcPr>
+            <w:tcW w:w="0" w:type="auto"/>
+            <w:hideMark/>
+          </w:tcPr>
+          <w:p>
+            <w:pPr>
+              <w:spacing w:after="160" w:line="259" w:lineRule="auto"/>
+              <w:rPr>
+                <w:sz w:val="24"/>
+                <w:szCs w:val="24"/>
+                <w:lang w:val="en-US"/>
+              </w:rPr>
+            </w:pPr>
+            <w:r>
+              <w:rPr>
+                <w:sz w:val="24"/>
+                <w:szCs w:val="24"/>
+                <w:lang w:val="en-US"/>
+              </w:rPr>
+              <w:t>applied_at</w:t>
+            </w:r>
+          </w:p>
+        </w:tc>
+        <w:tc>
+          <w:tcPr>
+            <w:tcW w:w="0" w:type="auto"/>
+            <w:hideMark/>
+          </w:tcPr>
+          <w:p>
+            <w:pPr>
+              <w:spacing w:after="160" w:line="259" w:lineRule="auto"/>
+              <w:rPr>
+                <w:sz w:val="24"/>
+                <w:szCs w:val="24"/>
+                <w:lang w:val="en-US"/>
+              </w:rPr>
+            </w:pPr>
+            <w:r>
+              <w:rPr>
+                <w:sz w:val="24"/>
+                <w:szCs w:val="24"/>
+                <w:lang w:val="en-US"/>
+              </w:rPr>
+              <w:t>DATETIME</w:t>
+            </w:r>
+          </w:p>
+        </w:tc>
+        <w:tc>
+          <w:tcPr>
+            <w:tcW w:w="0" w:type="auto"/>
+            <w:hideMark/>
+          </w:tcPr>
+          <w:p>
+            <w:pPr>
+              <w:spacing w:after="160" w:line="259" w:lineRule="auto"/>
+              <w:rPr>
+                <w:sz w:val="24"/>
+                <w:szCs w:val="24"/>
+                <w:lang w:val="en-US"/>
+              </w:rPr>
+            </w:pPr>
+            <w:r>
+              <w:rPr>
+                <w:sz w:val="24"/>
+                <w:szCs w:val="24"/>
+                <w:lang w:val="en-US"/>
+              </w:rPr>
+              <w:t>Ngày ứng tuyển</w:t>
+            </w:r>
+          </w:p>
+        </w:tc>
+      </w:tr>
+    </w:tbl>
+    <w:p>
+      <w:pPr>
+        <w:rPr>
+          <w:lang w:val="en-US"/>
+        </w:rPr>
+      </w:pPr>
+    </w:p>
+    <w:p>
+      <w:pPr>
+        <w:rPr>
+          <w:b/>
+          <w:bCs/>
+          <w:lang w:val="en-US"/>
+        </w:rPr>
+      </w:pPr>
+      <w:r>
+        <w:rPr>
+          <w:b/>
+          <w:bCs/>
+          <w:lang w:val="en-US"/>
+        </w:rPr>
+        <w:t>4.4 Relationships (Mối quan hệ giữa các bảng)</w:t>
+      </w:r>
+    </w:p>
+    <w:tbl>
+      <w:tblPr>
+        <w:tblStyle w:val="TableGrid"/>
+        <w:tblW w:w="0" w:type="auto"/>
+        <w:tblLook w:val="04A0" w:firstRow="1" w:lastRow="0" w:firstColumn="1" w:lastColumn="0" w:noHBand="0" w:noVBand="1"/>
+      </w:tblPr>
+      <w:tblGrid>
+        <w:gridCol w:w="2163"/>
+        <w:gridCol w:w="3442"/>
+      </w:tblGrid>
+      <w:tr>
+        <w:tc>
+          <w:tcPr>
+            <w:tcW w:w="0" w:type="auto"/>
+            <w:hideMark/>
+          </w:tcPr>
+          <w:p>
+            <w:pPr>
+              <w:spacing w:after="160" w:line="259" w:lineRule="auto"/>
+              <w:rPr>
+                <w:b/>
+                <w:bCs/>
+                <w:sz w:val="24"/>
+                <w:szCs w:val="24"/>
+                <w:lang w:val="en-US"/>
+              </w:rPr>
+            </w:pPr>
+            <w:r>
+              <w:rPr>
+                <w:b/>
+                <w:bCs/>
+                <w:sz w:val="24"/>
+                <w:szCs w:val="24"/>
+                <w:lang w:val="en-US"/>
+              </w:rPr>
+              <w:t>Relationship</w:t>
+            </w:r>
+          </w:p>
+        </w:tc>
+        <w:tc>
+          <w:tcPr>
+            <w:tcW w:w="0" w:type="auto"/>
+            <w:hideMark/>
+          </w:tcPr>
+          <w:p>
+            <w:pPr>
+              <w:spacing w:after="160" w:line="259" w:lineRule="auto"/>
+              <w:rPr>
+                <w:b/>
+                <w:bCs/>
+                <w:sz w:val="24"/>
+                <w:szCs w:val="24"/>
+                <w:lang w:val="en-US"/>
+              </w:rPr>
+            </w:pPr>
+            <w:r>
+              <w:rPr>
+                <w:b/>
+                <w:bCs/>
+                <w:sz w:val="24"/>
+                <w:szCs w:val="24"/>
+                <w:lang w:val="en-US"/>
+              </w:rPr>
+              <w:t>Type</w:t>
+            </w:r>
+          </w:p>
+        </w:tc>
+      </w:tr>
+      <w:tr>
+        <w:tc>
+          <w:tcPr>
+            <w:tcW w:w="0" w:type="auto"/>
+            <w:hideMark/>
+          </w:tcPr>
+          <w:p>
+            <w:pPr>
+              <w:spacing w:after="160" w:line="259" w:lineRule="auto"/>
+              <w:rPr>
+                <w:sz w:val="24"/>
+                <w:szCs w:val="24"/>
+                <w:lang w:val="en-US"/>
+              </w:rPr>
+            </w:pPr>
+            <w:r>
+              <w:rPr>
+                <w:sz w:val="24"/>
+                <w:szCs w:val="24"/>
+                <w:lang w:val="en-US"/>
+              </w:rPr>
+              <w:t>User → Application</w:t>
+            </w:r>
+          </w:p>
+        </w:tc>
+        <w:tc>
+          <w:tcPr>
+            <w:tcW w:w="0" w:type="auto"/>
+            <w:hideMark/>
+          </w:tcPr>
+          <w:p>
+            <w:pPr>
+              <w:spacing w:after="160" w:line="259" w:lineRule="auto"/>
+              <w:rPr>
+                <w:sz w:val="24"/>
+                <w:szCs w:val="24"/>
+                <w:lang w:val="en-US"/>
+              </w:rPr>
+            </w:pPr>
+            <w:r>
+              <w:rPr>
+                <w:sz w:val="24"/>
+                <w:szCs w:val="24"/>
+                <w:lang w:val="en-US"/>
+              </w:rPr>
+              <w:t>One-to-Many</w:t>
+            </w:r>
+          </w:p>
+        </w:tc>
+      </w:tr>
+      <w:tr>
+        <w:tc>
+          <w:tcPr>
+            <w:tcW w:w="0" w:type="auto"/>
+            <w:hideMark/>
+          </w:tcPr>
+          <w:p>
+            <w:pPr>
+              <w:spacing w:after="160" w:line="259" w:lineRule="auto"/>
+              <w:rPr>
+                <w:sz w:val="24"/>
+                <w:szCs w:val="24"/>
+                <w:lang w:val="en-US"/>
+              </w:rPr>
+            </w:pPr>
+            <w:r>
+              <w:rPr>
+                <w:sz w:val="24"/>
+                <w:szCs w:val="24"/>
+                <w:lang w:val="en-US"/>
+              </w:rPr>
+              <w:t>Job → Application</w:t>
+            </w:r>
+          </w:p>
+        </w:tc>
+        <w:tc>
+          <w:tcPr>
+            <w:tcW w:w="0" w:type="auto"/>
+            <w:hideMark/>
+          </w:tcPr>
+          <w:p>
+            <w:pPr>
+              <w:spacing w:after="160" w:line="259" w:lineRule="auto"/>
+              <w:rPr>
+                <w:sz w:val="24"/>
+                <w:szCs w:val="24"/>
+                <w:lang w:val="en-US"/>
+              </w:rPr>
+            </w:pPr>
+            <w:r>
+              <w:rPr>
+                <w:sz w:val="24"/>
+                <w:szCs w:val="24"/>
+                <w:lang w:val="en-US"/>
+              </w:rPr>
+              <w:t>One-to-Many</w:t>
+            </w:r>
+          </w:p>
+        </w:tc>
+      </w:tr>
+      <w:tr>
+        <w:tc>
+          <w:tcPr>
+            <w:tcW w:w="0" w:type="auto"/>
+            <w:hideMark/>
+          </w:tcPr>
+          <w:p>
+            <w:pPr>
+              <w:spacing w:after="160" w:line="259" w:lineRule="auto"/>
+              <w:rPr>
+                <w:sz w:val="24"/>
+                <w:szCs w:val="24"/>
+                <w:lang w:val="en-US"/>
+              </w:rPr>
+            </w:pPr>
+            <w:r>
+              <w:rPr>
+                <w:sz w:val="24"/>
+                <w:szCs w:val="24"/>
+                <w:lang w:val="en-US"/>
+              </w:rPr>
+              <w:t>Company → Job</w:t>
+            </w:r>
+          </w:p>
+        </w:tc>
+        <w:tc>
+          <w:tcPr>
+            <w:tcW w:w="0" w:type="auto"/>
+            <w:hideMark/>
+          </w:tcPr>
+          <w:p>
+            <w:pPr>
+              <w:spacing w:after="160" w:line="259" w:lineRule="auto"/>
+              <w:rPr>
+                <w:sz w:val="24"/>
+                <w:szCs w:val="24"/>
+                <w:lang w:val="en-US"/>
+              </w:rPr>
+            </w:pPr>
+            <w:r>
+              <w:rPr>
+                <w:sz w:val="24"/>
+                <w:szCs w:val="24"/>
+                <w:lang w:val="en-US"/>
+              </w:rPr>
+              <w:t>One-to-Many</w:t>
+            </w:r>
+          </w:p>
+        </w:tc>
+      </w:tr>
+      <w:tr>
+        <w:tc>
+          <w:tcPr>
+            <w:tcW w:w="0" w:type="auto"/>
+            <w:hideMark/>
+          </w:tcPr>
+          <w:p>
+            <w:pPr>
+              <w:spacing w:after="160" w:line="259" w:lineRule="auto"/>
+              <w:rPr>
+                <w:sz w:val="24"/>
+                <w:szCs w:val="24"/>
+                <w:lang w:val="en-US"/>
+              </w:rPr>
+            </w:pPr>
+            <w:r>
+              <w:rPr>
+                <w:sz w:val="24"/>
+                <w:szCs w:val="24"/>
+                <w:lang w:val="en-US"/>
+              </w:rPr>
+              <w:t>User ↔ Job</w:t>
+            </w:r>
+          </w:p>
+        </w:tc>
+        <w:tc>
+          <w:tcPr>
+            <w:tcW w:w="0" w:type="auto"/>
+            <w:hideMark/>
+          </w:tcPr>
+          <w:p>
+            <w:pPr>
+              <w:spacing w:after="160" w:line="259" w:lineRule="auto"/>
+              <w:rPr>
+                <w:sz w:val="24"/>
+                <w:szCs w:val="24"/>
+                <w:lang w:val="en-US"/>
+              </w:rPr>
+            </w:pPr>
+            <w:r>
+              <w:rPr>
+                <w:sz w:val="24"/>
+                <w:szCs w:val="24"/>
+                <w:lang w:val="en-US"/>
+              </w:rPr>
+              <w:t>Many-to-Many (qua Application)</w:t>
+            </w:r>
+          </w:p>
+        </w:tc>
+      </w:tr>
+    </w:tbl>
+    <w:p>
+      <w:pPr>
+        <w:rPr>
+          <w:lang w:val="en-US"/>
+        </w:rPr>
+      </w:pPr>
+    </w:p>
+    <w:p>
+      <w:pPr>
+        <w:rPr>
+          <w:b/>
+          <w:bCs/>
+          <w:lang w:val="en-US"/>
+        </w:rPr>
+      </w:pPr>
+      <w:r>
+        <w:rPr>
+          <w:b/>
+          <w:bCs/>
+          <w:lang w:val="en-US"/>
+        </w:rPr>
+        <w:t>4.5 Database Constraints (Ràng buộc dữ liệu)</w:t>
+      </w:r>
+    </w:p>
+    <w:p>
+      <w:pPr>
+        <w:numPr>
+          <w:ilvl w:val="0"/>
+          <w:numId w:val="31"/>
+        </w:numPr>
+        <w:rPr>
+          <w:lang w:val="en-US"/>
+        </w:rPr>
+      </w:pPr>
+      <w:r>
+        <w:rPr>
+          <w:lang w:val="en-US"/>
+        </w:rPr>
+        <w:t>Primary Key:</w:t>
+      </w:r>
+    </w:p>
+    <w:p>
+      <w:pPr>
+        <w:numPr>
+          <w:ilvl w:val="1"/>
+          <w:numId w:val="31"/>
+        </w:numPr>
+        <w:rPr>
+          <w:lang w:val="en-US"/>
+        </w:rPr>
+      </w:pPr>
+      <w:r>
+        <w:rPr>
+          <w:lang w:val="en-US"/>
+        </w:rPr>
+        <w:t>id trong mỗi bảng</w:t>
+      </w:r>
+    </w:p>
+    <w:p>
+      <w:pPr>
+        <w:numPr>
+          <w:ilvl w:val="0"/>
+          <w:numId w:val="31"/>
+        </w:numPr>
+        <w:rPr>
+          <w:lang w:val="en-US"/>
+        </w:rPr>
+      </w:pPr>
+      <w:r>
+        <w:rPr>
+          <w:lang w:val="en-US"/>
+        </w:rPr>
+        <w:t>Foreign Key:</w:t>
+      </w:r>
+    </w:p>
+    <w:p>
+      <w:pPr>
+        <w:numPr>
+          <w:ilvl w:val="1"/>
+          <w:numId w:val="31"/>
+        </w:numPr>
+        <w:rPr>
+          <w:lang w:val="en-US"/>
+        </w:rPr>
+      </w:pPr>
+      <w:r>
+        <w:rPr>
+          <w:lang w:val="en-US"/>
+        </w:rPr>
+        <w:t>jobs.company_id → companies.id</w:t>
+      </w:r>
+    </w:p>
+    <w:p>
+      <w:pPr>
+        <w:numPr>
+          <w:ilvl w:val="1"/>
+          <w:numId w:val="31"/>
+        </w:numPr>
+        <w:rPr>
+          <w:lang w:val="en-US"/>
+        </w:rPr>
+      </w:pPr>
+      <w:r>
+        <w:rPr>
+          <w:lang w:val="en-US"/>
+        </w:rPr>
+        <w:t>applications.user_id → users.id</w:t>
+      </w:r>
+    </w:p>
+    <w:p>
+      <w:pPr>
+        <w:numPr>
+          <w:ilvl w:val="1"/>
+          <w:numId w:val="31"/>
+        </w:numPr>
+        <w:rPr>
+          <w:lang w:val="en-US"/>
+        </w:rPr>
+      </w:pPr>
+      <w:r>
+        <w:rPr>
+          <w:lang w:val="en-US"/>
+        </w:rPr>
+        <w:t>applications.job_id → jobs.id</w:t>
+      </w:r>
+    </w:p>
+    <w:p>
+      <w:pPr>
+        <w:numPr>
+          <w:ilvl w:val="0"/>
+          <w:numId w:val="31"/>
+        </w:numPr>
+        <w:rPr>
+          <w:lang w:val="en-US"/>
+        </w:rPr>
+      </w:pPr>
+      <w:r>
+        <w:rPr>
+          <w:lang w:val="en-US"/>
+        </w:rPr>
+        <w:t>Unique:</w:t>
+      </w:r>
+    </w:p>
+    <w:p>
+      <w:pPr>
+        <w:numPr>
+          <w:ilvl w:val="1"/>
+          <w:numId w:val="31"/>
+        </w:numPr>
+        <w:rPr>
+          <w:lang w:val="en-US"/>
+        </w:rPr>
+      </w:pPr>
+      <w:r>
+        <w:rPr>
+          <w:lang w:val="en-US"/>
+        </w:rPr>
+        <w:t>users.email (không trùng)</w:t>
+      </w:r>
+    </w:p>
+    <w:p>
+      <w:pPr>
+        <w:numPr>
+          <w:ilvl w:val="0"/>
+          <w:numId w:val="31"/>
+        </w:numPr>
+        <w:rPr>
+          <w:lang w:val="en-US"/>
+        </w:rPr>
+      </w:pPr>
+      <w:r>
+        <w:rPr>
+          <w:lang w:val="en-US"/>
+        </w:rPr>
+        <w:t>Not Null:</w:t>
+      </w:r>
+    </w:p>
+    <w:p>
+      <w:pPr>
+        <w:numPr>
+          <w:ilvl w:val="1"/>
+          <w:numId w:val="31"/>
+        </w:numPr>
+        <w:rPr>
+          <w:lang w:val="en-US"/>
+        </w:rPr>
+      </w:pPr>
+      <w:r>
+        <w:rPr>
+          <w:lang w:val="en-US"/>
+        </w:rPr>
+        <w:t>email, password, job_id, user_id</w:t>
+      </w:r>
+    </w:p>
+    <w:p>
+      <w:pPr>
+        <w:rPr>
+          <w:lang w:val="en-US"/>
+        </w:rPr>
+      </w:pPr>
+      <w:r>
+        <w:rPr>
+          <w:lang w:val="en-US"/>
+        </w:rPr>
+        <w:pict w14:anchorId="58CDA964">
+          <v:rect id="_x0000_i1096" style="width:0;height:1.5pt" o:hralign="center" o:hrstd="t" o:hr="t" fillcolor="#a0a0a0" stroked="f"/>
+        </w:pict>
+      </w:r>
+    </w:p>
+    <w:p>
+      <w:pPr>
+        <w:rPr>
+          <w:b/>
+          <w:bCs/>
+          <w:lang w:val="en-US"/>
+        </w:rPr>
+      </w:pPr>
+      <w:r>
+        <w:rPr>
+          <w:b/>
+          <w:bCs/>
+          <w:lang w:val="en-US"/>
+        </w:rPr>
+        <w:lastRenderedPageBreak/>
+        <w:t>4.6 Indexing (Chỉ mục)</w:t>
+      </w:r>
+    </w:p>
+    <w:p>
+      <w:pPr>
+        <w:numPr>
+          <w:ilvl w:val="0"/>
+          <w:numId w:val="32"/>
+        </w:numPr>
+        <w:rPr>
+          <w:lang w:val="en-US"/>
+        </w:rPr>
+      </w:pPr>
+      <w:r>
+        <w:rPr>
+          <w:lang w:val="en-US"/>
+        </w:rPr>
+        <w:t>users(email)</w:t>
+      </w:r>
+    </w:p>
+    <w:p>
+      <w:pPr>
+        <w:numPr>
+          <w:ilvl w:val="0"/>
+          <w:numId w:val="32"/>
+        </w:numPr>
+        <w:rPr>
+          <w:lang w:val="en-US"/>
+        </w:rPr>
+      </w:pPr>
+      <w:r>
+        <w:rPr>
+          <w:lang w:val="en-US"/>
+        </w:rPr>
+        <w:t>jobs(company_id)</w:t>
+      </w:r>
+    </w:p>
+    <w:p>
+      <w:pPr>
+        <w:numPr>
+          <w:ilvl w:val="0"/>
+          <w:numId w:val="32"/>
+        </w:numPr>
+        <w:rPr>
+          <w:lang w:val="en-US"/>
+        </w:rPr>
+      </w:pPr>
+      <w:r>
+        <w:rPr>
+          <w:lang w:val="en-US"/>
+        </w:rPr>
+        <w:t>applications(user_id, job_id)</w:t>
+      </w:r>
+    </w:p>
+    <w:p>
+      <w:pPr>
+        <w:ind w:left="360"/>
+        <w:rPr>
+          <w:lang w:val="en-US"/>
+        </w:rPr>
+      </w:pPr>
+      <w:r>
+        <w:rPr>
+          <w:lang w:val="en-US"/>
+        </w:rPr>
+        <w:t>Để tối ưu hiệu năng, hệ thống sử dụng index</w:t>
+      </w:r>
+      <w:r>
+        <w:rPr>
+          <w:lang w:val="en-US"/>
+        </w:rPr>
+        <w:t>.</w:t>
+      </w:r>
     </w:p>
     <w:p>
       <w:pPr>
@@ -13701,8 +18962,8 @@
       </w:r>
     </w:p>
     <w:sectPr>
-      <w:headerReference w:type="default" r:id="rId10"/>
-      <w:footerReference w:type="default" r:id="rId11"/>
+      <w:headerReference w:type="default" r:id="rId14"/>
+      <w:footerReference w:type="default" r:id="rId15"/>
       <w:pgSz w:w="11909" w:h="16834" w:code="9"/>
       <w:pgMar w:top="1440" w:right="1440" w:bottom="1440" w:left="1440" w:header="720" w:footer="720" w:gutter="0"/>
       <w:cols w:space="720"/>
@@ -14379,6 +19640,155 @@
     </w:lvl>
   </w:abstractNum>
   <w:abstractNum w:abstractNumId="3" w15:restartNumberingAfterBreak="0">
+    <w:nsid w:val="1183107C"/>
+    <w:multiLevelType w:val="multilevel"/>
+    <w:tmpl w:val="551ED1D6"/>
+    <w:lvl w:ilvl="0">
+      <w:start w:val="1"/>
+      <w:numFmt w:val="bullet"/>
+      <w:lvlText w:val=""/>
+      <w:lvlJc w:val="left"/>
+      <w:pPr>
+        <w:tabs>
+          <w:tab w:val="num" w:pos="720"/>
+        </w:tabs>
+        <w:ind w:left="720" w:hanging="360"/>
+      </w:pPr>
+      <w:rPr>
+        <w:rFonts w:ascii="Symbol" w:hAnsi="Symbol" w:hint="default"/>
+        <w:sz w:val="20"/>
+      </w:rPr>
+    </w:lvl>
+    <w:lvl w:ilvl="1" w:tentative="1">
+      <w:start w:val="1"/>
+      <w:numFmt w:val="bullet"/>
+      <w:lvlText w:val="o"/>
+      <w:lvlJc w:val="left"/>
+      <w:pPr>
+        <w:tabs>
+          <w:tab w:val="num" w:pos="1440"/>
+        </w:tabs>
+        <w:ind w:left="1440" w:hanging="360"/>
+      </w:pPr>
+      <w:rPr>
+        <w:rFonts w:ascii="Courier New" w:hAnsi="Courier New" w:hint="default"/>
+        <w:sz w:val="20"/>
+      </w:rPr>
+    </w:lvl>
+    <w:lvl w:ilvl="2" w:tentative="1">
+      <w:start w:val="1"/>
+      <w:numFmt w:val="bullet"/>
+      <w:lvlText w:val=""/>
+      <w:lvlJc w:val="left"/>
+      <w:pPr>
+        <w:tabs>
+          <w:tab w:val="num" w:pos="2160"/>
+        </w:tabs>
+        <w:ind w:left="2160" w:hanging="360"/>
+      </w:pPr>
+      <w:rPr>
+        <w:rFonts w:ascii="Wingdings" w:hAnsi="Wingdings" w:hint="default"/>
+        <w:sz w:val="20"/>
+      </w:rPr>
+    </w:lvl>
+    <w:lvl w:ilvl="3" w:tentative="1">
+      <w:start w:val="1"/>
+      <w:numFmt w:val="bullet"/>
+      <w:lvlText w:val=""/>
+      <w:lvlJc w:val="left"/>
+      <w:pPr>
+        <w:tabs>
+          <w:tab w:val="num" w:pos="2880"/>
+        </w:tabs>
+        <w:ind w:left="2880" w:hanging="360"/>
+      </w:pPr>
+      <w:rPr>
+        <w:rFonts w:ascii="Wingdings" w:hAnsi="Wingdings" w:hint="default"/>
+        <w:sz w:val="20"/>
+      </w:rPr>
+    </w:lvl>
+    <w:lvl w:ilvl="4" w:tentative="1">
+      <w:start w:val="1"/>
+      <w:numFmt w:val="bullet"/>
+      <w:lvlText w:val=""/>
+      <w:lvlJc w:val="left"/>
+      <w:pPr>
+        <w:tabs>
+          <w:tab w:val="num" w:pos="3600"/>
+        </w:tabs>
+        <w:ind w:left="3600" w:hanging="360"/>
+      </w:pPr>
+      <w:rPr>
+        <w:rFonts w:ascii="Wingdings" w:hAnsi="Wingdings" w:hint="default"/>
+        <w:sz w:val="20"/>
+      </w:rPr>
+    </w:lvl>
+    <w:lvl w:ilvl="5" w:tentative="1">
+      <w:start w:val="1"/>
+      <w:numFmt w:val="bullet"/>
+      <w:lvlText w:val=""/>
+      <w:lvlJc w:val="left"/>
+      <w:pPr>
+        <w:tabs>
+          <w:tab w:val="num" w:pos="4320"/>
+        </w:tabs>
+        <w:ind w:left="4320" w:hanging="360"/>
+      </w:pPr>
+      <w:rPr>
+        <w:rFonts w:ascii="Wingdings" w:hAnsi="Wingdings" w:hint="default"/>
+        <w:sz w:val="20"/>
+      </w:rPr>
+    </w:lvl>
+    <w:lvl w:ilvl="6" w:tentative="1">
+      <w:start w:val="1"/>
+      <w:numFmt w:val="bullet"/>
+      <w:lvlText w:val=""/>
+      <w:lvlJc w:val="left"/>
+      <w:pPr>
+        <w:tabs>
+          <w:tab w:val="num" w:pos="5040"/>
+        </w:tabs>
+        <w:ind w:left="5040" w:hanging="360"/>
+      </w:pPr>
+      <w:rPr>
+        <w:rFonts w:ascii="Wingdings" w:hAnsi="Wingdings" w:hint="default"/>
+        <w:sz w:val="20"/>
+      </w:rPr>
+    </w:lvl>
+    <w:lvl w:ilvl="7" w:tentative="1">
+      <w:start w:val="1"/>
+      <w:numFmt w:val="bullet"/>
+      <w:lvlText w:val=""/>
+      <w:lvlJc w:val="left"/>
+      <w:pPr>
+        <w:tabs>
+          <w:tab w:val="num" w:pos="5760"/>
+        </w:tabs>
+        <w:ind w:left="5760" w:hanging="360"/>
+      </w:pPr>
+      <w:rPr>
+        <w:rFonts w:ascii="Wingdings" w:hAnsi="Wingdings" w:hint="default"/>
+        <w:sz w:val="20"/>
+      </w:rPr>
+    </w:lvl>
+    <w:lvl w:ilvl="8" w:tentative="1">
+      <w:start w:val="1"/>
+      <w:numFmt w:val="bullet"/>
+      <w:lvlText w:val=""/>
+      <w:lvlJc w:val="left"/>
+      <w:pPr>
+        <w:tabs>
+          <w:tab w:val="num" w:pos="6480"/>
+        </w:tabs>
+        <w:ind w:left="6480" w:hanging="360"/>
+      </w:pPr>
+      <w:rPr>
+        <w:rFonts w:ascii="Wingdings" w:hAnsi="Wingdings" w:hint="default"/>
+        <w:sz w:val="20"/>
+      </w:rPr>
+    </w:lvl>
+  </w:abstractNum>
+  <w:abstractNum w:abstractNumId="4" w15:restartNumberingAfterBreak="0">
     <w:nsid w:val="13015157"/>
     <w:multiLevelType w:val="hybridMultilevel"/>
     <w:tmpl w:val="94D89FFC"/>
@@ -14491,7 +19901,156 @@
       </w:rPr>
     </w:lvl>
   </w:abstractNum>
-  <w:abstractNum w:abstractNumId="4" w15:restartNumberingAfterBreak="0">
+  <w:abstractNum w:abstractNumId="5" w15:restartNumberingAfterBreak="0">
+    <w:nsid w:val="13037FBB"/>
+    <w:multiLevelType w:val="multilevel"/>
+    <w:tmpl w:val="11789FA0"/>
+    <w:lvl w:ilvl="0">
+      <w:start w:val="1"/>
+      <w:numFmt w:val="bullet"/>
+      <w:lvlText w:val=""/>
+      <w:lvlJc w:val="left"/>
+      <w:pPr>
+        <w:tabs>
+          <w:tab w:val="num" w:pos="720"/>
+        </w:tabs>
+        <w:ind w:left="720" w:hanging="360"/>
+      </w:pPr>
+      <w:rPr>
+        <w:rFonts w:ascii="Symbol" w:hAnsi="Symbol" w:hint="default"/>
+        <w:sz w:val="20"/>
+      </w:rPr>
+    </w:lvl>
+    <w:lvl w:ilvl="1">
+      <w:start w:val="1"/>
+      <w:numFmt w:val="bullet"/>
+      <w:lvlText w:val="o"/>
+      <w:lvlJc w:val="left"/>
+      <w:pPr>
+        <w:tabs>
+          <w:tab w:val="num" w:pos="1440"/>
+        </w:tabs>
+        <w:ind w:left="1440" w:hanging="360"/>
+      </w:pPr>
+      <w:rPr>
+        <w:rFonts w:ascii="Courier New" w:hAnsi="Courier New" w:hint="default"/>
+        <w:sz w:val="20"/>
+      </w:rPr>
+    </w:lvl>
+    <w:lvl w:ilvl="2" w:tentative="1">
+      <w:start w:val="1"/>
+      <w:numFmt w:val="bullet"/>
+      <w:lvlText w:val=""/>
+      <w:lvlJc w:val="left"/>
+      <w:pPr>
+        <w:tabs>
+          <w:tab w:val="num" w:pos="2160"/>
+        </w:tabs>
+        <w:ind w:left="2160" w:hanging="360"/>
+      </w:pPr>
+      <w:rPr>
+        <w:rFonts w:ascii="Wingdings" w:hAnsi="Wingdings" w:hint="default"/>
+        <w:sz w:val="20"/>
+      </w:rPr>
+    </w:lvl>
+    <w:lvl w:ilvl="3" w:tentative="1">
+      <w:start w:val="1"/>
+      <w:numFmt w:val="bullet"/>
+      <w:lvlText w:val=""/>
+      <w:lvlJc w:val="left"/>
+      <w:pPr>
+        <w:tabs>
+          <w:tab w:val="num" w:pos="2880"/>
+        </w:tabs>
+        <w:ind w:left="2880" w:hanging="360"/>
+      </w:pPr>
+      <w:rPr>
+        <w:rFonts w:ascii="Wingdings" w:hAnsi="Wingdings" w:hint="default"/>
+        <w:sz w:val="20"/>
+      </w:rPr>
+    </w:lvl>
+    <w:lvl w:ilvl="4" w:tentative="1">
+      <w:start w:val="1"/>
+      <w:numFmt w:val="bullet"/>
+      <w:lvlText w:val=""/>
+      <w:lvlJc w:val="left"/>
+      <w:pPr>
+        <w:tabs>
+          <w:tab w:val="num" w:pos="3600"/>
+        </w:tabs>
+        <w:ind w:left="3600" w:hanging="360"/>
+      </w:pPr>
+      <w:rPr>
+        <w:rFonts w:ascii="Wingdings" w:hAnsi="Wingdings" w:hint="default"/>
+        <w:sz w:val="20"/>
+      </w:rPr>
+    </w:lvl>
+    <w:lvl w:ilvl="5" w:tentative="1">
+      <w:start w:val="1"/>
+      <w:numFmt w:val="bullet"/>
+      <w:lvlText w:val=""/>
+      <w:lvlJc w:val="left"/>
+      <w:pPr>
+        <w:tabs>
+          <w:tab w:val="num" w:pos="4320"/>
+        </w:tabs>
+        <w:ind w:left="4320" w:hanging="360"/>
+      </w:pPr>
+      <w:rPr>
+        <w:rFonts w:ascii="Wingdings" w:hAnsi="Wingdings" w:hint="default"/>
+        <w:sz w:val="20"/>
+      </w:rPr>
+    </w:lvl>
+    <w:lvl w:ilvl="6" w:tentative="1">
+      <w:start w:val="1"/>
+      <w:numFmt w:val="bullet"/>
+      <w:lvlText w:val=""/>
+      <w:lvlJc w:val="left"/>
+      <w:pPr>
+        <w:tabs>
+          <w:tab w:val="num" w:pos="5040"/>
+        </w:tabs>
+        <w:ind w:left="5040" w:hanging="360"/>
+      </w:pPr>
+      <w:rPr>
+        <w:rFonts w:ascii="Wingdings" w:hAnsi="Wingdings" w:hint="default"/>
+        <w:sz w:val="20"/>
+      </w:rPr>
+    </w:lvl>
+    <w:lvl w:ilvl="7" w:tentative="1">
+      <w:start w:val="1"/>
+      <w:numFmt w:val="bullet"/>
+      <w:lvlText w:val=""/>
+      <w:lvlJc w:val="left"/>
+      <w:pPr>
+        <w:tabs>
+          <w:tab w:val="num" w:pos="5760"/>
+        </w:tabs>
+        <w:ind w:left="5760" w:hanging="360"/>
+      </w:pPr>
+      <w:rPr>
+        <w:rFonts w:ascii="Wingdings" w:hAnsi="Wingdings" w:hint="default"/>
+        <w:sz w:val="20"/>
+      </w:rPr>
+    </w:lvl>
+    <w:lvl w:ilvl="8" w:tentative="1">
+      <w:start w:val="1"/>
+      <w:numFmt w:val="bullet"/>
+      <w:lvlText w:val=""/>
+      <w:lvlJc w:val="left"/>
+      <w:pPr>
+        <w:tabs>
+          <w:tab w:val="num" w:pos="6480"/>
+        </w:tabs>
+        <w:ind w:left="6480" w:hanging="360"/>
+      </w:pPr>
+      <w:rPr>
+        <w:rFonts w:ascii="Wingdings" w:hAnsi="Wingdings" w:hint="default"/>
+        <w:sz w:val="20"/>
+      </w:rPr>
+    </w:lvl>
+  </w:abstractNum>
+  <w:abstractNum w:abstractNumId="6" w15:restartNumberingAfterBreak="0">
     <w:nsid w:val="14E006FC"/>
     <w:multiLevelType w:val="multilevel"/>
     <w:tmpl w:val="4EF2F8BA"/>
@@ -14640,7 +20199,305 @@
       </w:rPr>
     </w:lvl>
   </w:abstractNum>
-  <w:abstractNum w:abstractNumId="5" w15:restartNumberingAfterBreak="0">
+  <w:abstractNum w:abstractNumId="7" w15:restartNumberingAfterBreak="0">
+    <w:nsid w:val="16FC7E87"/>
+    <w:multiLevelType w:val="multilevel"/>
+    <w:tmpl w:val="A50E7378"/>
+    <w:lvl w:ilvl="0">
+      <w:start w:val="1"/>
+      <w:numFmt w:val="bullet"/>
+      <w:lvlText w:val=""/>
+      <w:lvlJc w:val="left"/>
+      <w:pPr>
+        <w:tabs>
+          <w:tab w:val="num" w:pos="720"/>
+        </w:tabs>
+        <w:ind w:left="720" w:hanging="360"/>
+      </w:pPr>
+      <w:rPr>
+        <w:rFonts w:ascii="Symbol" w:hAnsi="Symbol" w:hint="default"/>
+        <w:sz w:val="20"/>
+      </w:rPr>
+    </w:lvl>
+    <w:lvl w:ilvl="1">
+      <w:start w:val="1"/>
+      <w:numFmt w:val="bullet"/>
+      <w:lvlText w:val="o"/>
+      <w:lvlJc w:val="left"/>
+      <w:pPr>
+        <w:tabs>
+          <w:tab w:val="num" w:pos="1440"/>
+        </w:tabs>
+        <w:ind w:left="1440" w:hanging="360"/>
+      </w:pPr>
+      <w:rPr>
+        <w:rFonts w:ascii="Courier New" w:hAnsi="Courier New" w:hint="default"/>
+        <w:sz w:val="20"/>
+      </w:rPr>
+    </w:lvl>
+    <w:lvl w:ilvl="2" w:tentative="1">
+      <w:start w:val="1"/>
+      <w:numFmt w:val="bullet"/>
+      <w:lvlText w:val=""/>
+      <w:lvlJc w:val="left"/>
+      <w:pPr>
+        <w:tabs>
+          <w:tab w:val="num" w:pos="2160"/>
+        </w:tabs>
+        <w:ind w:left="2160" w:hanging="360"/>
+      </w:pPr>
+      <w:rPr>
+        <w:rFonts w:ascii="Wingdings" w:hAnsi="Wingdings" w:hint="default"/>
+        <w:sz w:val="20"/>
+      </w:rPr>
+    </w:lvl>
+    <w:lvl w:ilvl="3" w:tentative="1">
+      <w:start w:val="1"/>
+      <w:numFmt w:val="bullet"/>
+      <w:lvlText w:val=""/>
+      <w:lvlJc w:val="left"/>
+      <w:pPr>
+        <w:tabs>
+          <w:tab w:val="num" w:pos="2880"/>
+        </w:tabs>
+        <w:ind w:left="2880" w:hanging="360"/>
+      </w:pPr>
+      <w:rPr>
+        <w:rFonts w:ascii="Wingdings" w:hAnsi="Wingdings" w:hint="default"/>
+        <w:sz w:val="20"/>
+      </w:rPr>
+    </w:lvl>
+    <w:lvl w:ilvl="4" w:tentative="1">
+      <w:start w:val="1"/>
+      <w:numFmt w:val="bullet"/>
+      <w:lvlText w:val=""/>
+      <w:lvlJc w:val="left"/>
+      <w:pPr>
+        <w:tabs>
+          <w:tab w:val="num" w:pos="3600"/>
+        </w:tabs>
+        <w:ind w:left="3600" w:hanging="360"/>
+      </w:pPr>
+      <w:rPr>
+        <w:rFonts w:ascii="Wingdings" w:hAnsi="Wingdings" w:hint="default"/>
+        <w:sz w:val="20"/>
+      </w:rPr>
+    </w:lvl>
+    <w:lvl w:ilvl="5" w:tentative="1">
+      <w:start w:val="1"/>
+      <w:numFmt w:val="bullet"/>
+      <w:lvlText w:val=""/>
+      <w:lvlJc w:val="left"/>
+      <w:pPr>
+        <w:tabs>
+          <w:tab w:val="num" w:pos="4320"/>
+        </w:tabs>
+        <w:ind w:left="4320" w:hanging="360"/>
+      </w:pPr>
+      <w:rPr>
+        <w:rFonts w:ascii="Wingdings" w:hAnsi="Wingdings" w:hint="default"/>
+        <w:sz w:val="20"/>
+      </w:rPr>
+    </w:lvl>
+    <w:lvl w:ilvl="6" w:tentative="1">
+      <w:start w:val="1"/>
+      <w:numFmt w:val="bullet"/>
+      <w:lvlText w:val=""/>
+      <w:lvlJc w:val="left"/>
+      <w:pPr>
+        <w:tabs>
+          <w:tab w:val="num" w:pos="5040"/>
+        </w:tabs>
+        <w:ind w:left="5040" w:hanging="360"/>
+      </w:pPr>
+      <w:rPr>
+        <w:rFonts w:ascii="Wingdings" w:hAnsi="Wingdings" w:hint="default"/>
+        <w:sz w:val="20"/>
+      </w:rPr>
+    </w:lvl>
+    <w:lvl w:ilvl="7" w:tentative="1">
+      <w:start w:val="1"/>
+      <w:numFmt w:val="bullet"/>
+      <w:lvlText w:val=""/>
+      <w:lvlJc w:val="left"/>
+      <w:pPr>
+        <w:tabs>
+          <w:tab w:val="num" w:pos="5760"/>
+        </w:tabs>
+        <w:ind w:left="5760" w:hanging="360"/>
+      </w:pPr>
+      <w:rPr>
+        <w:rFonts w:ascii="Wingdings" w:hAnsi="Wingdings" w:hint="default"/>
+        <w:sz w:val="20"/>
+      </w:rPr>
+    </w:lvl>
+    <w:lvl w:ilvl="8" w:tentative="1">
+      <w:start w:val="1"/>
+      <w:numFmt w:val="bullet"/>
+      <w:lvlText w:val=""/>
+      <w:lvlJc w:val="left"/>
+      <w:pPr>
+        <w:tabs>
+          <w:tab w:val="num" w:pos="6480"/>
+        </w:tabs>
+        <w:ind w:left="6480" w:hanging="360"/>
+      </w:pPr>
+      <w:rPr>
+        <w:rFonts w:ascii="Wingdings" w:hAnsi="Wingdings" w:hint="default"/>
+        <w:sz w:val="20"/>
+      </w:rPr>
+    </w:lvl>
+  </w:abstractNum>
+  <w:abstractNum w:abstractNumId="8" w15:restartNumberingAfterBreak="0">
+    <w:nsid w:val="1A224EFA"/>
+    <w:multiLevelType w:val="multilevel"/>
+    <w:tmpl w:val="4A6C8762"/>
+    <w:lvl w:ilvl="0">
+      <w:start w:val="1"/>
+      <w:numFmt w:val="bullet"/>
+      <w:lvlText w:val=""/>
+      <w:lvlJc w:val="left"/>
+      <w:pPr>
+        <w:tabs>
+          <w:tab w:val="num" w:pos="720"/>
+        </w:tabs>
+        <w:ind w:left="720" w:hanging="360"/>
+      </w:pPr>
+      <w:rPr>
+        <w:rFonts w:ascii="Symbol" w:hAnsi="Symbol" w:hint="default"/>
+        <w:sz w:val="20"/>
+      </w:rPr>
+    </w:lvl>
+    <w:lvl w:ilvl="1" w:tentative="1">
+      <w:start w:val="1"/>
+      <w:numFmt w:val="bullet"/>
+      <w:lvlText w:val="o"/>
+      <w:lvlJc w:val="left"/>
+      <w:pPr>
+        <w:tabs>
+          <w:tab w:val="num" w:pos="1440"/>
+        </w:tabs>
+        <w:ind w:left="1440" w:hanging="360"/>
+      </w:pPr>
+      <w:rPr>
+        <w:rFonts w:ascii="Courier New" w:hAnsi="Courier New" w:hint="default"/>
+        <w:sz w:val="20"/>
+      </w:rPr>
+    </w:lvl>
+    <w:lvl w:ilvl="2" w:tentative="1">
+      <w:start w:val="1"/>
+      <w:numFmt w:val="bullet"/>
+      <w:lvlText w:val=""/>
+      <w:lvlJc w:val="left"/>
+      <w:pPr>
+        <w:tabs>
+          <w:tab w:val="num" w:pos="2160"/>
+        </w:tabs>
+        <w:ind w:left="2160" w:hanging="360"/>
+      </w:pPr>
+      <w:rPr>
+        <w:rFonts w:ascii="Wingdings" w:hAnsi="Wingdings" w:hint="default"/>
+        <w:sz w:val="20"/>
+      </w:rPr>
+    </w:lvl>
+    <w:lvl w:ilvl="3" w:tentative="1">
+      <w:start w:val="1"/>
+      <w:numFmt w:val="bullet"/>
+      <w:lvlText w:val=""/>
+      <w:lvlJc w:val="left"/>
+      <w:pPr>
+        <w:tabs>
+          <w:tab w:val="num" w:pos="2880"/>
+        </w:tabs>
+        <w:ind w:left="2880" w:hanging="360"/>
+      </w:pPr>
+      <w:rPr>
+        <w:rFonts w:ascii="Wingdings" w:hAnsi="Wingdings" w:hint="default"/>
+        <w:sz w:val="20"/>
+      </w:rPr>
+    </w:lvl>
+    <w:lvl w:ilvl="4" w:tentative="1">
+      <w:start w:val="1"/>
+      <w:numFmt w:val="bullet"/>
+      <w:lvlText w:val=""/>
+      <w:lvlJc w:val="left"/>
+      <w:pPr>
+        <w:tabs>
+          <w:tab w:val="num" w:pos="3600"/>
+        </w:tabs>
+        <w:ind w:left="3600" w:hanging="360"/>
+      </w:pPr>
+      <w:rPr>
+        <w:rFonts w:ascii="Wingdings" w:hAnsi="Wingdings" w:hint="default"/>
+        <w:sz w:val="20"/>
+      </w:rPr>
+    </w:lvl>
+    <w:lvl w:ilvl="5" w:tentative="1">
+      <w:start w:val="1"/>
+      <w:numFmt w:val="bullet"/>
+      <w:lvlText w:val=""/>
+      <w:lvlJc w:val="left"/>
+      <w:pPr>
+        <w:tabs>
+          <w:tab w:val="num" w:pos="4320"/>
+        </w:tabs>
+        <w:ind w:left="4320" w:hanging="360"/>
+      </w:pPr>
+      <w:rPr>
+        <w:rFonts w:ascii="Wingdings" w:hAnsi="Wingdings" w:hint="default"/>
+        <w:sz w:val="20"/>
+      </w:rPr>
+    </w:lvl>
+    <w:lvl w:ilvl="6" w:tentative="1">
+      <w:start w:val="1"/>
+      <w:numFmt w:val="bullet"/>
+      <w:lvlText w:val=""/>
+      <w:lvlJc w:val="left"/>
+      <w:pPr>
+        <w:tabs>
+          <w:tab w:val="num" w:pos="5040"/>
+        </w:tabs>
+        <w:ind w:left="5040" w:hanging="360"/>
+      </w:pPr>
+      <w:rPr>
+        <w:rFonts w:ascii="Wingdings" w:hAnsi="Wingdings" w:hint="default"/>
+        <w:sz w:val="20"/>
+      </w:rPr>
+    </w:lvl>
+    <w:lvl w:ilvl="7" w:tentative="1">
+      <w:start w:val="1"/>
+      <w:numFmt w:val="bullet"/>
+      <w:lvlText w:val=""/>
+      <w:lvlJc w:val="left"/>
+      <w:pPr>
+        <w:tabs>
+          <w:tab w:val="num" w:pos="5760"/>
+        </w:tabs>
+        <w:ind w:left="5760" w:hanging="360"/>
+      </w:pPr>
+      <w:rPr>
+        <w:rFonts w:ascii="Wingdings" w:hAnsi="Wingdings" w:hint="default"/>
+        <w:sz w:val="20"/>
+      </w:rPr>
+    </w:lvl>
+    <w:lvl w:ilvl="8" w:tentative="1">
+      <w:start w:val="1"/>
+      <w:numFmt w:val="bullet"/>
+      <w:lvlText w:val=""/>
+      <w:lvlJc w:val="left"/>
+      <w:pPr>
+        <w:tabs>
+          <w:tab w:val="num" w:pos="6480"/>
+        </w:tabs>
+        <w:ind w:left="6480" w:hanging="360"/>
+      </w:pPr>
+      <w:rPr>
+        <w:rFonts w:ascii="Wingdings" w:hAnsi="Wingdings" w:hint="default"/>
+        <w:sz w:val="20"/>
+      </w:rPr>
+    </w:lvl>
+  </w:abstractNum>
+  <w:abstractNum w:abstractNumId="9" w15:restartNumberingAfterBreak="0">
     <w:nsid w:val="29D57EFE"/>
     <w:multiLevelType w:val="multilevel"/>
     <w:tmpl w:val="4B28D1C8"/>
@@ -14789,7 +20646,7 @@
       </w:rPr>
     </w:lvl>
   </w:abstractNum>
-  <w:abstractNum w:abstractNumId="6" w15:restartNumberingAfterBreak="0">
+  <w:abstractNum w:abstractNumId="10" w15:restartNumberingAfterBreak="0">
     <w:nsid w:val="2F1D3AAB"/>
     <w:multiLevelType w:val="multilevel"/>
     <w:tmpl w:val="BE960B22"/>
@@ -14938,7 +20795,7 @@
       </w:rPr>
     </w:lvl>
   </w:abstractNum>
-  <w:abstractNum w:abstractNumId="7" w15:restartNumberingAfterBreak="0">
+  <w:abstractNum w:abstractNumId="11" w15:restartNumberingAfterBreak="0">
     <w:nsid w:val="34CA79A0"/>
     <w:multiLevelType w:val="hybridMultilevel"/>
     <w:tmpl w:val="E320DB34"/>
@@ -15051,7 +20908,7 @@
       </w:rPr>
     </w:lvl>
   </w:abstractNum>
-  <w:abstractNum w:abstractNumId="8" w15:restartNumberingAfterBreak="0">
+  <w:abstractNum w:abstractNumId="12" w15:restartNumberingAfterBreak="0">
     <w:nsid w:val="36CD1CEC"/>
     <w:multiLevelType w:val="multilevel"/>
     <w:tmpl w:val="9D92665A"/>
@@ -15200,7 +21057,7 @@
       </w:rPr>
     </w:lvl>
   </w:abstractNum>
-  <w:abstractNum w:abstractNumId="9" w15:restartNumberingAfterBreak="0">
+  <w:abstractNum w:abstractNumId="13" w15:restartNumberingAfterBreak="0">
     <w:nsid w:val="3A74231B"/>
     <w:multiLevelType w:val="multilevel"/>
     <w:tmpl w:val="1B7E3076"/>
@@ -15349,7 +21206,7 @@
       </w:rPr>
     </w:lvl>
   </w:abstractNum>
-  <w:abstractNum w:abstractNumId="10" w15:restartNumberingAfterBreak="0">
+  <w:abstractNum w:abstractNumId="14" w15:restartNumberingAfterBreak="0">
     <w:nsid w:val="3F2A68FA"/>
     <w:multiLevelType w:val="multilevel"/>
     <w:tmpl w:val="F96E928C"/>
@@ -15498,7 +21355,603 @@
       </w:rPr>
     </w:lvl>
   </w:abstractNum>
-  <w:abstractNum w:abstractNumId="11" w15:restartNumberingAfterBreak="0">
+  <w:abstractNum w:abstractNumId="15" w15:restartNumberingAfterBreak="0">
+    <w:nsid w:val="437B114C"/>
+    <w:multiLevelType w:val="multilevel"/>
+    <w:tmpl w:val="667AC1F8"/>
+    <w:lvl w:ilvl="0">
+      <w:start w:val="1"/>
+      <w:numFmt w:val="bullet"/>
+      <w:lvlText w:val=""/>
+      <w:lvlJc w:val="left"/>
+      <w:pPr>
+        <w:tabs>
+          <w:tab w:val="num" w:pos="720"/>
+        </w:tabs>
+        <w:ind w:left="720" w:hanging="360"/>
+      </w:pPr>
+      <w:rPr>
+        <w:rFonts w:ascii="Symbol" w:hAnsi="Symbol" w:hint="default"/>
+        <w:sz w:val="20"/>
+      </w:rPr>
+    </w:lvl>
+    <w:lvl w:ilvl="1" w:tentative="1">
+      <w:start w:val="1"/>
+      <w:numFmt w:val="bullet"/>
+      <w:lvlText w:val="o"/>
+      <w:lvlJc w:val="left"/>
+      <w:pPr>
+        <w:tabs>
+          <w:tab w:val="num" w:pos="1440"/>
+        </w:tabs>
+        <w:ind w:left="1440" w:hanging="360"/>
+      </w:pPr>
+      <w:rPr>
+        <w:rFonts w:ascii="Courier New" w:hAnsi="Courier New" w:hint="default"/>
+        <w:sz w:val="20"/>
+      </w:rPr>
+    </w:lvl>
+    <w:lvl w:ilvl="2" w:tentative="1">
+      <w:start w:val="1"/>
+      <w:numFmt w:val="bullet"/>
+      <w:lvlText w:val=""/>
+      <w:lvlJc w:val="left"/>
+      <w:pPr>
+        <w:tabs>
+          <w:tab w:val="num" w:pos="2160"/>
+        </w:tabs>
+        <w:ind w:left="2160" w:hanging="360"/>
+      </w:pPr>
+      <w:rPr>
+        <w:rFonts w:ascii="Wingdings" w:hAnsi="Wingdings" w:hint="default"/>
+        <w:sz w:val="20"/>
+      </w:rPr>
+    </w:lvl>
+    <w:lvl w:ilvl="3" w:tentative="1">
+      <w:start w:val="1"/>
+      <w:numFmt w:val="bullet"/>
+      <w:lvlText w:val=""/>
+      <w:lvlJc w:val="left"/>
+      <w:pPr>
+        <w:tabs>
+          <w:tab w:val="num" w:pos="2880"/>
+        </w:tabs>
+        <w:ind w:left="2880" w:hanging="360"/>
+      </w:pPr>
+      <w:rPr>
+        <w:rFonts w:ascii="Wingdings" w:hAnsi="Wingdings" w:hint="default"/>
+        <w:sz w:val="20"/>
+      </w:rPr>
+    </w:lvl>
+    <w:lvl w:ilvl="4" w:tentative="1">
+      <w:start w:val="1"/>
+      <w:numFmt w:val="bullet"/>
+      <w:lvlText w:val=""/>
+      <w:lvlJc w:val="left"/>
+      <w:pPr>
+        <w:tabs>
+          <w:tab w:val="num" w:pos="3600"/>
+        </w:tabs>
+        <w:ind w:left="3600" w:hanging="360"/>
+      </w:pPr>
+      <w:rPr>
+        <w:rFonts w:ascii="Wingdings" w:hAnsi="Wingdings" w:hint="default"/>
+        <w:sz w:val="20"/>
+      </w:rPr>
+    </w:lvl>
+    <w:lvl w:ilvl="5" w:tentative="1">
+      <w:start w:val="1"/>
+      <w:numFmt w:val="bullet"/>
+      <w:lvlText w:val=""/>
+      <w:lvlJc w:val="left"/>
+      <w:pPr>
+        <w:tabs>
+          <w:tab w:val="num" w:pos="4320"/>
+        </w:tabs>
+        <w:ind w:left="4320" w:hanging="360"/>
+      </w:pPr>
+      <w:rPr>
+        <w:rFonts w:ascii="Wingdings" w:hAnsi="Wingdings" w:hint="default"/>
+        <w:sz w:val="20"/>
+      </w:rPr>
+    </w:lvl>
+    <w:lvl w:ilvl="6" w:tentative="1">
+      <w:start w:val="1"/>
+      <w:numFmt w:val="bullet"/>
+      <w:lvlText w:val=""/>
+      <w:lvlJc w:val="left"/>
+      <w:pPr>
+        <w:tabs>
+          <w:tab w:val="num" w:pos="5040"/>
+        </w:tabs>
+        <w:ind w:left="5040" w:hanging="360"/>
+      </w:pPr>
+      <w:rPr>
+        <w:rFonts w:ascii="Wingdings" w:hAnsi="Wingdings" w:hint="default"/>
+        <w:sz w:val="20"/>
+      </w:rPr>
+    </w:lvl>
+    <w:lvl w:ilvl="7" w:tentative="1">
+      <w:start w:val="1"/>
+      <w:numFmt w:val="bullet"/>
+      <w:lvlText w:val=""/>
+      <w:lvlJc w:val="left"/>
+      <w:pPr>
+        <w:tabs>
+          <w:tab w:val="num" w:pos="5760"/>
+        </w:tabs>
+        <w:ind w:left="5760" w:hanging="360"/>
+      </w:pPr>
+      <w:rPr>
+        <w:rFonts w:ascii="Wingdings" w:hAnsi="Wingdings" w:hint="default"/>
+        <w:sz w:val="20"/>
+      </w:rPr>
+    </w:lvl>
+    <w:lvl w:ilvl="8" w:tentative="1">
+      <w:start w:val="1"/>
+      <w:numFmt w:val="bullet"/>
+      <w:lvlText w:val=""/>
+      <w:lvlJc w:val="left"/>
+      <w:pPr>
+        <w:tabs>
+          <w:tab w:val="num" w:pos="6480"/>
+        </w:tabs>
+        <w:ind w:left="6480" w:hanging="360"/>
+      </w:pPr>
+      <w:rPr>
+        <w:rFonts w:ascii="Wingdings" w:hAnsi="Wingdings" w:hint="default"/>
+        <w:sz w:val="20"/>
+      </w:rPr>
+    </w:lvl>
+  </w:abstractNum>
+  <w:abstractNum w:abstractNumId="16" w15:restartNumberingAfterBreak="0">
+    <w:nsid w:val="485E03CE"/>
+    <w:multiLevelType w:val="multilevel"/>
+    <w:tmpl w:val="34447BF8"/>
+    <w:lvl w:ilvl="0">
+      <w:start w:val="1"/>
+      <w:numFmt w:val="bullet"/>
+      <w:lvlText w:val=""/>
+      <w:lvlJc w:val="left"/>
+      <w:pPr>
+        <w:tabs>
+          <w:tab w:val="num" w:pos="720"/>
+        </w:tabs>
+        <w:ind w:left="720" w:hanging="360"/>
+      </w:pPr>
+      <w:rPr>
+        <w:rFonts w:ascii="Symbol" w:hAnsi="Symbol" w:hint="default"/>
+        <w:sz w:val="20"/>
+      </w:rPr>
+    </w:lvl>
+    <w:lvl w:ilvl="1" w:tentative="1">
+      <w:start w:val="1"/>
+      <w:numFmt w:val="bullet"/>
+      <w:lvlText w:val="o"/>
+      <w:lvlJc w:val="left"/>
+      <w:pPr>
+        <w:tabs>
+          <w:tab w:val="num" w:pos="1440"/>
+        </w:tabs>
+        <w:ind w:left="1440" w:hanging="360"/>
+      </w:pPr>
+      <w:rPr>
+        <w:rFonts w:ascii="Courier New" w:hAnsi="Courier New" w:hint="default"/>
+        <w:sz w:val="20"/>
+      </w:rPr>
+    </w:lvl>
+    <w:lvl w:ilvl="2" w:tentative="1">
+      <w:start w:val="1"/>
+      <w:numFmt w:val="bullet"/>
+      <w:lvlText w:val=""/>
+      <w:lvlJc w:val="left"/>
+      <w:pPr>
+        <w:tabs>
+          <w:tab w:val="num" w:pos="2160"/>
+        </w:tabs>
+        <w:ind w:left="2160" w:hanging="360"/>
+      </w:pPr>
+      <w:rPr>
+        <w:rFonts w:ascii="Wingdings" w:hAnsi="Wingdings" w:hint="default"/>
+        <w:sz w:val="20"/>
+      </w:rPr>
+    </w:lvl>
+    <w:lvl w:ilvl="3" w:tentative="1">
+      <w:start w:val="1"/>
+      <w:numFmt w:val="bullet"/>
+      <w:lvlText w:val=""/>
+      <w:lvlJc w:val="left"/>
+      <w:pPr>
+        <w:tabs>
+          <w:tab w:val="num" w:pos="2880"/>
+        </w:tabs>
+        <w:ind w:left="2880" w:hanging="360"/>
+      </w:pPr>
+      <w:rPr>
+        <w:rFonts w:ascii="Wingdings" w:hAnsi="Wingdings" w:hint="default"/>
+        <w:sz w:val="20"/>
+      </w:rPr>
+    </w:lvl>
+    <w:lvl w:ilvl="4" w:tentative="1">
+      <w:start w:val="1"/>
+      <w:numFmt w:val="bullet"/>
+      <w:lvlText w:val=""/>
+      <w:lvlJc w:val="left"/>
+      <w:pPr>
+        <w:tabs>
+          <w:tab w:val="num" w:pos="3600"/>
+        </w:tabs>
+        <w:ind w:left="3600" w:hanging="360"/>
+      </w:pPr>
+      <w:rPr>
+        <w:rFonts w:ascii="Wingdings" w:hAnsi="Wingdings" w:hint="default"/>
+        <w:sz w:val="20"/>
+      </w:rPr>
+    </w:lvl>
+    <w:lvl w:ilvl="5" w:tentative="1">
+      <w:start w:val="1"/>
+      <w:numFmt w:val="bullet"/>
+      <w:lvlText w:val=""/>
+      <w:lvlJc w:val="left"/>
+      <w:pPr>
+        <w:tabs>
+          <w:tab w:val="num" w:pos="4320"/>
+        </w:tabs>
+        <w:ind w:left="4320" w:hanging="360"/>
+      </w:pPr>
+      <w:rPr>
+        <w:rFonts w:ascii="Wingdings" w:hAnsi="Wingdings" w:hint="default"/>
+        <w:sz w:val="20"/>
+      </w:rPr>
+    </w:lvl>
+    <w:lvl w:ilvl="6" w:tentative="1">
+      <w:start w:val="1"/>
+      <w:numFmt w:val="bullet"/>
+      <w:lvlText w:val=""/>
+      <w:lvlJc w:val="left"/>
+      <w:pPr>
+        <w:tabs>
+          <w:tab w:val="num" w:pos="5040"/>
+        </w:tabs>
+        <w:ind w:left="5040" w:hanging="360"/>
+      </w:pPr>
+      <w:rPr>
+        <w:rFonts w:ascii="Wingdings" w:hAnsi="Wingdings" w:hint="default"/>
+        <w:sz w:val="20"/>
+      </w:rPr>
+    </w:lvl>
+    <w:lvl w:ilvl="7" w:tentative="1">
+      <w:start w:val="1"/>
+      <w:numFmt w:val="bullet"/>
+      <w:lvlText w:val=""/>
+      <w:lvlJc w:val="left"/>
+      <w:pPr>
+        <w:tabs>
+          <w:tab w:val="num" w:pos="5760"/>
+        </w:tabs>
+        <w:ind w:left="5760" w:hanging="360"/>
+      </w:pPr>
+      <w:rPr>
+        <w:rFonts w:ascii="Wingdings" w:hAnsi="Wingdings" w:hint="default"/>
+        <w:sz w:val="20"/>
+      </w:rPr>
+    </w:lvl>
+    <w:lvl w:ilvl="8" w:tentative="1">
+      <w:start w:val="1"/>
+      <w:numFmt w:val="bullet"/>
+      <w:lvlText w:val=""/>
+      <w:lvlJc w:val="left"/>
+      <w:pPr>
+        <w:tabs>
+          <w:tab w:val="num" w:pos="6480"/>
+        </w:tabs>
+        <w:ind w:left="6480" w:hanging="360"/>
+      </w:pPr>
+      <w:rPr>
+        <w:rFonts w:ascii="Wingdings" w:hAnsi="Wingdings" w:hint="default"/>
+        <w:sz w:val="20"/>
+      </w:rPr>
+    </w:lvl>
+  </w:abstractNum>
+  <w:abstractNum w:abstractNumId="17" w15:restartNumberingAfterBreak="0">
+    <w:nsid w:val="4AD3527E"/>
+    <w:multiLevelType w:val="multilevel"/>
+    <w:tmpl w:val="012A278A"/>
+    <w:lvl w:ilvl="0">
+      <w:start w:val="1"/>
+      <w:numFmt w:val="bullet"/>
+      <w:lvlText w:val=""/>
+      <w:lvlJc w:val="left"/>
+      <w:pPr>
+        <w:tabs>
+          <w:tab w:val="num" w:pos="720"/>
+        </w:tabs>
+        <w:ind w:left="720" w:hanging="360"/>
+      </w:pPr>
+      <w:rPr>
+        <w:rFonts w:ascii="Symbol" w:hAnsi="Symbol" w:hint="default"/>
+        <w:sz w:val="20"/>
+      </w:rPr>
+    </w:lvl>
+    <w:lvl w:ilvl="1" w:tentative="1">
+      <w:start w:val="1"/>
+      <w:numFmt w:val="bullet"/>
+      <w:lvlText w:val="o"/>
+      <w:lvlJc w:val="left"/>
+      <w:pPr>
+        <w:tabs>
+          <w:tab w:val="num" w:pos="1440"/>
+        </w:tabs>
+        <w:ind w:left="1440" w:hanging="360"/>
+      </w:pPr>
+      <w:rPr>
+        <w:rFonts w:ascii="Courier New" w:hAnsi="Courier New" w:hint="default"/>
+        <w:sz w:val="20"/>
+      </w:rPr>
+    </w:lvl>
+    <w:lvl w:ilvl="2" w:tentative="1">
+      <w:start w:val="1"/>
+      <w:numFmt w:val="bullet"/>
+      <w:lvlText w:val=""/>
+      <w:lvlJc w:val="left"/>
+      <w:pPr>
+        <w:tabs>
+          <w:tab w:val="num" w:pos="2160"/>
+        </w:tabs>
+        <w:ind w:left="2160" w:hanging="360"/>
+      </w:pPr>
+      <w:rPr>
+        <w:rFonts w:ascii="Wingdings" w:hAnsi="Wingdings" w:hint="default"/>
+        <w:sz w:val="20"/>
+      </w:rPr>
+    </w:lvl>
+    <w:lvl w:ilvl="3" w:tentative="1">
+      <w:start w:val="1"/>
+      <w:numFmt w:val="bullet"/>
+      <w:lvlText w:val=""/>
+      <w:lvlJc w:val="left"/>
+      <w:pPr>
+        <w:tabs>
+          <w:tab w:val="num" w:pos="2880"/>
+        </w:tabs>
+        <w:ind w:left="2880" w:hanging="360"/>
+      </w:pPr>
+      <w:rPr>
+        <w:rFonts w:ascii="Wingdings" w:hAnsi="Wingdings" w:hint="default"/>
+        <w:sz w:val="20"/>
+      </w:rPr>
+    </w:lvl>
+    <w:lvl w:ilvl="4" w:tentative="1">
+      <w:start w:val="1"/>
+      <w:numFmt w:val="bullet"/>
+      <w:lvlText w:val=""/>
+      <w:lvlJc w:val="left"/>
+      <w:pPr>
+        <w:tabs>
+          <w:tab w:val="num" w:pos="3600"/>
+        </w:tabs>
+        <w:ind w:left="3600" w:hanging="360"/>
+      </w:pPr>
+      <w:rPr>
+        <w:rFonts w:ascii="Wingdings" w:hAnsi="Wingdings" w:hint="default"/>
+        <w:sz w:val="20"/>
+      </w:rPr>
+    </w:lvl>
+    <w:lvl w:ilvl="5" w:tentative="1">
+      <w:start w:val="1"/>
+      <w:numFmt w:val="bullet"/>
+      <w:lvlText w:val=""/>
+      <w:lvlJc w:val="left"/>
+      <w:pPr>
+        <w:tabs>
+          <w:tab w:val="num" w:pos="4320"/>
+        </w:tabs>
+        <w:ind w:left="4320" w:hanging="360"/>
+      </w:pPr>
+      <w:rPr>
+        <w:rFonts w:ascii="Wingdings" w:hAnsi="Wingdings" w:hint="default"/>
+        <w:sz w:val="20"/>
+      </w:rPr>
+    </w:lvl>
+    <w:lvl w:ilvl="6" w:tentative="1">
+      <w:start w:val="1"/>
+      <w:numFmt w:val="bullet"/>
+      <w:lvlText w:val=""/>
+      <w:lvlJc w:val="left"/>
+      <w:pPr>
+        <w:tabs>
+          <w:tab w:val="num" w:pos="5040"/>
+        </w:tabs>
+        <w:ind w:left="5040" w:hanging="360"/>
+      </w:pPr>
+      <w:rPr>
+        <w:rFonts w:ascii="Wingdings" w:hAnsi="Wingdings" w:hint="default"/>
+        <w:sz w:val="20"/>
+      </w:rPr>
+    </w:lvl>
+    <w:lvl w:ilvl="7" w:tentative="1">
+      <w:start w:val="1"/>
+      <w:numFmt w:val="bullet"/>
+      <w:lvlText w:val=""/>
+      <w:lvlJc w:val="left"/>
+      <w:pPr>
+        <w:tabs>
+          <w:tab w:val="num" w:pos="5760"/>
+        </w:tabs>
+        <w:ind w:left="5760" w:hanging="360"/>
+      </w:pPr>
+      <w:rPr>
+        <w:rFonts w:ascii="Wingdings" w:hAnsi="Wingdings" w:hint="default"/>
+        <w:sz w:val="20"/>
+      </w:rPr>
+    </w:lvl>
+    <w:lvl w:ilvl="8" w:tentative="1">
+      <w:start w:val="1"/>
+      <w:numFmt w:val="bullet"/>
+      <w:lvlText w:val=""/>
+      <w:lvlJc w:val="left"/>
+      <w:pPr>
+        <w:tabs>
+          <w:tab w:val="num" w:pos="6480"/>
+        </w:tabs>
+        <w:ind w:left="6480" w:hanging="360"/>
+      </w:pPr>
+      <w:rPr>
+        <w:rFonts w:ascii="Wingdings" w:hAnsi="Wingdings" w:hint="default"/>
+        <w:sz w:val="20"/>
+      </w:rPr>
+    </w:lvl>
+  </w:abstractNum>
+  <w:abstractNum w:abstractNumId="18" w15:restartNumberingAfterBreak="0">
+    <w:nsid w:val="4C882FFD"/>
+    <w:multiLevelType w:val="multilevel"/>
+    <w:tmpl w:val="73C27488"/>
+    <w:lvl w:ilvl="0">
+      <w:start w:val="1"/>
+      <w:numFmt w:val="bullet"/>
+      <w:lvlText w:val=""/>
+      <w:lvlJc w:val="left"/>
+      <w:pPr>
+        <w:tabs>
+          <w:tab w:val="num" w:pos="720"/>
+        </w:tabs>
+        <w:ind w:left="720" w:hanging="360"/>
+      </w:pPr>
+      <w:rPr>
+        <w:rFonts w:ascii="Symbol" w:hAnsi="Symbol" w:hint="default"/>
+        <w:sz w:val="20"/>
+      </w:rPr>
+    </w:lvl>
+    <w:lvl w:ilvl="1" w:tentative="1">
+      <w:start w:val="1"/>
+      <w:numFmt w:val="bullet"/>
+      <w:lvlText w:val="o"/>
+      <w:lvlJc w:val="left"/>
+      <w:pPr>
+        <w:tabs>
+          <w:tab w:val="num" w:pos="1440"/>
+        </w:tabs>
+        <w:ind w:left="1440" w:hanging="360"/>
+      </w:pPr>
+      <w:rPr>
+        <w:rFonts w:ascii="Courier New" w:hAnsi="Courier New" w:hint="default"/>
+        <w:sz w:val="20"/>
+      </w:rPr>
+    </w:lvl>
+    <w:lvl w:ilvl="2" w:tentative="1">
+      <w:start w:val="1"/>
+      <w:numFmt w:val="bullet"/>
+      <w:lvlText w:val=""/>
+      <w:lvlJc w:val="left"/>
+      <w:pPr>
+        <w:tabs>
+          <w:tab w:val="num" w:pos="2160"/>
+        </w:tabs>
+        <w:ind w:left="2160" w:hanging="360"/>
+      </w:pPr>
+      <w:rPr>
+        <w:rFonts w:ascii="Wingdings" w:hAnsi="Wingdings" w:hint="default"/>
+        <w:sz w:val="20"/>
+      </w:rPr>
+    </w:lvl>
+    <w:lvl w:ilvl="3" w:tentative="1">
+      <w:start w:val="1"/>
+      <w:numFmt w:val="bullet"/>
+      <w:lvlText w:val=""/>
+      <w:lvlJc w:val="left"/>
+      <w:pPr>
+        <w:tabs>
+          <w:tab w:val="num" w:pos="2880"/>
+        </w:tabs>
+        <w:ind w:left="2880" w:hanging="360"/>
+      </w:pPr>
+      <w:rPr>
+        <w:rFonts w:ascii="Wingdings" w:hAnsi="Wingdings" w:hint="default"/>
+        <w:sz w:val="20"/>
+      </w:rPr>
+    </w:lvl>
+    <w:lvl w:ilvl="4" w:tentative="1">
+      <w:start w:val="1"/>
+      <w:numFmt w:val="bullet"/>
+      <w:lvlText w:val=""/>
+      <w:lvlJc w:val="left"/>
+      <w:pPr>
+        <w:tabs>
+          <w:tab w:val="num" w:pos="3600"/>
+        </w:tabs>
+        <w:ind w:left="3600" w:hanging="360"/>
+      </w:pPr>
+      <w:rPr>
+        <w:rFonts w:ascii="Wingdings" w:hAnsi="Wingdings" w:hint="default"/>
+        <w:sz w:val="20"/>
+      </w:rPr>
+    </w:lvl>
+    <w:lvl w:ilvl="5" w:tentative="1">
+      <w:start w:val="1"/>
+      <w:numFmt w:val="bullet"/>
+      <w:lvlText w:val=""/>
+      <w:lvlJc w:val="left"/>
+      <w:pPr>
+        <w:tabs>
+          <w:tab w:val="num" w:pos="4320"/>
+        </w:tabs>
+        <w:ind w:left="4320" w:hanging="360"/>
+      </w:pPr>
+      <w:rPr>
+        <w:rFonts w:ascii="Wingdings" w:hAnsi="Wingdings" w:hint="default"/>
+        <w:sz w:val="20"/>
+      </w:rPr>
+    </w:lvl>
+    <w:lvl w:ilvl="6" w:tentative="1">
+      <w:start w:val="1"/>
+      <w:numFmt w:val="bullet"/>
+      <w:lvlText w:val=""/>
+      <w:lvlJc w:val="left"/>
+      <w:pPr>
+        <w:tabs>
+          <w:tab w:val="num" w:pos="5040"/>
+        </w:tabs>
+        <w:ind w:left="5040" w:hanging="360"/>
+      </w:pPr>
+      <w:rPr>
+        <w:rFonts w:ascii="Wingdings" w:hAnsi="Wingdings" w:hint="default"/>
+        <w:sz w:val="20"/>
+      </w:rPr>
+    </w:lvl>
+    <w:lvl w:ilvl="7" w:tentative="1">
+      <w:start w:val="1"/>
+      <w:numFmt w:val="bullet"/>
+      <w:lvlText w:val=""/>
+      <w:lvlJc w:val="left"/>
+      <w:pPr>
+        <w:tabs>
+          <w:tab w:val="num" w:pos="5760"/>
+        </w:tabs>
+        <w:ind w:left="5760" w:hanging="360"/>
+      </w:pPr>
+      <w:rPr>
+        <w:rFonts w:ascii="Wingdings" w:hAnsi="Wingdings" w:hint="default"/>
+        <w:sz w:val="20"/>
+      </w:rPr>
+    </w:lvl>
+    <w:lvl w:ilvl="8" w:tentative="1">
+      <w:start w:val="1"/>
+      <w:numFmt w:val="bullet"/>
+      <w:lvlText w:val=""/>
+      <w:lvlJc w:val="left"/>
+      <w:pPr>
+        <w:tabs>
+          <w:tab w:val="num" w:pos="6480"/>
+        </w:tabs>
+        <w:ind w:left="6480" w:hanging="360"/>
+      </w:pPr>
+      <w:rPr>
+        <w:rFonts w:ascii="Wingdings" w:hAnsi="Wingdings" w:hint="default"/>
+        <w:sz w:val="20"/>
+      </w:rPr>
+    </w:lvl>
+  </w:abstractNum>
+  <w:abstractNum w:abstractNumId="19" w15:restartNumberingAfterBreak="0">
     <w:nsid w:val="4D574EAD"/>
     <w:multiLevelType w:val="multilevel"/>
     <w:tmpl w:val="26B07C70"/>
@@ -15647,7 +22100,7 @@
       </w:rPr>
     </w:lvl>
   </w:abstractNum>
-  <w:abstractNum w:abstractNumId="12" w15:restartNumberingAfterBreak="0">
+  <w:abstractNum w:abstractNumId="20" w15:restartNumberingAfterBreak="0">
     <w:nsid w:val="4E5F62E0"/>
     <w:multiLevelType w:val="multilevel"/>
     <w:tmpl w:val="0D2C97BE"/>
@@ -15796,7 +22249,305 @@
       </w:rPr>
     </w:lvl>
   </w:abstractNum>
-  <w:abstractNum w:abstractNumId="13" w15:restartNumberingAfterBreak="0">
+  <w:abstractNum w:abstractNumId="21" w15:restartNumberingAfterBreak="0">
+    <w:nsid w:val="50E3587E"/>
+    <w:multiLevelType w:val="multilevel"/>
+    <w:tmpl w:val="40BCBC52"/>
+    <w:lvl w:ilvl="0">
+      <w:start w:val="1"/>
+      <w:numFmt w:val="bullet"/>
+      <w:lvlText w:val=""/>
+      <w:lvlJc w:val="left"/>
+      <w:pPr>
+        <w:tabs>
+          <w:tab w:val="num" w:pos="720"/>
+        </w:tabs>
+        <w:ind w:left="720" w:hanging="360"/>
+      </w:pPr>
+      <w:rPr>
+        <w:rFonts w:ascii="Symbol" w:hAnsi="Symbol" w:hint="default"/>
+        <w:sz w:val="20"/>
+      </w:rPr>
+    </w:lvl>
+    <w:lvl w:ilvl="1">
+      <w:start w:val="1"/>
+      <w:numFmt w:val="bullet"/>
+      <w:lvlText w:val="o"/>
+      <w:lvlJc w:val="left"/>
+      <w:pPr>
+        <w:tabs>
+          <w:tab w:val="num" w:pos="1440"/>
+        </w:tabs>
+        <w:ind w:left="1440" w:hanging="360"/>
+      </w:pPr>
+      <w:rPr>
+        <w:rFonts w:ascii="Courier New" w:hAnsi="Courier New" w:hint="default"/>
+        <w:sz w:val="20"/>
+      </w:rPr>
+    </w:lvl>
+    <w:lvl w:ilvl="2" w:tentative="1">
+      <w:start w:val="1"/>
+      <w:numFmt w:val="bullet"/>
+      <w:lvlText w:val=""/>
+      <w:lvlJc w:val="left"/>
+      <w:pPr>
+        <w:tabs>
+          <w:tab w:val="num" w:pos="2160"/>
+        </w:tabs>
+        <w:ind w:left="2160" w:hanging="360"/>
+      </w:pPr>
+      <w:rPr>
+        <w:rFonts w:ascii="Wingdings" w:hAnsi="Wingdings" w:hint="default"/>
+        <w:sz w:val="20"/>
+      </w:rPr>
+    </w:lvl>
+    <w:lvl w:ilvl="3" w:tentative="1">
+      <w:start w:val="1"/>
+      <w:numFmt w:val="bullet"/>
+      <w:lvlText w:val=""/>
+      <w:lvlJc w:val="left"/>
+      <w:pPr>
+        <w:tabs>
+          <w:tab w:val="num" w:pos="2880"/>
+        </w:tabs>
+        <w:ind w:left="2880" w:hanging="360"/>
+      </w:pPr>
+      <w:rPr>
+        <w:rFonts w:ascii="Wingdings" w:hAnsi="Wingdings" w:hint="default"/>
+        <w:sz w:val="20"/>
+      </w:rPr>
+    </w:lvl>
+    <w:lvl w:ilvl="4" w:tentative="1">
+      <w:start w:val="1"/>
+      <w:numFmt w:val="bullet"/>
+      <w:lvlText w:val=""/>
+      <w:lvlJc w:val="left"/>
+      <w:pPr>
+        <w:tabs>
+          <w:tab w:val="num" w:pos="3600"/>
+        </w:tabs>
+        <w:ind w:left="3600" w:hanging="360"/>
+      </w:pPr>
+      <w:rPr>
+        <w:rFonts w:ascii="Wingdings" w:hAnsi="Wingdings" w:hint="default"/>
+        <w:sz w:val="20"/>
+      </w:rPr>
+    </w:lvl>
+    <w:lvl w:ilvl="5" w:tentative="1">
+      <w:start w:val="1"/>
+      <w:numFmt w:val="bullet"/>
+      <w:lvlText w:val=""/>
+      <w:lvlJc w:val="left"/>
+      <w:pPr>
+        <w:tabs>
+          <w:tab w:val="num" w:pos="4320"/>
+        </w:tabs>
+        <w:ind w:left="4320" w:hanging="360"/>
+      </w:pPr>
+      <w:rPr>
+        <w:rFonts w:ascii="Wingdings" w:hAnsi="Wingdings" w:hint="default"/>
+        <w:sz w:val="20"/>
+      </w:rPr>
+    </w:lvl>
+    <w:lvl w:ilvl="6" w:tentative="1">
+      <w:start w:val="1"/>
+      <w:numFmt w:val="bullet"/>
+      <w:lvlText w:val=""/>
+      <w:lvlJc w:val="left"/>
+      <w:pPr>
+        <w:tabs>
+          <w:tab w:val="num" w:pos="5040"/>
+        </w:tabs>
+        <w:ind w:left="5040" w:hanging="360"/>
+      </w:pPr>
+      <w:rPr>
+        <w:rFonts w:ascii="Wingdings" w:hAnsi="Wingdings" w:hint="default"/>
+        <w:sz w:val="20"/>
+      </w:rPr>
+    </w:lvl>
+    <w:lvl w:ilvl="7" w:tentative="1">
+      <w:start w:val="1"/>
+      <w:numFmt w:val="bullet"/>
+      <w:lvlText w:val=""/>
+      <w:lvlJc w:val="left"/>
+      <w:pPr>
+        <w:tabs>
+          <w:tab w:val="num" w:pos="5760"/>
+        </w:tabs>
+        <w:ind w:left="5760" w:hanging="360"/>
+      </w:pPr>
+      <w:rPr>
+        <w:rFonts w:ascii="Wingdings" w:hAnsi="Wingdings" w:hint="default"/>
+        <w:sz w:val="20"/>
+      </w:rPr>
+    </w:lvl>
+    <w:lvl w:ilvl="8" w:tentative="1">
+      <w:start w:val="1"/>
+      <w:numFmt w:val="bullet"/>
+      <w:lvlText w:val=""/>
+      <w:lvlJc w:val="left"/>
+      <w:pPr>
+        <w:tabs>
+          <w:tab w:val="num" w:pos="6480"/>
+        </w:tabs>
+        <w:ind w:left="6480" w:hanging="360"/>
+      </w:pPr>
+      <w:rPr>
+        <w:rFonts w:ascii="Wingdings" w:hAnsi="Wingdings" w:hint="default"/>
+        <w:sz w:val="20"/>
+      </w:rPr>
+    </w:lvl>
+  </w:abstractNum>
+  <w:abstractNum w:abstractNumId="22" w15:restartNumberingAfterBreak="0">
+    <w:nsid w:val="542016AE"/>
+    <w:multiLevelType w:val="multilevel"/>
+    <w:tmpl w:val="A1688CDA"/>
+    <w:lvl w:ilvl="0">
+      <w:start w:val="1"/>
+      <w:numFmt w:val="bullet"/>
+      <w:lvlText w:val=""/>
+      <w:lvlJc w:val="left"/>
+      <w:pPr>
+        <w:tabs>
+          <w:tab w:val="num" w:pos="720"/>
+        </w:tabs>
+        <w:ind w:left="720" w:hanging="360"/>
+      </w:pPr>
+      <w:rPr>
+        <w:rFonts w:ascii="Symbol" w:hAnsi="Symbol" w:hint="default"/>
+        <w:sz w:val="20"/>
+      </w:rPr>
+    </w:lvl>
+    <w:lvl w:ilvl="1">
+      <w:start w:val="1"/>
+      <w:numFmt w:val="bullet"/>
+      <w:lvlText w:val="o"/>
+      <w:lvlJc w:val="left"/>
+      <w:pPr>
+        <w:tabs>
+          <w:tab w:val="num" w:pos="1440"/>
+        </w:tabs>
+        <w:ind w:left="1440" w:hanging="360"/>
+      </w:pPr>
+      <w:rPr>
+        <w:rFonts w:ascii="Courier New" w:hAnsi="Courier New" w:hint="default"/>
+        <w:sz w:val="20"/>
+      </w:rPr>
+    </w:lvl>
+    <w:lvl w:ilvl="2" w:tentative="1">
+      <w:start w:val="1"/>
+      <w:numFmt w:val="bullet"/>
+      <w:lvlText w:val=""/>
+      <w:lvlJc w:val="left"/>
+      <w:pPr>
+        <w:tabs>
+          <w:tab w:val="num" w:pos="2160"/>
+        </w:tabs>
+        <w:ind w:left="2160" w:hanging="360"/>
+      </w:pPr>
+      <w:rPr>
+        <w:rFonts w:ascii="Wingdings" w:hAnsi="Wingdings" w:hint="default"/>
+        <w:sz w:val="20"/>
+      </w:rPr>
+    </w:lvl>
+    <w:lvl w:ilvl="3" w:tentative="1">
+      <w:start w:val="1"/>
+      <w:numFmt w:val="bullet"/>
+      <w:lvlText w:val=""/>
+      <w:lvlJc w:val="left"/>
+      <w:pPr>
+        <w:tabs>
+          <w:tab w:val="num" w:pos="2880"/>
+        </w:tabs>
+        <w:ind w:left="2880" w:hanging="360"/>
+      </w:pPr>
+      <w:rPr>
+        <w:rFonts w:ascii="Wingdings" w:hAnsi="Wingdings" w:hint="default"/>
+        <w:sz w:val="20"/>
+      </w:rPr>
+    </w:lvl>
+    <w:lvl w:ilvl="4" w:tentative="1">
+      <w:start w:val="1"/>
+      <w:numFmt w:val="bullet"/>
+      <w:lvlText w:val=""/>
+      <w:lvlJc w:val="left"/>
+      <w:pPr>
+        <w:tabs>
+          <w:tab w:val="num" w:pos="3600"/>
+        </w:tabs>
+        <w:ind w:left="3600" w:hanging="360"/>
+      </w:pPr>
+      <w:rPr>
+        <w:rFonts w:ascii="Wingdings" w:hAnsi="Wingdings" w:hint="default"/>
+        <w:sz w:val="20"/>
+      </w:rPr>
+    </w:lvl>
+    <w:lvl w:ilvl="5" w:tentative="1">
+      <w:start w:val="1"/>
+      <w:numFmt w:val="bullet"/>
+      <w:lvlText w:val=""/>
+      <w:lvlJc w:val="left"/>
+      <w:pPr>
+        <w:tabs>
+          <w:tab w:val="num" w:pos="4320"/>
+        </w:tabs>
+        <w:ind w:left="4320" w:hanging="360"/>
+      </w:pPr>
+      <w:rPr>
+        <w:rFonts w:ascii="Wingdings" w:hAnsi="Wingdings" w:hint="default"/>
+        <w:sz w:val="20"/>
+      </w:rPr>
+    </w:lvl>
+    <w:lvl w:ilvl="6" w:tentative="1">
+      <w:start w:val="1"/>
+      <w:numFmt w:val="bullet"/>
+      <w:lvlText w:val=""/>
+      <w:lvlJc w:val="left"/>
+      <w:pPr>
+        <w:tabs>
+          <w:tab w:val="num" w:pos="5040"/>
+        </w:tabs>
+        <w:ind w:left="5040" w:hanging="360"/>
+      </w:pPr>
+      <w:rPr>
+        <w:rFonts w:ascii="Wingdings" w:hAnsi="Wingdings" w:hint="default"/>
+        <w:sz w:val="20"/>
+      </w:rPr>
+    </w:lvl>
+    <w:lvl w:ilvl="7" w:tentative="1">
+      <w:start w:val="1"/>
+      <w:numFmt w:val="bullet"/>
+      <w:lvlText w:val=""/>
+      <w:lvlJc w:val="left"/>
+      <w:pPr>
+        <w:tabs>
+          <w:tab w:val="num" w:pos="5760"/>
+        </w:tabs>
+        <w:ind w:left="5760" w:hanging="360"/>
+      </w:pPr>
+      <w:rPr>
+        <w:rFonts w:ascii="Wingdings" w:hAnsi="Wingdings" w:hint="default"/>
+        <w:sz w:val="20"/>
+      </w:rPr>
+    </w:lvl>
+    <w:lvl w:ilvl="8" w:tentative="1">
+      <w:start w:val="1"/>
+      <w:numFmt w:val="bullet"/>
+      <w:lvlText w:val=""/>
+      <w:lvlJc w:val="left"/>
+      <w:pPr>
+        <w:tabs>
+          <w:tab w:val="num" w:pos="6480"/>
+        </w:tabs>
+        <w:ind w:left="6480" w:hanging="360"/>
+      </w:pPr>
+      <w:rPr>
+        <w:rFonts w:ascii="Wingdings" w:hAnsi="Wingdings" w:hint="default"/>
+        <w:sz w:val="20"/>
+      </w:rPr>
+    </w:lvl>
+  </w:abstractNum>
+  <w:abstractNum w:abstractNumId="23" w15:restartNumberingAfterBreak="0">
     <w:nsid w:val="5A0962ED"/>
     <w:multiLevelType w:val="multilevel"/>
     <w:tmpl w:val="F5265A34"/>
@@ -15945,7 +22696,305 @@
       </w:rPr>
     </w:lvl>
   </w:abstractNum>
-  <w:abstractNum w:abstractNumId="14" w15:restartNumberingAfterBreak="0">
+  <w:abstractNum w:abstractNumId="24" w15:restartNumberingAfterBreak="0">
+    <w:nsid w:val="5ADF74B4"/>
+    <w:multiLevelType w:val="multilevel"/>
+    <w:tmpl w:val="E94825FE"/>
+    <w:lvl w:ilvl="0">
+      <w:start w:val="1"/>
+      <w:numFmt w:val="bullet"/>
+      <w:lvlText w:val=""/>
+      <w:lvlJc w:val="left"/>
+      <w:pPr>
+        <w:tabs>
+          <w:tab w:val="num" w:pos="720"/>
+        </w:tabs>
+        <w:ind w:left="720" w:hanging="360"/>
+      </w:pPr>
+      <w:rPr>
+        <w:rFonts w:ascii="Symbol" w:hAnsi="Symbol" w:hint="default"/>
+        <w:sz w:val="20"/>
+      </w:rPr>
+    </w:lvl>
+    <w:lvl w:ilvl="1" w:tentative="1">
+      <w:start w:val="1"/>
+      <w:numFmt w:val="bullet"/>
+      <w:lvlText w:val="o"/>
+      <w:lvlJc w:val="left"/>
+      <w:pPr>
+        <w:tabs>
+          <w:tab w:val="num" w:pos="1440"/>
+        </w:tabs>
+        <w:ind w:left="1440" w:hanging="360"/>
+      </w:pPr>
+      <w:rPr>
+        <w:rFonts w:ascii="Courier New" w:hAnsi="Courier New" w:hint="default"/>
+        <w:sz w:val="20"/>
+      </w:rPr>
+    </w:lvl>
+    <w:lvl w:ilvl="2" w:tentative="1">
+      <w:start w:val="1"/>
+      <w:numFmt w:val="bullet"/>
+      <w:lvlText w:val=""/>
+      <w:lvlJc w:val="left"/>
+      <w:pPr>
+        <w:tabs>
+          <w:tab w:val="num" w:pos="2160"/>
+        </w:tabs>
+        <w:ind w:left="2160" w:hanging="360"/>
+      </w:pPr>
+      <w:rPr>
+        <w:rFonts w:ascii="Wingdings" w:hAnsi="Wingdings" w:hint="default"/>
+        <w:sz w:val="20"/>
+      </w:rPr>
+    </w:lvl>
+    <w:lvl w:ilvl="3" w:tentative="1">
+      <w:start w:val="1"/>
+      <w:numFmt w:val="bullet"/>
+      <w:lvlText w:val=""/>
+      <w:lvlJc w:val="left"/>
+      <w:pPr>
+        <w:tabs>
+          <w:tab w:val="num" w:pos="2880"/>
+        </w:tabs>
+        <w:ind w:left="2880" w:hanging="360"/>
+      </w:pPr>
+      <w:rPr>
+        <w:rFonts w:ascii="Wingdings" w:hAnsi="Wingdings" w:hint="default"/>
+        <w:sz w:val="20"/>
+      </w:rPr>
+    </w:lvl>
+    <w:lvl w:ilvl="4" w:tentative="1">
+      <w:start w:val="1"/>
+      <w:numFmt w:val="bullet"/>
+      <w:lvlText w:val=""/>
+      <w:lvlJc w:val="left"/>
+      <w:pPr>
+        <w:tabs>
+          <w:tab w:val="num" w:pos="3600"/>
+        </w:tabs>
+        <w:ind w:left="3600" w:hanging="360"/>
+      </w:pPr>
+      <w:rPr>
+        <w:rFonts w:ascii="Wingdings" w:hAnsi="Wingdings" w:hint="default"/>
+        <w:sz w:val="20"/>
+      </w:rPr>
+    </w:lvl>
+    <w:lvl w:ilvl="5" w:tentative="1">
+      <w:start w:val="1"/>
+      <w:numFmt w:val="bullet"/>
+      <w:lvlText w:val=""/>
+      <w:lvlJc w:val="left"/>
+      <w:pPr>
+        <w:tabs>
+          <w:tab w:val="num" w:pos="4320"/>
+        </w:tabs>
+        <w:ind w:left="4320" w:hanging="360"/>
+      </w:pPr>
+      <w:rPr>
+        <w:rFonts w:ascii="Wingdings" w:hAnsi="Wingdings" w:hint="default"/>
+        <w:sz w:val="20"/>
+      </w:rPr>
+    </w:lvl>
+    <w:lvl w:ilvl="6" w:tentative="1">
+      <w:start w:val="1"/>
+      <w:numFmt w:val="bullet"/>
+      <w:lvlText w:val=""/>
+      <w:lvlJc w:val="left"/>
+      <w:pPr>
+        <w:tabs>
+          <w:tab w:val="num" w:pos="5040"/>
+        </w:tabs>
+        <w:ind w:left="5040" w:hanging="360"/>
+      </w:pPr>
+      <w:rPr>
+        <w:rFonts w:ascii="Wingdings" w:hAnsi="Wingdings" w:hint="default"/>
+        <w:sz w:val="20"/>
+      </w:rPr>
+    </w:lvl>
+    <w:lvl w:ilvl="7" w:tentative="1">
+      <w:start w:val="1"/>
+      <w:numFmt w:val="bullet"/>
+      <w:lvlText w:val=""/>
+      <w:lvlJc w:val="left"/>
+      <w:pPr>
+        <w:tabs>
+          <w:tab w:val="num" w:pos="5760"/>
+        </w:tabs>
+        <w:ind w:left="5760" w:hanging="360"/>
+      </w:pPr>
+      <w:rPr>
+        <w:rFonts w:ascii="Wingdings" w:hAnsi="Wingdings" w:hint="default"/>
+        <w:sz w:val="20"/>
+      </w:rPr>
+    </w:lvl>
+    <w:lvl w:ilvl="8" w:tentative="1">
+      <w:start w:val="1"/>
+      <w:numFmt w:val="bullet"/>
+      <w:lvlText w:val=""/>
+      <w:lvlJc w:val="left"/>
+      <w:pPr>
+        <w:tabs>
+          <w:tab w:val="num" w:pos="6480"/>
+        </w:tabs>
+        <w:ind w:left="6480" w:hanging="360"/>
+      </w:pPr>
+      <w:rPr>
+        <w:rFonts w:ascii="Wingdings" w:hAnsi="Wingdings" w:hint="default"/>
+        <w:sz w:val="20"/>
+      </w:rPr>
+    </w:lvl>
+  </w:abstractNum>
+  <w:abstractNum w:abstractNumId="25" w15:restartNumberingAfterBreak="0">
+    <w:nsid w:val="60591458"/>
+    <w:multiLevelType w:val="multilevel"/>
+    <w:tmpl w:val="769EE696"/>
+    <w:lvl w:ilvl="0">
+      <w:start w:val="1"/>
+      <w:numFmt w:val="bullet"/>
+      <w:lvlText w:val=""/>
+      <w:lvlJc w:val="left"/>
+      <w:pPr>
+        <w:tabs>
+          <w:tab w:val="num" w:pos="720"/>
+        </w:tabs>
+        <w:ind w:left="720" w:hanging="360"/>
+      </w:pPr>
+      <w:rPr>
+        <w:rFonts w:ascii="Symbol" w:hAnsi="Symbol" w:hint="default"/>
+        <w:sz w:val="20"/>
+      </w:rPr>
+    </w:lvl>
+    <w:lvl w:ilvl="1" w:tentative="1">
+      <w:start w:val="1"/>
+      <w:numFmt w:val="bullet"/>
+      <w:lvlText w:val="o"/>
+      <w:lvlJc w:val="left"/>
+      <w:pPr>
+        <w:tabs>
+          <w:tab w:val="num" w:pos="1440"/>
+        </w:tabs>
+        <w:ind w:left="1440" w:hanging="360"/>
+      </w:pPr>
+      <w:rPr>
+        <w:rFonts w:ascii="Courier New" w:hAnsi="Courier New" w:hint="default"/>
+        <w:sz w:val="20"/>
+      </w:rPr>
+    </w:lvl>
+    <w:lvl w:ilvl="2" w:tentative="1">
+      <w:start w:val="1"/>
+      <w:numFmt w:val="bullet"/>
+      <w:lvlText w:val=""/>
+      <w:lvlJc w:val="left"/>
+      <w:pPr>
+        <w:tabs>
+          <w:tab w:val="num" w:pos="2160"/>
+        </w:tabs>
+        <w:ind w:left="2160" w:hanging="360"/>
+      </w:pPr>
+      <w:rPr>
+        <w:rFonts w:ascii="Wingdings" w:hAnsi="Wingdings" w:hint="default"/>
+        <w:sz w:val="20"/>
+      </w:rPr>
+    </w:lvl>
+    <w:lvl w:ilvl="3" w:tentative="1">
+      <w:start w:val="1"/>
+      <w:numFmt w:val="bullet"/>
+      <w:lvlText w:val=""/>
+      <w:lvlJc w:val="left"/>
+      <w:pPr>
+        <w:tabs>
+          <w:tab w:val="num" w:pos="2880"/>
+        </w:tabs>
+        <w:ind w:left="2880" w:hanging="360"/>
+      </w:pPr>
+      <w:rPr>
+        <w:rFonts w:ascii="Wingdings" w:hAnsi="Wingdings" w:hint="default"/>
+        <w:sz w:val="20"/>
+      </w:rPr>
+    </w:lvl>
+    <w:lvl w:ilvl="4" w:tentative="1">
+      <w:start w:val="1"/>
+      <w:numFmt w:val="bullet"/>
+      <w:lvlText w:val=""/>
+      <w:lvlJc w:val="left"/>
+      <w:pPr>
+        <w:tabs>
+          <w:tab w:val="num" w:pos="3600"/>
+        </w:tabs>
+        <w:ind w:left="3600" w:hanging="360"/>
+      </w:pPr>
+      <w:rPr>
+        <w:rFonts w:ascii="Wingdings" w:hAnsi="Wingdings" w:hint="default"/>
+        <w:sz w:val="20"/>
+      </w:rPr>
+    </w:lvl>
+    <w:lvl w:ilvl="5" w:tentative="1">
+      <w:start w:val="1"/>
+      <w:numFmt w:val="bullet"/>
+      <w:lvlText w:val=""/>
+      <w:lvlJc w:val="left"/>
+      <w:pPr>
+        <w:tabs>
+          <w:tab w:val="num" w:pos="4320"/>
+        </w:tabs>
+        <w:ind w:left="4320" w:hanging="360"/>
+      </w:pPr>
+      <w:rPr>
+        <w:rFonts w:ascii="Wingdings" w:hAnsi="Wingdings" w:hint="default"/>
+        <w:sz w:val="20"/>
+      </w:rPr>
+    </w:lvl>
+    <w:lvl w:ilvl="6" w:tentative="1">
+      <w:start w:val="1"/>
+      <w:numFmt w:val="bullet"/>
+      <w:lvlText w:val=""/>
+      <w:lvlJc w:val="left"/>
+      <w:pPr>
+        <w:tabs>
+          <w:tab w:val="num" w:pos="5040"/>
+        </w:tabs>
+        <w:ind w:left="5040" w:hanging="360"/>
+      </w:pPr>
+      <w:rPr>
+        <w:rFonts w:ascii="Wingdings" w:hAnsi="Wingdings" w:hint="default"/>
+        <w:sz w:val="20"/>
+      </w:rPr>
+    </w:lvl>
+    <w:lvl w:ilvl="7" w:tentative="1">
+      <w:start w:val="1"/>
+      <w:numFmt w:val="bullet"/>
+      <w:lvlText w:val=""/>
+      <w:lvlJc w:val="left"/>
+      <w:pPr>
+        <w:tabs>
+          <w:tab w:val="num" w:pos="5760"/>
+        </w:tabs>
+        <w:ind w:left="5760" w:hanging="360"/>
+      </w:pPr>
+      <w:rPr>
+        <w:rFonts w:ascii="Wingdings" w:hAnsi="Wingdings" w:hint="default"/>
+        <w:sz w:val="20"/>
+      </w:rPr>
+    </w:lvl>
+    <w:lvl w:ilvl="8" w:tentative="1">
+      <w:start w:val="1"/>
+      <w:numFmt w:val="bullet"/>
+      <w:lvlText w:val=""/>
+      <w:lvlJc w:val="left"/>
+      <w:pPr>
+        <w:tabs>
+          <w:tab w:val="num" w:pos="6480"/>
+        </w:tabs>
+        <w:ind w:left="6480" w:hanging="360"/>
+      </w:pPr>
+      <w:rPr>
+        <w:rFonts w:ascii="Wingdings" w:hAnsi="Wingdings" w:hint="default"/>
+        <w:sz w:val="20"/>
+      </w:rPr>
+    </w:lvl>
+  </w:abstractNum>
+  <w:abstractNum w:abstractNumId="26" w15:restartNumberingAfterBreak="0">
     <w:nsid w:val="605F5A8E"/>
     <w:multiLevelType w:val="multilevel"/>
     <w:tmpl w:val="7688E194"/>
@@ -16094,7 +23143,156 @@
       </w:rPr>
     </w:lvl>
   </w:abstractNum>
-  <w:abstractNum w:abstractNumId="15" w15:restartNumberingAfterBreak="0">
+  <w:abstractNum w:abstractNumId="27" w15:restartNumberingAfterBreak="0">
+    <w:nsid w:val="62011090"/>
+    <w:multiLevelType w:val="multilevel"/>
+    <w:tmpl w:val="19C4EC72"/>
+    <w:lvl w:ilvl="0">
+      <w:start w:val="1"/>
+      <w:numFmt w:val="bullet"/>
+      <w:lvlText w:val=""/>
+      <w:lvlJc w:val="left"/>
+      <w:pPr>
+        <w:tabs>
+          <w:tab w:val="num" w:pos="720"/>
+        </w:tabs>
+        <w:ind w:left="720" w:hanging="360"/>
+      </w:pPr>
+      <w:rPr>
+        <w:rFonts w:ascii="Symbol" w:hAnsi="Symbol" w:hint="default"/>
+        <w:sz w:val="20"/>
+      </w:rPr>
+    </w:lvl>
+    <w:lvl w:ilvl="1" w:tentative="1">
+      <w:start w:val="1"/>
+      <w:numFmt w:val="bullet"/>
+      <w:lvlText w:val="o"/>
+      <w:lvlJc w:val="left"/>
+      <w:pPr>
+        <w:tabs>
+          <w:tab w:val="num" w:pos="1440"/>
+        </w:tabs>
+        <w:ind w:left="1440" w:hanging="360"/>
+      </w:pPr>
+      <w:rPr>
+        <w:rFonts w:ascii="Courier New" w:hAnsi="Courier New" w:hint="default"/>
+        <w:sz w:val="20"/>
+      </w:rPr>
+    </w:lvl>
+    <w:lvl w:ilvl="2" w:tentative="1">
+      <w:start w:val="1"/>
+      <w:numFmt w:val="bullet"/>
+      <w:lvlText w:val=""/>
+      <w:lvlJc w:val="left"/>
+      <w:pPr>
+        <w:tabs>
+          <w:tab w:val="num" w:pos="2160"/>
+        </w:tabs>
+        <w:ind w:left="2160" w:hanging="360"/>
+      </w:pPr>
+      <w:rPr>
+        <w:rFonts w:ascii="Wingdings" w:hAnsi="Wingdings" w:hint="default"/>
+        <w:sz w:val="20"/>
+      </w:rPr>
+    </w:lvl>
+    <w:lvl w:ilvl="3" w:tentative="1">
+      <w:start w:val="1"/>
+      <w:numFmt w:val="bullet"/>
+      <w:lvlText w:val=""/>
+      <w:lvlJc w:val="left"/>
+      <w:pPr>
+        <w:tabs>
+          <w:tab w:val="num" w:pos="2880"/>
+        </w:tabs>
+        <w:ind w:left="2880" w:hanging="360"/>
+      </w:pPr>
+      <w:rPr>
+        <w:rFonts w:ascii="Wingdings" w:hAnsi="Wingdings" w:hint="default"/>
+        <w:sz w:val="20"/>
+      </w:rPr>
+    </w:lvl>
+    <w:lvl w:ilvl="4" w:tentative="1">
+      <w:start w:val="1"/>
+      <w:numFmt w:val="bullet"/>
+      <w:lvlText w:val=""/>
+      <w:lvlJc w:val="left"/>
+      <w:pPr>
+        <w:tabs>
+          <w:tab w:val="num" w:pos="3600"/>
+        </w:tabs>
+        <w:ind w:left="3600" w:hanging="360"/>
+      </w:pPr>
+      <w:rPr>
+        <w:rFonts w:ascii="Wingdings" w:hAnsi="Wingdings" w:hint="default"/>
+        <w:sz w:val="20"/>
+      </w:rPr>
+    </w:lvl>
+    <w:lvl w:ilvl="5" w:tentative="1">
+      <w:start w:val="1"/>
+      <w:numFmt w:val="bullet"/>
+      <w:lvlText w:val=""/>
+      <w:lvlJc w:val="left"/>
+      <w:pPr>
+        <w:tabs>
+          <w:tab w:val="num" w:pos="4320"/>
+        </w:tabs>
+        <w:ind w:left="4320" w:hanging="360"/>
+      </w:pPr>
+      <w:rPr>
+        <w:rFonts w:ascii="Wingdings" w:hAnsi="Wingdings" w:hint="default"/>
+        <w:sz w:val="20"/>
+      </w:rPr>
+    </w:lvl>
+    <w:lvl w:ilvl="6" w:tentative="1">
+      <w:start w:val="1"/>
+      <w:numFmt w:val="bullet"/>
+      <w:lvlText w:val=""/>
+      <w:lvlJc w:val="left"/>
+      <w:pPr>
+        <w:tabs>
+          <w:tab w:val="num" w:pos="5040"/>
+        </w:tabs>
+        <w:ind w:left="5040" w:hanging="360"/>
+      </w:pPr>
+      <w:rPr>
+        <w:rFonts w:ascii="Wingdings" w:hAnsi="Wingdings" w:hint="default"/>
+        <w:sz w:val="20"/>
+      </w:rPr>
+    </w:lvl>
+    <w:lvl w:ilvl="7" w:tentative="1">
+      <w:start w:val="1"/>
+      <w:numFmt w:val="bullet"/>
+      <w:lvlText w:val=""/>
+      <w:lvlJc w:val="left"/>
+      <w:pPr>
+        <w:tabs>
+          <w:tab w:val="num" w:pos="5760"/>
+        </w:tabs>
+        <w:ind w:left="5760" w:hanging="360"/>
+      </w:pPr>
+      <w:rPr>
+        <w:rFonts w:ascii="Wingdings" w:hAnsi="Wingdings" w:hint="default"/>
+        <w:sz w:val="20"/>
+      </w:rPr>
+    </w:lvl>
+    <w:lvl w:ilvl="8" w:tentative="1">
+      <w:start w:val="1"/>
+      <w:numFmt w:val="bullet"/>
+      <w:lvlText w:val=""/>
+      <w:lvlJc w:val="left"/>
+      <w:pPr>
+        <w:tabs>
+          <w:tab w:val="num" w:pos="6480"/>
+        </w:tabs>
+        <w:ind w:left="6480" w:hanging="360"/>
+      </w:pPr>
+      <w:rPr>
+        <w:rFonts w:ascii="Wingdings" w:hAnsi="Wingdings" w:hint="default"/>
+        <w:sz w:val="20"/>
+      </w:rPr>
+    </w:lvl>
+  </w:abstractNum>
+  <w:abstractNum w:abstractNumId="28" w15:restartNumberingAfterBreak="0">
     <w:nsid w:val="683B6920"/>
     <w:multiLevelType w:val="multilevel"/>
     <w:tmpl w:val="5DE0AE92"/>
@@ -16243,7 +23441,7 @@
       </w:rPr>
     </w:lvl>
   </w:abstractNum>
-  <w:abstractNum w:abstractNumId="16" w15:restartNumberingAfterBreak="0">
+  <w:abstractNum w:abstractNumId="29" w15:restartNumberingAfterBreak="0">
     <w:nsid w:val="6FA2732B"/>
     <w:multiLevelType w:val="multilevel"/>
     <w:tmpl w:val="FF4CC46E"/>
@@ -16392,7 +23590,156 @@
       </w:rPr>
     </w:lvl>
   </w:abstractNum>
-  <w:abstractNum w:abstractNumId="17" w15:restartNumberingAfterBreak="0">
+  <w:abstractNum w:abstractNumId="30" w15:restartNumberingAfterBreak="0">
+    <w:nsid w:val="73A547EF"/>
+    <w:multiLevelType w:val="multilevel"/>
+    <w:tmpl w:val="C4743AD0"/>
+    <w:lvl w:ilvl="0">
+      <w:start w:val="1"/>
+      <w:numFmt w:val="bullet"/>
+      <w:lvlText w:val=""/>
+      <w:lvlJc w:val="left"/>
+      <w:pPr>
+        <w:tabs>
+          <w:tab w:val="num" w:pos="720"/>
+        </w:tabs>
+        <w:ind w:left="720" w:hanging="360"/>
+      </w:pPr>
+      <w:rPr>
+        <w:rFonts w:ascii="Symbol" w:hAnsi="Symbol" w:hint="default"/>
+        <w:sz w:val="20"/>
+      </w:rPr>
+    </w:lvl>
+    <w:lvl w:ilvl="1" w:tentative="1">
+      <w:start w:val="1"/>
+      <w:numFmt w:val="bullet"/>
+      <w:lvlText w:val="o"/>
+      <w:lvlJc w:val="left"/>
+      <w:pPr>
+        <w:tabs>
+          <w:tab w:val="num" w:pos="1440"/>
+        </w:tabs>
+        <w:ind w:left="1440" w:hanging="360"/>
+      </w:pPr>
+      <w:rPr>
+        <w:rFonts w:ascii="Courier New" w:hAnsi="Courier New" w:hint="default"/>
+        <w:sz w:val="20"/>
+      </w:rPr>
+    </w:lvl>
+    <w:lvl w:ilvl="2" w:tentative="1">
+      <w:start w:val="1"/>
+      <w:numFmt w:val="bullet"/>
+      <w:lvlText w:val=""/>
+      <w:lvlJc w:val="left"/>
+      <w:pPr>
+        <w:tabs>
+          <w:tab w:val="num" w:pos="2160"/>
+        </w:tabs>
+        <w:ind w:left="2160" w:hanging="360"/>
+      </w:pPr>
+      <w:rPr>
+        <w:rFonts w:ascii="Wingdings" w:hAnsi="Wingdings" w:hint="default"/>
+        <w:sz w:val="20"/>
+      </w:rPr>
+    </w:lvl>
+    <w:lvl w:ilvl="3" w:tentative="1">
+      <w:start w:val="1"/>
+      <w:numFmt w:val="bullet"/>
+      <w:lvlText w:val=""/>
+      <w:lvlJc w:val="left"/>
+      <w:pPr>
+        <w:tabs>
+          <w:tab w:val="num" w:pos="2880"/>
+        </w:tabs>
+        <w:ind w:left="2880" w:hanging="360"/>
+      </w:pPr>
+      <w:rPr>
+        <w:rFonts w:ascii="Wingdings" w:hAnsi="Wingdings" w:hint="default"/>
+        <w:sz w:val="20"/>
+      </w:rPr>
+    </w:lvl>
+    <w:lvl w:ilvl="4" w:tentative="1">
+      <w:start w:val="1"/>
+      <w:numFmt w:val="bullet"/>
+      <w:lvlText w:val=""/>
+      <w:lvlJc w:val="left"/>
+      <w:pPr>
+        <w:tabs>
+          <w:tab w:val="num" w:pos="3600"/>
+        </w:tabs>
+        <w:ind w:left="3600" w:hanging="360"/>
+      </w:pPr>
+      <w:rPr>
+        <w:rFonts w:ascii="Wingdings" w:hAnsi="Wingdings" w:hint="default"/>
+        <w:sz w:val="20"/>
+      </w:rPr>
+    </w:lvl>
+    <w:lvl w:ilvl="5" w:tentative="1">
+      <w:start w:val="1"/>
+      <w:numFmt w:val="bullet"/>
+      <w:lvlText w:val=""/>
+      <w:lvlJc w:val="left"/>
+      <w:pPr>
+        <w:tabs>
+          <w:tab w:val="num" w:pos="4320"/>
+        </w:tabs>
+        <w:ind w:left="4320" w:hanging="360"/>
+      </w:pPr>
+      <w:rPr>
+        <w:rFonts w:ascii="Wingdings" w:hAnsi="Wingdings" w:hint="default"/>
+        <w:sz w:val="20"/>
+      </w:rPr>
+    </w:lvl>
+    <w:lvl w:ilvl="6" w:tentative="1">
+      <w:start w:val="1"/>
+      <w:numFmt w:val="bullet"/>
+      <w:lvlText w:val=""/>
+      <w:lvlJc w:val="left"/>
+      <w:pPr>
+        <w:tabs>
+          <w:tab w:val="num" w:pos="5040"/>
+        </w:tabs>
+        <w:ind w:left="5040" w:hanging="360"/>
+      </w:pPr>
+      <w:rPr>
+        <w:rFonts w:ascii="Wingdings" w:hAnsi="Wingdings" w:hint="default"/>
+        <w:sz w:val="20"/>
+      </w:rPr>
+    </w:lvl>
+    <w:lvl w:ilvl="7" w:tentative="1">
+      <w:start w:val="1"/>
+      <w:numFmt w:val="bullet"/>
+      <w:lvlText w:val=""/>
+      <w:lvlJc w:val="left"/>
+      <w:pPr>
+        <w:tabs>
+          <w:tab w:val="num" w:pos="5760"/>
+        </w:tabs>
+        <w:ind w:left="5760" w:hanging="360"/>
+      </w:pPr>
+      <w:rPr>
+        <w:rFonts w:ascii="Wingdings" w:hAnsi="Wingdings" w:hint="default"/>
+        <w:sz w:val="20"/>
+      </w:rPr>
+    </w:lvl>
+    <w:lvl w:ilvl="8" w:tentative="1">
+      <w:start w:val="1"/>
+      <w:numFmt w:val="bullet"/>
+      <w:lvlText w:val=""/>
+      <w:lvlJc w:val="left"/>
+      <w:pPr>
+        <w:tabs>
+          <w:tab w:val="num" w:pos="6480"/>
+        </w:tabs>
+        <w:ind w:left="6480" w:hanging="360"/>
+      </w:pPr>
+      <w:rPr>
+        <w:rFonts w:ascii="Wingdings" w:hAnsi="Wingdings" w:hint="default"/>
+        <w:sz w:val="20"/>
+      </w:rPr>
+    </w:lvl>
+  </w:abstractNum>
+  <w:abstractNum w:abstractNumId="31" w15:restartNumberingAfterBreak="0">
     <w:nsid w:val="79FF7091"/>
     <w:multiLevelType w:val="hybridMultilevel"/>
     <w:tmpl w:val="6F7A1BA0"/>
@@ -16505,7 +23852,7 @@
       </w:rPr>
     </w:lvl>
   </w:abstractNum>
-  <w:abstractNum w:abstractNumId="18" w15:restartNumberingAfterBreak="0">
+  <w:abstractNum w:abstractNumId="32" w15:restartNumberingAfterBreak="0">
     <w:nsid w:val="7ED929B7"/>
     <w:multiLevelType w:val="hybridMultilevel"/>
     <w:tmpl w:val="1C9A976C"/>
@@ -16622,58 +23969,100 @@
     <w:abstractNumId w:val="0"/>
   </w:num>
   <w:num w:numId="2" w16cid:durableId="1994526925">
-    <w:abstractNumId w:val="18"/>
+    <w:abstractNumId w:val="32"/>
   </w:num>
   <w:num w:numId="3" w16cid:durableId="873616169">
-    <w:abstractNumId w:val="17"/>
+    <w:abstractNumId w:val="31"/>
   </w:num>
   <w:num w:numId="4" w16cid:durableId="1724669520">
-    <w:abstractNumId w:val="3"/>
+    <w:abstractNumId w:val="4"/>
   </w:num>
   <w:num w:numId="5" w16cid:durableId="1396004764">
-    <w:abstractNumId w:val="7"/>
+    <w:abstractNumId w:val="11"/>
   </w:num>
   <w:num w:numId="6" w16cid:durableId="1024748141">
-    <w:abstractNumId w:val="5"/>
+    <w:abstractNumId w:val="9"/>
   </w:num>
   <w:num w:numId="7" w16cid:durableId="2104258110">
-    <w:abstractNumId w:val="8"/>
+    <w:abstractNumId w:val="12"/>
   </w:num>
   <w:num w:numId="8" w16cid:durableId="1201746955">
-    <w:abstractNumId w:val="14"/>
+    <w:abstractNumId w:val="26"/>
   </w:num>
   <w:num w:numId="9" w16cid:durableId="622079160">
-    <w:abstractNumId w:val="16"/>
+    <w:abstractNumId w:val="29"/>
   </w:num>
   <w:num w:numId="10" w16cid:durableId="570652705">
-    <w:abstractNumId w:val="11"/>
+    <w:abstractNumId w:val="19"/>
   </w:num>
   <w:num w:numId="11" w16cid:durableId="1130441853">
-    <w:abstractNumId w:val="15"/>
+    <w:abstractNumId w:val="28"/>
   </w:num>
   <w:num w:numId="12" w16cid:durableId="1883202245">
     <w:abstractNumId w:val="2"/>
   </w:num>
   <w:num w:numId="13" w16cid:durableId="73865292">
-    <w:abstractNumId w:val="13"/>
+    <w:abstractNumId w:val="23"/>
   </w:num>
   <w:num w:numId="14" w16cid:durableId="1651012826">
-    <w:abstractNumId w:val="12"/>
+    <w:abstractNumId w:val="20"/>
   </w:num>
   <w:num w:numId="15" w16cid:durableId="935359200">
-    <w:abstractNumId w:val="6"/>
+    <w:abstractNumId w:val="10"/>
   </w:num>
   <w:num w:numId="16" w16cid:durableId="1100570357">
-    <w:abstractNumId w:val="10"/>
+    <w:abstractNumId w:val="14"/>
   </w:num>
   <w:num w:numId="17" w16cid:durableId="1183124860">
-    <w:abstractNumId w:val="9"/>
+    <w:abstractNumId w:val="13"/>
   </w:num>
   <w:num w:numId="18" w16cid:durableId="1056970196">
     <w:abstractNumId w:val="1"/>
   </w:num>
   <w:num w:numId="19" w16cid:durableId="1170946038">
-    <w:abstractNumId w:val="4"/>
+    <w:abstractNumId w:val="6"/>
+  </w:num>
+  <w:num w:numId="20" w16cid:durableId="116261608">
+    <w:abstractNumId w:val="21"/>
+  </w:num>
+  <w:num w:numId="21" w16cid:durableId="1240822032">
+    <w:abstractNumId w:val="27"/>
+  </w:num>
+  <w:num w:numId="22" w16cid:durableId="179587207">
+    <w:abstractNumId w:val="22"/>
+  </w:num>
+  <w:num w:numId="23" w16cid:durableId="479347733">
+    <w:abstractNumId w:val="7"/>
+  </w:num>
+  <w:num w:numId="24" w16cid:durableId="1214004556">
+    <w:abstractNumId w:val="3"/>
+  </w:num>
+  <w:num w:numId="25" w16cid:durableId="245651179">
+    <w:abstractNumId w:val="18"/>
+  </w:num>
+  <w:num w:numId="26" w16cid:durableId="819882563">
+    <w:abstractNumId w:val="16"/>
+  </w:num>
+  <w:num w:numId="27" w16cid:durableId="671303278">
+    <w:abstractNumId w:val="8"/>
+  </w:num>
+  <w:num w:numId="28" w16cid:durableId="2081324672">
+    <w:abstractNumId w:val="15"/>
+  </w:num>
+  <w:num w:numId="29" w16cid:durableId="1454059691">
+    <w:abstractNumId w:val="25"/>
+  </w:num>
+  <w:num w:numId="30" w16cid:durableId="626467874">
+    <w:abstractNumId w:val="17"/>
+  </w:num>
+  <w:num w:numId="31" w16cid:durableId="382097977">
+    <w:abstractNumId w:val="5"/>
+  </w:num>
+  <w:num w:numId="32" w16cid:durableId="1632711445">
+    <w:abstractNumId w:val="30"/>
+  </w:num>
+  <w:num w:numId="33" w16cid:durableId="1958678457">
+    <w:abstractNumId w:val="24"/>
   </w:num>
 </w:numbering>
 </file>
@@ -17125,6 +24514,29 @@
       <w:szCs w:val="26"/>
     </w:rPr>
   </w:style>
+  <w:style w:type="paragraph" w:styleId="Heading3">
+    <w:name w:val="heading 3"/>
+    <w:basedOn w:val="Normal"/>
+    <w:next w:val="Normal"/>
+    <w:link w:val="Heading3Char"/>
+    <w:uiPriority w:val="9"/>
+    <w:semiHidden/>
+    <w:unhideWhenUsed/>
+    <w:qFormat/>
+    <w:rsid w:val="005229E9"/>
+    <w:pPr>
+      <w:keepNext/>
+      <w:keepLines/>
+      <w:spacing w:before="40" w:after="0"/>
+      <w:outlineLvl w:val="2"/>
+    </w:pPr>
+    <w:rPr>
+      <w:rFonts w:asciiTheme="majorHAnsi" w:eastAsiaTheme="majorEastAsia" w:hAnsiTheme="majorHAnsi" w:cstheme="majorBidi"/>
+      <w:color w:val="1F4D78" w:themeColor="accent1" w:themeShade="7F"/>
+      <w:sz w:val="24"/>
+      <w:szCs w:val="24"/>
+    </w:rPr>
+  </w:style>
   <w:style w:type="character" w:default="1" w:styleId="DefaultParagraphFont">
     <w:name w:val="Default Paragraph Font"/>
     <w:uiPriority w:val="1"/>
@@ -17317,6 +24729,21 @@
       <w:spacing w:after="100"/>
       <w:ind w:left="280"/>
     </w:pPr>
+  </w:style>
+  <w:style w:type="character" w:customStyle="1" w:styleId="Heading3Char">
+    <w:name w:val="Heading 3 Char"/>
+    <w:basedOn w:val="DefaultParagraphFont"/>
+    <w:link w:val="Heading3"/>
+    <w:uiPriority w:val="9"/>
+    <w:semiHidden/>
+    <w:rsid w:val="005229E9"/>
+    <w:rPr>
+      <w:rFonts w:asciiTheme="majorHAnsi" w:eastAsiaTheme="majorEastAsia" w:hAnsiTheme="majorHAnsi" w:cstheme="majorBidi"/>
+      <w:color w:val="1F4D78" w:themeColor="accent1" w:themeShade="7F"/>
+      <w:sz w:val="24"/>
+      <w:szCs w:val="24"/>
+      <w:lang w:val="vi-VN"/>
+    </w:rPr>
   </w:style>
 </w:styles>
 </file>
